--- a/downloads/workbook/ai-3-week-02.docx
+++ b/downloads/workbook/ai-3-week-02.docx
@@ -1521,6 +1521,178 @@
         <w:t>Project connection: Explain Study Buddy generation as conditional choices, while checking the finished factual claims against sources.</w:t>
       </w:r>
     </w:p>
+    <w:p>
+      <w:pPr>
+        <w:pStyle w:val="Heading1"/>
+      </w:pPr>
+      <w:r>
+        <w:t>24. Project portfolio milestone</w:t>
+      </w:r>
+    </w:p>
+    <w:p>
+      <w:r>
+        <w:t>Project: Verified Study Buddy</w:t>
+      </w:r>
+    </w:p>
+    <w:p>
+      <w:r>
+        <w:t>Current milestone: Frame the need. Name the user, the problem, allowed inputs and a safe simple starting method.</w:t>
+      </w:r>
+    </w:p>
+    <w:p>
+      <w:r>
+        <w:t>Explain Study Buddy generation as conditional choices, while checking the finished factual claims against sources.</w:t>
+      </w:r>
+    </w:p>
+    <w:tbl>
+      <w:tblPr>
+        <w:tblStyle w:val="LightShading-Accent1"/>
+        <w:tblW w:type="auto" w:w="0"/>
+        <w:tblLook w:firstColumn="1" w:firstRow="1" w:lastColumn="0" w:lastRow="0" w:noHBand="0" w:noVBand="1" w:val="04A0"/>
+      </w:tblPr>
+      <w:tblGrid>
+        <w:gridCol w:w="5112"/>
+        <w:gridCol w:w="5112"/>
+      </w:tblGrid>
+      <w:tr>
+        <w:trPr>
+          <w:tblHeader/>
+        </w:trPr>
+        <w:tc>
+          <w:tcPr>
+            <w:tcW w:type="dxa" w:w="5112"/>
+          </w:tcPr>
+          <w:p>
+            <w:r>
+              <w:t>Evidence to keep</w:t>
+            </w:r>
+          </w:p>
+        </w:tc>
+        <w:tc>
+          <w:tcPr>
+            <w:tcW w:type="dxa" w:w="5112"/>
+          </w:tcPr>
+          <w:p>
+            <w:r>
+              <w:t>My record</w:t>
+            </w:r>
+          </w:p>
+        </w:tc>
+      </w:tr>
+      <w:tr>
+        <w:tc>
+          <w:tcPr>
+            <w:tcW w:type="dxa" w:w="5112"/>
+          </w:tcPr>
+          <w:p>
+            <w:r>
+              <w:t>This week’s input and deciding step</w:t>
+            </w:r>
+          </w:p>
+        </w:tc>
+        <w:tc>
+          <w:tcPr>
+            <w:tcW w:type="dxa" w:w="5112"/>
+          </w:tcPr>
+          <w:p>
+            <w:r/>
+          </w:p>
+        </w:tc>
+      </w:tr>
+      <w:tr>
+        <w:tc>
+          <w:tcPr>
+            <w:tcW w:type="dxa" w:w="5112"/>
+          </w:tcPr>
+          <w:p>
+            <w:r>
+              <w:t>Prediction and actual result (or labelled paper trace)</w:t>
+            </w:r>
+          </w:p>
+        </w:tc>
+        <w:tc>
+          <w:tcPr>
+            <w:tcW w:type="dxa" w:w="5112"/>
+          </w:tcPr>
+          <w:p>
+            <w:r/>
+          </w:p>
+        </w:tc>
+      </w:tr>
+      <w:tr>
+        <w:tc>
+          <w:tcPr>
+            <w:tcW w:type="dxa" w:w="5112"/>
+          </w:tcPr>
+          <w:p>
+            <w:r>
+              <w:t>One change since the previous checkpoint and why</w:t>
+            </w:r>
+          </w:p>
+        </w:tc>
+        <w:tc>
+          <w:tcPr>
+            <w:tcW w:type="dxa" w:w="5112"/>
+          </w:tcPr>
+          <w:p>
+            <w:r/>
+          </w:p>
+        </w:tc>
+      </w:tr>
+      <w:tr>
+        <w:tc>
+          <w:tcPr>
+            <w:tcW w:type="dxa" w:w="5112"/>
+          </w:tcPr>
+          <w:p>
+            <w:r>
+              <w:t>One error or limit and the next test</w:t>
+            </w:r>
+          </w:p>
+        </w:tc>
+        <w:tc>
+          <w:tcPr>
+            <w:tcW w:type="dxa" w:w="5112"/>
+          </w:tcPr>
+          <w:p>
+            <w:r/>
+          </w:p>
+        </w:tc>
+      </w:tr>
+    </w:tbl>
+    <w:p>
+      <w:pPr>
+        <w:pStyle w:val="Heading3"/>
+      </w:pPr>
+      <w:r>
+        <w:t>Explain what this week adds to your project. Reuse last week’s record rather than starting again.</w:t>
+      </w:r>
+    </w:p>
+    <w:p>
+      <w:r>
+        <w:t>________________________________________________________________</w:t>
+      </w:r>
+    </w:p>
+    <w:p>
+      <w:r>
+        <w:t>________________________________________________________________</w:t>
+      </w:r>
+    </w:p>
+    <w:p>
+      <w:r>
+        <w:t>________________________________________________________________</w:t>
+      </w:r>
+    </w:p>
+    <w:p>
+      <w:r>
+        <w:t>________________________________________________________________</w:t>
+      </w:r>
+    </w:p>
+    <w:p>
+      <w:r>
+        <w:t>________________________________________________________________</w:t>
+      </w:r>
+    </w:p>
     <w:sectPr>
       <w:pgSz w:w="12240" w:h="15840"/>
       <w:pgMar w:top="936" w:right="1008" w:bottom="936" w:left="1008" w:header="720" w:footer="720" w:gutter="0"/>

--- a/downloads/workbook/ai-3-week-02.docx
+++ b/downloads/workbook/ai-3-week-02.docx
@@ -1693,6 +1693,230 @@
         <w:t>________________________________________________________________</w:t>
       </w:r>
     </w:p>
+    <w:p>
+      <w:pPr>
+        <w:pStyle w:val="Heading1"/>
+      </w:pPr>
+      <w:r>
+        <w:t>25. Supported practice and learning evidence</w:t>
+      </w:r>
+    </w:p>
+    <w:p>
+      <w:r>
+        <w:t>Use this supported practice once, in the browser or on paper. Keep the reserved independent assessment for a separate first attempt before teacher feedback.</w:t>
+      </w:r>
+    </w:p>
+    <w:p>
+      <w:r>
+        <w:t>A fictional two-stage token tree illustrates next-token prediction.</w:t>
+      </w:r>
+    </w:p>
+    <w:p>
+      <w:pPr>
+        <w:pStyle w:val="Heading3"/>
+      </w:pPr>
+      <w:r>
+        <w:t>Practice 1: explain the deciding evidence</w:t>
+      </w:r>
+    </w:p>
+    <w:p>
+      <w:r>
+        <w:t>Which labelled step matches this detail? rain→end is the more probable of the two complete end paths.</w:t>
+      </w:r>
+    </w:p>
+    <w:p>
+      <w:r>
+        <w:t>1. Rain branches</w:t>
+      </w:r>
+    </w:p>
+    <w:p>
+      <w:r>
+        <w:t>2. Compare end paths</w:t>
+      </w:r>
+    </w:p>
+    <w:p>
+      <w:r>
+        <w:t>3. Sun branches</w:t>
+      </w:r>
+    </w:p>
+    <w:p>
+      <w:r>
+        <w:t>4. First distribution</w:t>
+      </w:r>
+    </w:p>
+    <w:p>
+      <w:pPr>
+        <w:pStyle w:val="Heading3"/>
+      </w:pPr>
+      <w:r>
+        <w:t>My selected conclusion, deciding fact and explanation</w:t>
+      </w:r>
+    </w:p>
+    <w:p>
+      <w:r>
+        <w:t>________________________________________________________________</w:t>
+      </w:r>
+    </w:p>
+    <w:p>
+      <w:r>
+        <w:t>________________________________________________________________</w:t>
+      </w:r>
+    </w:p>
+    <w:p>
+      <w:r>
+        <w:t>________________________________________________________________</w:t>
+      </w:r>
+    </w:p>
+    <w:p>
+      <w:r>
+        <w:t>________________________________________________________________</w:t>
+      </w:r>
+    </w:p>
+    <w:p>
+      <w:r>
+        <w:t>________________________________________________________________</w:t>
+      </w:r>
+    </w:p>
+    <w:p>
+      <w:r>
+        <w:t>Hint if needed: Read the steps in the pictorial case. Match the supplied detail to the stage that performs or records it.</w:t>
+      </w:r>
+    </w:p>
+    <w:p>
+      <w:r>
+        <w:t>After your attempt, compare with the supported explanation: Compare end paths rain→end is the more probable of the two complete end paths. Conditional probabilities describe what follows a particular prefix. Multiplying along a path gives its joint probability. The four branch products sum to 1, but the two end paths sum to 0.625 because more branches have not ended. Greedy decoding selects sun then more; it does not guarantee the most likely complete sequence.</w:t>
+      </w:r>
+    </w:p>
+    <w:p>
+      <w:pPr>
+        <w:pStyle w:val="Heading3"/>
+      </w:pPr>
+      <w:r>
+        <w:t>Practice 2: explain the deciding evidence</w:t>
+      </w:r>
+    </w:p>
+    <w:p>
+      <w:r>
+        <w:t>Changed-case practice: Raise end-given-sun to 0.8 and lower more-given-sun to 0.2. Which conclusion is supported by the supplied facts?</w:t>
+      </w:r>
+    </w:p>
+    <w:p>
+      <w:r>
+        <w:t>1. We can decide the result without examining the changed input or the procedure.</w:t>
+      </w:r>
+    </w:p>
+    <w:p>
+      <w:r>
+        <w:t>2. This one example guarantees correct results for every future input.</w:t>
+      </w:r>
+    </w:p>
+    <w:p>
+      <w:r>
+        <w:t>3. sun→end becomes 0.44, beating unchanged rain→end 0.405.</w:t>
+      </w:r>
+    </w:p>
+    <w:p>
+      <w:pPr>
+        <w:pStyle w:val="Heading3"/>
+      </w:pPr>
+      <w:r>
+        <w:t>My selected conclusion, deciding fact and explanation</w:t>
+      </w:r>
+    </w:p>
+    <w:p>
+      <w:r>
+        <w:t>________________________________________________________________</w:t>
+      </w:r>
+    </w:p>
+    <w:p>
+      <w:r>
+        <w:t>________________________________________________________________</w:t>
+      </w:r>
+    </w:p>
+    <w:p>
+      <w:r>
+        <w:t>________________________________________________________________</w:t>
+      </w:r>
+    </w:p>
+    <w:p>
+      <w:r>
+        <w:t>________________________________________________________________</w:t>
+      </w:r>
+    </w:p>
+    <w:p>
+      <w:r>
+        <w:t>________________________________________________________________</w:t>
+      </w:r>
+    </w:p>
+    <w:p>
+      <w:r>
+        <w:t>Hint if needed: Use the changed condition and the deciding step in the pictorial trace. The answer must say what follows from those facts.</w:t>
+      </w:r>
+    </w:p>
+    <w:p>
+      <w:r>
+        <w:t>After your attempt, compare with the supported explanation: sun→end becomes 0.44, beating unchanged rain→end 0.405. Changing one conditional distribution changes its path products while the first-token probabilities remain fixed.</w:t>
+      </w:r>
+    </w:p>
+    <w:p>
+      <w:pPr>
+        <w:pStyle w:val="Heading3"/>
+      </w:pPr>
+      <w:r>
+        <w:t>Repair a missing building block</w:t>
+      </w:r>
+    </w:p>
+    <w:p>
+      <w:r>
+        <w:t>Review Predictive and Generative AI (ai-3/1). Goal: Distinguish discriminative prediction from generation by inspecting the requested output. Short practice: Identify the first unsupported claim and explain what source would be needed before asserting it.. Return to this week and explain what you changed.</w:t>
+      </w:r>
+    </w:p>
+    <w:p>
+      <w:pPr>
+        <w:pStyle w:val="Heading3"/>
+      </w:pPr>
+      <w:r>
+        <w:t>Keep your completed work</w:t>
+      </w:r>
+    </w:p>
+    <w:p>
+      <w:r>
+        <w:t>Use Download completed work in the hosted lesson to export your answers, reflections, practice feedback and code-run evidence. Open the HTML copy to read or print it. Drafts stay in this browser when storage is available; clear drafts on a shared device.</w:t>
+      </w:r>
+    </w:p>
+    <w:p>
+      <w:pPr>
+        <w:pStyle w:val="Heading3"/>
+      </w:pPr>
+      <w:r>
+        <w:t>What I repaired, the evidence I kept and the next test</w:t>
+      </w:r>
+    </w:p>
+    <w:p>
+      <w:r>
+        <w:t>________________________________________________________________</w:t>
+      </w:r>
+    </w:p>
+    <w:p>
+      <w:r>
+        <w:t>________________________________________________________________</w:t>
+      </w:r>
+    </w:p>
+    <w:p>
+      <w:r>
+        <w:t>________________________________________________________________</w:t>
+      </w:r>
+    </w:p>
+    <w:p>
+      <w:r>
+        <w:t>________________________________________________________________</w:t>
+      </w:r>
+    </w:p>
+    <w:p>
+      <w:r>
+        <w:t>________________________________________________________________</w:t>
+      </w:r>
+    </w:p>
     <w:sectPr>
       <w:pgSz w:w="12240" w:h="15840"/>
       <w:pgMar w:top="936" w:right="1008" w:bottom="936" w:left="1008" w:header="720" w:footer="720" w:gutter="0"/>

--- a/downloads/workbook/ai-3-week-02.docx
+++ b/downloads/workbook/ai-3-week-02.docx
@@ -30,6 +30,17 @@
     </w:p>
     <w:p>
       <w:r>
+        <w:t>Record your starting explanation for A Distribution of Possibilities before opening notes. Show any later correction separately.</w:t>
+      </w:r>
+    </w:p>
+    <w:p>
+      <w:pPr>
+        <w:spacing w:line="336" w:lineRule="auto" w:after="180"/>
+      </w:pPr>
+      <w:r>
+        <w:rPr>
+          <w:b w:val="0"/>
+        </w:rPr>
         <w:t>Try the recall before opening notes. Then use a different colour or a labelled second line to correct your explanation.</w:t>
       </w:r>
     </w:p>
@@ -42,7 +53,13 @@
       </w:r>
     </w:p>
     <w:p>
-      <w:r>
+      <w:pPr>
+        <w:spacing w:line="336" w:lineRule="auto" w:after="180"/>
+      </w:pPr>
+      <w:r>
+        <w:rPr>
+          <w:b w:val="0"/>
+        </w:rPr>
         <w:t>Without opening the old lesson, explain one key idea from Predictive and Generative AI. Give an example and a mistake that the idea helps you avoid.</w:t>
       </w:r>
     </w:p>
@@ -79,7 +96,30 @@
     </w:p>
     <w:p>
       <w:r>
-        <w:t>Use W2: Calculate the paths for Next token distributions. Record the answer once; the lesson and workbook refer to the same attempt.</w:t>
+        <w:t>Complete the supported A Distribution of Possibilities trace and record the first step you can explain without help.</w:t>
+      </w:r>
+    </w:p>
+    <w:p>
+      <w:pPr>
+        <w:spacing w:line="336" w:lineRule="auto" w:after="180"/>
+      </w:pPr>
+      <w:r>
+        <w:rPr>
+          <w:b w:val="0"/>
+        </w:rPr>
+        <w:t xml:space="preserve">Use W2: Calculate the paths for Next token </w:t>
+      </w:r>
+      <w:r>
+        <w:rPr>
+          <w:b/>
+        </w:rPr>
+        <w:t>distribution</w:t>
+      </w:r>
+      <w:r>
+        <w:rPr>
+          <w:b w:val="0"/>
+        </w:rPr>
+        <w:t>s. Record the answer once; the lesson and workbook refer to the same attempt.</w:t>
       </w:r>
     </w:p>
     <w:tbl>
@@ -207,7 +247,41 @@
     </w:p>
     <w:p>
       <w:r>
-        <w:t>Use the worked case for Next token distributions. Proposed explanation: “Conditional products assume independence”. Decide whether this explanation is supported. Point to the step or supplied fact that decides; explain your repair if needed.</w:t>
+        <w:t>Check the proposed A Distribution of Possibilities explanation against the supplied facts before discussing it.</w:t>
+      </w:r>
+    </w:p>
+    <w:p>
+      <w:pPr>
+        <w:spacing w:line="336" w:lineRule="auto" w:after="180"/>
+      </w:pPr>
+      <w:r>
+        <w:rPr>
+          <w:b w:val="0"/>
+        </w:rPr>
+        <w:t xml:space="preserve">Use the worked case for Next token </w:t>
+      </w:r>
+      <w:r>
+        <w:rPr>
+          <w:b/>
+        </w:rPr>
+        <w:t>distribution</w:t>
+      </w:r>
+      <w:r>
+        <w:rPr>
+          <w:b w:val="0"/>
+        </w:rPr>
+        <w:t>s. Proposed explanation: “Conditional products assume independence”. Decide whether this explanation is supported.</w:t>
+      </w:r>
+    </w:p>
+    <w:p>
+      <w:pPr>
+        <w:spacing w:line="336" w:lineRule="auto" w:after="180"/>
+      </w:pPr>
+      <w:r>
+        <w:rPr>
+          <w:b w:val="0"/>
+        </w:rPr>
+        <w:t>Point to the step or supplied fact that decides; explain your repair if needed.</w:t>
       </w:r>
     </w:p>
     <w:p>
@@ -247,6 +321,11 @@
       </w:r>
     </w:p>
     <w:p>
+      <w:r>
+        <w:t>Write one first attempt at the reserved independent case before feedback. Repeated copies of that case refer to the same recorded attempt.</w:t>
+      </w:r>
+    </w:p>
+    <w:p>
       <w:pPr>
         <w:pStyle w:val="Heading3"/>
       </w:pPr>
@@ -255,8 +334,25 @@
       </w:r>
     </w:p>
     <w:p>
-      <w:r>
-        <w:t>First tokens go=0.4, wait=0.35, ask=0.25. End probabilities given them are 0.5,0.8,1 respectively; each branch has a complementary more token. Compute all three end-path probabilities and their sum. Which first token is greedy, which end path is largest, and does either verify a real status?</w:t>
+      <w:pPr>
+        <w:spacing w:line="336" w:lineRule="auto" w:after="180"/>
+      </w:pPr>
+      <w:r>
+        <w:rPr>
+          <w:b w:val="0"/>
+        </w:rPr>
+        <w:t>First tokens go=0.4, wait=0.35, ask=0.25. End probabilities given them are 0.5,0.8,1 respectively; each branch has a complementary more token. Compute all three end-path probabilities and their sum.</w:t>
+      </w:r>
+    </w:p>
+    <w:p>
+      <w:pPr>
+        <w:spacing w:line="336" w:lineRule="auto" w:after="180"/>
+      </w:pPr>
+      <w:r>
+        <w:rPr>
+          <w:b w:val="0"/>
+        </w:rPr>
+        <w:t>Which first token is greedy, which end path is largest, and does either verify a real status?</w:t>
       </w:r>
     </w:p>
     <w:p>
@@ -303,7 +399,13 @@
       </w:r>
     </w:p>
     <w:p>
-      <w:r>
+      <w:pPr>
+        <w:spacing w:line="336" w:lineRule="auto" w:after="180"/>
+      </w:pPr>
+      <w:r>
+        <w:rPr>
+          <w:b w:val="0"/>
+        </w:rPr>
         <w:t>Attempt this case before feedback. Record any help. Earlier examples below are further practice; a case already practised with feedback cannot establish fresh transfer.</w:t>
       </w:r>
     </w:p>
@@ -317,7 +419,43 @@
     </w:p>
     <w:p>
       <w:r>
-        <w:t>A toy next-token distribution is sun=.5, rain=.3, snow=.2. Over ten samples, must sun occur exactly five times? Does the highest-probability token establish a true statement about weather?</w:t>
+        <w:t>Connect the A Distribution of Possibilities target to a trace and a justified conclusion.</w:t>
+      </w:r>
+    </w:p>
+    <w:p>
+      <w:pPr>
+        <w:spacing w:line="336" w:lineRule="auto" w:after="180"/>
+        <w:shd w:fill="F5F1FB"/>
+      </w:pPr>
+      <w:r>
+        <w:rPr>
+          <w:b w:val="0"/>
+        </w:rPr>
+        <w:t xml:space="preserve">A toy next-token </w:t>
+      </w:r>
+      <w:r>
+        <w:rPr>
+          <w:b/>
+        </w:rPr>
+        <w:t>distribution</w:t>
+      </w:r>
+      <w:r>
+        <w:rPr>
+          <w:b w:val="0"/>
+        </w:rPr>
+        <w:t xml:space="preserve"> is sun=.5, rain=.3, snow=.2. Over ten </w:t>
+      </w:r>
+      <w:r>
+        <w:rPr>
+          <w:b/>
+        </w:rPr>
+        <w:t>sample</w:t>
+      </w:r>
+      <w:r>
+        <w:rPr>
+          <w:b w:val="0"/>
+        </w:rPr>
+        <w:t>s, must sun occur exactly five times? Does the highest-probability token establish a true statement about weather?</w:t>
       </w:r>
     </w:p>
     <w:p>
@@ -330,17 +468,58 @@
     </w:p>
     <w:p>
       <w:r>
-        <w:t>A toy next-token distribution is rain .5, sun .3, snow .2.</w:t>
-      </w:r>
-    </w:p>
-    <w:p>
-      <w:r>
+        <w:t>Solve the supplied A Distribution of Possibilities case and show the deciding evidence.</w:t>
+      </w:r>
+    </w:p>
+    <w:p>
+      <w:pPr>
+        <w:spacing w:line="336" w:lineRule="auto" w:after="180"/>
+      </w:pPr>
+      <w:r>
+        <w:rPr>
+          <w:b w:val="0"/>
+        </w:rPr>
+        <w:t xml:space="preserve">A toy next-token </w:t>
+      </w:r>
+      <w:r>
+        <w:rPr>
+          <w:b/>
+        </w:rPr>
+        <w:t>distribution</w:t>
+      </w:r>
+      <w:r>
+        <w:rPr>
+          <w:b w:val="0"/>
+        </w:rPr>
+        <w:t xml:space="preserve"> is rain .5, sun .3, snow .2.</w:t>
+      </w:r>
+    </w:p>
+    <w:p>
+      <w:pPr>
+        <w:spacing w:line="336" w:lineRule="auto" w:after="180"/>
+      </w:pPr>
+      <w:r>
+        <w:rPr>
+          <w:b w:val="0"/>
+        </w:rPr>
         <w:t>Check total and interpret the largest value.</w:t>
       </w:r>
     </w:p>
     <w:p>
-      <w:r>
-        <w:t>Show your trace, calculation or evidence</w:t>
+      <w:pPr>
+        <w:spacing w:line="336" w:lineRule="auto" w:after="180"/>
+      </w:pPr>
+      <w:r>
+        <w:rPr>
+          <w:b w:val="0"/>
+        </w:rPr>
+        <w:t xml:space="preserve">Show your trace, calculation or </w:t>
+      </w:r>
+      <w:r>
+        <w:rPr>
+          <w:b/>
+        </w:rPr>
+        <w:t>evidence</w:t>
       </w:r>
     </w:p>
     <w:p>
@@ -386,11 +565,41 @@
     </w:p>
     <w:p>
       <w:r>
-        <w:t>A toy next-token distribution assigns cat 0.5, dog 0.3 and bird 0.2. Check the total and name the most likely token. Must it be selected every time when sampling?</w:t>
-      </w:r>
-    </w:p>
-    <w:p>
-      <w:r>
+        <w:t>Apply the procedure to the changed case and record why the conclusion follows.</w:t>
+      </w:r>
+    </w:p>
+    <w:p>
+      <w:pPr>
+        <w:spacing w:line="336" w:lineRule="auto" w:after="180"/>
+        <w:shd w:fill="F5F1FB"/>
+      </w:pPr>
+      <w:r>
+        <w:rPr>
+          <w:b w:val="0"/>
+        </w:rPr>
+        <w:t xml:space="preserve">A toy next-token </w:t>
+      </w:r>
+      <w:r>
+        <w:rPr>
+          <w:b/>
+        </w:rPr>
+        <w:t>distribution</w:t>
+      </w:r>
+      <w:r>
+        <w:rPr>
+          <w:b w:val="0"/>
+        </w:rPr>
+        <w:t xml:space="preserve"> assigns cat 0.5, dog 0.3 and bird 0.2. Check the total and name the most likely token. Must it be selected every time when sampling?</w:t>
+      </w:r>
+    </w:p>
+    <w:p>
+      <w:pPr>
+        <w:spacing w:line="336" w:lineRule="auto" w:after="180"/>
+      </w:pPr>
+      <w:r>
+        <w:rPr>
+          <w:b w:val="0"/>
+        </w:rPr>
         <w:t>My independent answer and reason</w:t>
       </w:r>
     </w:p>
@@ -445,7 +654,30 @@
     </w:p>
     <w:p>
       <w:r>
-        <w:t>Create a changed input, boundary case or missing-information case. Write the expected answer or safe response before testing.</w:t>
+        <w:t>Specify a changed input, expected result and observation separately.</w:t>
+      </w:r>
+    </w:p>
+    <w:p>
+      <w:pPr>
+        <w:spacing w:line="336" w:lineRule="auto" w:after="180"/>
+      </w:pPr>
+      <w:r>
+        <w:rPr>
+          <w:b w:val="0"/>
+        </w:rPr>
+        <w:t xml:space="preserve">Create a changed </w:t>
+      </w:r>
+      <w:r>
+        <w:rPr>
+          <w:b/>
+        </w:rPr>
+        <w:t>input</w:t>
+      </w:r>
+      <w:r>
+        <w:rPr>
+          <w:b w:val="0"/>
+        </w:rPr>
+        <w:t>, boundary case or missing-information case. Write the expected answer or safe response before testing.</w:t>
       </w:r>
     </w:p>
     <w:tbl>
@@ -574,12 +806,41 @@
     </w:p>
     <w:p>
       <w:r>
+        <w:t>Justify what A Distribution of Possibilities adds to Verified Study Buddy and keep the evidence.</w:t>
+      </w:r>
+    </w:p>
+    <w:p>
+      <w:pPr>
+        <w:spacing w:line="336" w:lineRule="auto" w:after="180"/>
+      </w:pPr>
+      <w:r>
+        <w:rPr>
+          <w:b w:val="0"/>
+        </w:rPr>
         <w:t>Explain that Study Buddy responses come from possibilities, so important claims need checks.</w:t>
       </w:r>
     </w:p>
     <w:p>
-      <w:r>
-        <w:t>The project change and evidence I will keep</w:t>
+      <w:pPr>
+        <w:spacing w:line="336" w:lineRule="auto" w:after="180"/>
+      </w:pPr>
+      <w:r>
+        <w:rPr>
+          <w:b w:val="0"/>
+        </w:rPr>
+        <w:t xml:space="preserve">The project change and </w:t>
+      </w:r>
+      <w:r>
+        <w:rPr>
+          <w:b/>
+        </w:rPr>
+        <w:t>evidence</w:t>
+      </w:r>
+      <w:r>
+        <w:rPr>
+          <w:b w:val="0"/>
+        </w:rPr>
+        <w:t xml:space="preserve"> I will keep</w:t>
       </w:r>
     </w:p>
     <w:p>
@@ -625,11 +886,54 @@
     </w:p>
     <w:p>
       <w:r>
-        <w:t>I can explain the mechanism. I can show evidence. I can handle a changed case. I can name a limit. Mark each as not yet, with help or independently, and attach supporting work.</w:t>
-      </w:r>
-    </w:p>
-    <w:p>
-      <w:r>
+        <w:t>Judge explanation, evidence, transfer and limits separately; attach the work behind your judgement.</w:t>
+      </w:r>
+    </w:p>
+    <w:p>
+      <w:pPr>
+        <w:pStyle w:val="ListBullet"/>
+      </w:pPr>
+      <w:r>
+        <w:t>I can explain the mechanism.</w:t>
+      </w:r>
+    </w:p>
+    <w:p>
+      <w:pPr>
+        <w:pStyle w:val="ListBullet"/>
+      </w:pPr>
+      <w:r>
+        <w:t>I can show evidence.</w:t>
+      </w:r>
+    </w:p>
+    <w:p>
+      <w:pPr>
+        <w:pStyle w:val="ListBullet"/>
+      </w:pPr>
+      <w:r>
+        <w:t>I can handle a changed case.</w:t>
+      </w:r>
+    </w:p>
+    <w:p>
+      <w:pPr>
+        <w:pStyle w:val="ListBullet"/>
+      </w:pPr>
+      <w:r>
+        <w:t>I can name a limit.</w:t>
+      </w:r>
+    </w:p>
+    <w:p>
+      <w:r>
+        <w:t>Mark each as not yet, with help or independently, and attach supporting work.</w:t>
+      </w:r>
+    </w:p>
+    <w:p>
+      <w:pPr>
+        <w:spacing w:line="336" w:lineRule="auto" w:after="180"/>
+      </w:pPr>
+      <w:r>
+        <w:rPr>
+          <w:b w:val="0"/>
+        </w:rPr>
         <w:t>Teacher review ____________________  Next step ____________________</w:t>
       </w:r>
     </w:p>
@@ -643,7 +947,43 @@
     </w:p>
     <w:p>
       <w:r>
-        <w:t>A toy next-token distribution is sun=.5, rain=.3, snow=.2. Over ten samples, must sun occur exactly five times? Does the highest-probability token establish a true statement about weather?</w:t>
+        <w:t>Use this earlier case as transfer practice. A case already discussed with feedback is not fresh assessment evidence.</w:t>
+      </w:r>
+    </w:p>
+    <w:p>
+      <w:pPr>
+        <w:spacing w:line="336" w:lineRule="auto" w:after="180"/>
+        <w:shd w:fill="F5F1FB"/>
+      </w:pPr>
+      <w:r>
+        <w:rPr>
+          <w:b w:val="0"/>
+        </w:rPr>
+        <w:t xml:space="preserve">A toy next-token </w:t>
+      </w:r>
+      <w:r>
+        <w:rPr>
+          <w:b/>
+        </w:rPr>
+        <w:t>distribution</w:t>
+      </w:r>
+      <w:r>
+        <w:rPr>
+          <w:b w:val="0"/>
+        </w:rPr>
+        <w:t xml:space="preserve"> is sun=.5, rain=.3, snow=.2. Over ten </w:t>
+      </w:r>
+      <w:r>
+        <w:rPr>
+          <w:b/>
+        </w:rPr>
+        <w:t>sample</w:t>
+      </w:r>
+      <w:r>
+        <w:rPr>
+          <w:b w:val="0"/>
+        </w:rPr>
+        <w:t>s, must sun occur exactly five times? Does the highest-probability token establish a true statement about weather?</w:t>
       </w:r>
     </w:p>
     <w:p>
@@ -690,7 +1030,13 @@
       </w:r>
     </w:p>
     <w:p>
-      <w:r>
+      <w:pPr>
+        <w:spacing w:line="336" w:lineRule="auto" w:after="180"/>
+      </w:pPr>
+      <w:r>
+        <w:rPr>
+          <w:b w:val="0"/>
+        </w:rPr>
         <w:t>Record support used: none, hint or teacher explanation.</w:t>
       </w:r>
     </w:p>
@@ -704,6 +1050,17 @@
     </w:p>
     <w:p>
       <w:r>
+        <w:t>Validate the table. Apply the supplied A Distribution of Possibilities facts and keep your reasoning.</w:t>
+      </w:r>
+    </w:p>
+    <w:p>
+      <w:pPr>
+        <w:spacing w:line="336" w:lineRule="auto" w:after="180"/>
+      </w:pPr>
+      <w:r>
+        <w:rPr>
+          <w:b w:val="0"/>
+        </w:rPr>
         <w:t>Check 0.5,0.3,0.2 as probabilities. Interpret their sum and the complement of ready.</w:t>
       </w:r>
     </w:p>
@@ -755,6 +1112,17 @@
     </w:p>
     <w:p>
       <w:r>
+        <w:t>Calculate the paths. Apply the supplied A Distribution of Possibilities facts and keep your reasoning.</w:t>
+      </w:r>
+    </w:p>
+    <w:p>
+      <w:pPr>
+        <w:spacing w:line="336" w:lineRule="auto" w:after="180"/>
+      </w:pPr>
+      <w:r>
+        <w:rPr>
+          <w:b w:val="0"/>
+        </w:rPr>
         <w:t>Compute ready,end; busy,end; unknown,end and their combined probability.</w:t>
       </w:r>
     </w:p>
@@ -806,6 +1174,17 @@
     </w:p>
     <w:p>
       <w:r>
+        <w:t>Test a greedy claim. Apply the supplied A Distribution of Possibilities facts and keep your reasoning.</w:t>
+      </w:r>
+    </w:p>
+    <w:p>
+      <w:pPr>
+        <w:spacing w:line="336" w:lineRule="auto" w:after="180"/>
+      </w:pPr>
+      <w:r>
+        <w:rPr>
+          <w:b w:val="0"/>
+        </w:rPr>
         <w:t>Use A=0.6,B=0.4 and end conditional probabilities 0.51 and 1. Compare greedy A,end with B,end.</w:t>
       </w:r>
     </w:p>
@@ -857,7 +1236,29 @@
     </w:p>
     <w:p>
       <w:r>
-        <w:t>First tokens go=0.4, wait=0.35, ask=0.25. End probabilities given them are 0.5,0.8,1 respectively; each branch has a complementary more token. Compute all three end-path probabilities and their sum. Which first token is greedy, which end path is largest, and does either verify a real status?</w:t>
+        <w:t>Attempt before feedback. If this repeats the selected independent case, reuse that first attempt; otherwise keep a separate record. Analyse a new table independently. Apply the supplied A Distribution of Possibilities facts and keep your reasoning.</w:t>
+      </w:r>
+    </w:p>
+    <w:p>
+      <w:pPr>
+        <w:spacing w:line="336" w:lineRule="auto" w:after="180"/>
+      </w:pPr>
+      <w:r>
+        <w:rPr>
+          <w:b w:val="0"/>
+        </w:rPr>
+        <w:t>First tokens go=0.4, wait=0.35, ask=0.25. End probabilities given them are 0.5,0.8,1 respectively; each branch has a complementary more token. Compute all three end-path probabilities and their sum.</w:t>
+      </w:r>
+    </w:p>
+    <w:p>
+      <w:pPr>
+        <w:spacing w:line="336" w:lineRule="auto" w:after="180"/>
+      </w:pPr>
+      <w:r>
+        <w:rPr>
+          <w:b w:val="0"/>
+        </w:rPr>
+        <w:t>Which first token is greedy, which end path is largest, and does either verify a real status?</w:t>
       </w:r>
     </w:p>
     <w:p>
@@ -918,6 +1319,18 @@
     </w:p>
     <w:p>
       <w:r>
+        <w:t>Normalise with a stated rule. Apply the supplied A Distribution of Possibilities facts and keep your reasoning.</w:t>
+      </w:r>
+    </w:p>
+    <w:p>
+      <w:pPr>
+        <w:spacing w:line="336" w:lineRule="auto" w:after="180"/>
+        <w:shd w:fill="F5F1FB"/>
+      </w:pPr>
+      <w:r>
+        <w:rPr>
+          <w:b w:val="0"/>
+        </w:rPr>
         <w:t>Weights are ready 6,busy 3,unknown 1. Convert them into probabilities. What if a weight is -1?</w:t>
       </w:r>
     </w:p>
@@ -969,7 +1382,30 @@
     </w:p>
     <w:p>
       <w:r>
-        <w:t>For red blue name the IDs, embedding rows and shape before adding positions.</w:t>
+        <w:t>Use the supplied A Distribution of Possibilities task to record your reasoning, evidence and next step.</w:t>
+      </w:r>
+    </w:p>
+    <w:p>
+      <w:pPr>
+        <w:spacing w:line="336" w:lineRule="auto" w:after="180"/>
+      </w:pPr>
+      <w:r>
+        <w:rPr>
+          <w:b w:val="0"/>
+        </w:rPr>
+        <w:t xml:space="preserve">For red blue name the IDs, </w:t>
+      </w:r>
+      <w:r>
+        <w:rPr>
+          <w:b/>
+        </w:rPr>
+        <w:t>embedding</w:t>
+      </w:r>
+      <w:r>
+        <w:rPr>
+          <w:b w:val="0"/>
+        </w:rPr>
+        <w:t xml:space="preserve"> rows and shape before adding positions.</w:t>
       </w:r>
     </w:p>
     <w:p>
@@ -1020,6 +1456,17 @@
     </w:p>
     <w:p>
       <w:r>
+        <w:t>Use the supplied A Distribution of Possibilities task to record your reasoning, evidence and next step.</w:t>
+      </w:r>
+    </w:p>
+    <w:p>
+      <w:pPr>
+        <w:spacing w:line="336" w:lineRule="auto" w:after="180"/>
+      </w:pPr>
+      <w:r>
+        <w:rPr>
+          <w:b w:val="0"/>
+        </w:rPr>
         <w:t>Compute representations for red blue and blue red under the stated position table.</w:t>
       </w:r>
     </w:p>
@@ -1071,6 +1518,18 @@
     </w:p>
     <w:p>
       <w:r>
+        <w:t>Use the supplied A Distribution of Possibilities task to record your reasoning, evidence and next step.</w:t>
+      </w:r>
+    </w:p>
+    <w:p>
+      <w:pPr>
+        <w:spacing w:line="336" w:lineRule="auto" w:after="180"/>
+        <w:shd w:fill="F5F1FB"/>
+      </w:pPr>
+      <w:r>
+        <w:rPr>
+          <w:b w:val="0"/>
+        </w:rPr>
         <w:t>Sum the rows for both sequences. Does the sum establish that the original text had the same order?</w:t>
       </w:r>
     </w:p>
@@ -1122,7 +1581,24 @@
     </w:p>
     <w:p>
       <w:r>
-        <w:t>Embeddings A=[1,2], B=[3,0], position 0=[0,1], position 1=[1,0]. Compute represented rows and sums for A B and B A. Explain what the equal sums mean.</w:t>
+        <w:t>Use the supplied A Distribution of Possibilities task to record your reasoning, evidence and next step.</w:t>
+      </w:r>
+    </w:p>
+    <w:p>
+      <w:pPr>
+        <w:spacing w:line="336" w:lineRule="auto" w:after="180"/>
+      </w:pPr>
+      <w:r>
+        <w:rPr>
+          <w:b/>
+        </w:rPr>
+        <w:t>Embedding</w:t>
+      </w:r>
+      <w:r>
+        <w:rPr>
+          <w:b w:val="0"/>
+        </w:rPr>
+        <w:t>s A=[1,2], B=[3,0], position 0=[0,1], position 1=[1,0]. Compute represented rows and sums for A B and B A. Explain what the equal sums mean.</w:t>
       </w:r>
     </w:p>
     <w:p>
@@ -1183,7 +1659,54 @@
     </w:p>
     <w:p>
       <w:r>
-        <w:t>An embedding has width two but its position vector has width three. The input also contains a third position absent from the table. Specify honest handling.</w:t>
+        <w:t>Use the supplied A Distribution of Possibilities task to record your reasoning, evidence and next step.</w:t>
+      </w:r>
+    </w:p>
+    <w:p>
+      <w:pPr>
+        <w:spacing w:line="336" w:lineRule="auto" w:after="180"/>
+      </w:pPr>
+      <w:r>
+        <w:rPr>
+          <w:b w:val="0"/>
+        </w:rPr>
+        <w:t xml:space="preserve">An </w:t>
+      </w:r>
+      <w:r>
+        <w:rPr>
+          <w:b/>
+        </w:rPr>
+        <w:t>embedding</w:t>
+      </w:r>
+      <w:r>
+        <w:rPr>
+          <w:b w:val="0"/>
+        </w:rPr>
+        <w:t xml:space="preserve"> has width two but its </w:t>
+      </w:r>
+      <w:r>
+        <w:rPr>
+          <w:b/>
+        </w:rPr>
+        <w:t>position vector</w:t>
+      </w:r>
+      <w:r>
+        <w:rPr>
+          <w:b w:val="0"/>
+        </w:rPr>
+        <w:t xml:space="preserve"> has width three. The </w:t>
+      </w:r>
+      <w:r>
+        <w:rPr>
+          <w:b/>
+        </w:rPr>
+        <w:t>input</w:t>
+      </w:r>
+      <w:r>
+        <w:rPr>
+          <w:b w:val="0"/>
+        </w:rPr>
+        <w:t xml:space="preserve"> also contains a third position absent from the table. Specify honest handling.</w:t>
       </w:r>
     </w:p>
     <w:p>
@@ -1230,6 +1753,11 @@
       </w:pPr>
       <w:r>
         <w:t>22. Feedback, return check and learning record</w:t>
+      </w:r>
+    </w:p>
+    <w:p>
+      <w:r>
+        <w:t>Record the first repaired step and a different case to revisit after a delay.</w:t>
       </w:r>
     </w:p>
     <w:tbl>
@@ -1369,7 +1897,13 @@
       </w:tr>
     </w:tbl>
     <w:p>
-      <w:r>
+      <w:pPr>
+        <w:spacing w:line="336" w:lineRule="auto" w:after="180"/>
+      </w:pPr>
+      <w:r>
+        <w:rPr>
+          <w:b w:val="0"/>
+        </w:rPr>
         <w:t>Revisit this idea with your teacher after a delay. Familiarity is different from explaining and using it on a changed case.</w:t>
       </w:r>
     </w:p>
@@ -1383,16 +1917,51 @@
     </w:p>
     <w:p>
       <w:r>
-        <w:t>A fictional two-stage token tree illustrates next-token prediction.</w:t>
-      </w:r>
-    </w:p>
-    <w:p>
-      <w:r>
+        <w:t>A fictional two-stage token tree illustrates next-token prediction. Explain the labelled step before checking the changed condition.</w:t>
+      </w:r>
+    </w:p>
+    <w:p>
+      <w:pPr>
+        <w:spacing w:line="336" w:lineRule="auto" w:after="180"/>
+      </w:pPr>
+      <w:r>
+        <w:rPr>
+          <w:b w:val="0"/>
+        </w:rPr>
+        <w:t xml:space="preserve">A fictional two-stage token tree illustrates next-token </w:t>
+      </w:r>
+      <w:r>
+        <w:rPr>
+          <w:b/>
+        </w:rPr>
+        <w:t>prediction</w:t>
+      </w:r>
+      <w:r>
+        <w:rPr>
+          <w:b w:val="0"/>
+        </w:rPr>
+        <w:t>.</w:t>
+      </w:r>
+    </w:p>
+    <w:p>
+      <w:pPr>
+        <w:spacing w:line="336" w:lineRule="auto" w:after="180"/>
+      </w:pPr>
+      <w:r>
+        <w:rPr>
+          <w:b w:val="0"/>
+        </w:rPr>
         <w:t>First token probabilities: sun 0.55, rain 0.45. Given sun: end 0.4, more 0.6. Given rain: end 0.9, more 0.1.</w:t>
       </w:r>
     </w:p>
     <w:p>
-      <w:r>
+      <w:pPr>
+        <w:spacing w:line="336" w:lineRule="auto" w:after="180"/>
+      </w:pPr>
+      <w:r>
+        <w:rPr>
+          <w:b w:val="0"/>
+        </w:rPr>
         <w:t>These are complete toy branches; end paths stop, more paths do not.</w:t>
       </w:r>
     </w:p>
@@ -1469,7 +2038,14 @@
       </w:r>
     </w:p>
     <w:p>
-      <w:r>
+      <w:pPr>
+        <w:spacing w:line="336" w:lineRule="auto" w:after="180"/>
+        <w:shd w:fill="F5F1FB"/>
+      </w:pPr>
+      <w:r>
+        <w:rPr>
+          <w:b w:val="0"/>
+        </w:rPr>
         <w:t>Why is 0.625 not a broken probability sum?</w:t>
       </w:r>
     </w:p>
@@ -1512,12 +2088,45 @@
       </w:r>
     </w:p>
     <w:p>
-      <w:r>
-        <w:t>Support used: alone / hint / worked example. This record is practice evidence.</w:t>
-      </w:r>
-    </w:p>
-    <w:p>
-      <w:r>
+      <w:pPr>
+        <w:pStyle w:val="Heading3"/>
+      </w:pPr>
+      <w:r>
+        <w:t>Record the help used</w:t>
+      </w:r>
+    </w:p>
+    <w:p>
+      <w:pPr>
+        <w:spacing w:line="336" w:lineRule="auto" w:after="180"/>
+        <w:shd w:fill="F1F6F8"/>
+      </w:pPr>
+      <w:r>
+        <w:rPr>
+          <w:b w:val="0"/>
+        </w:rPr>
+        <w:t xml:space="preserve">Support used: alone / hint / worked example. This record is practice </w:t>
+      </w:r>
+      <w:r>
+        <w:rPr>
+          <w:b/>
+        </w:rPr>
+        <w:t>evidence</w:t>
+      </w:r>
+      <w:r>
+        <w:rPr>
+          <w:b w:val="0"/>
+        </w:rPr>
+        <w:t>.</w:t>
+      </w:r>
+    </w:p>
+    <w:p>
+      <w:pPr>
+        <w:spacing w:line="336" w:lineRule="auto" w:after="180"/>
+      </w:pPr>
+      <w:r>
+        <w:rPr>
+          <w:b w:val="0"/>
+        </w:rPr>
         <w:t>Project connection: Explain Study Buddy generation as conditional choices, while checking the finished factual claims against sources.</w:t>
       </w:r>
     </w:p>
@@ -1531,16 +2140,51 @@
     </w:p>
     <w:p>
       <w:r>
+        <w:t>Keep this week’s input, deciding step, result and limit together in the Verified Study Buddy record.</w:t>
+      </w:r>
+    </w:p>
+    <w:p>
+      <w:pPr>
+        <w:spacing w:line="336" w:lineRule="auto" w:after="180"/>
+      </w:pPr>
+      <w:r>
+        <w:rPr>
+          <w:b w:val="0"/>
+        </w:rPr>
         <w:t>Project: Verified Study Buddy</w:t>
       </w:r>
     </w:p>
     <w:p>
-      <w:r>
-        <w:t>Current milestone: Frame the need. Name the user, the problem, allowed inputs and a safe simple starting method.</w:t>
-      </w:r>
-    </w:p>
-    <w:p>
-      <w:r>
+      <w:pPr>
+        <w:spacing w:line="336" w:lineRule="auto" w:after="180"/>
+      </w:pPr>
+      <w:r>
+        <w:rPr>
+          <w:b w:val="0"/>
+        </w:rPr>
+        <w:t xml:space="preserve">Current milestone: Frame the need. Name the user, the problem, allowed </w:t>
+      </w:r>
+      <w:r>
+        <w:rPr>
+          <w:b/>
+        </w:rPr>
+        <w:t>input</w:t>
+      </w:r>
+      <w:r>
+        <w:rPr>
+          <w:b w:val="0"/>
+        </w:rPr>
+        <w:t>s and a safe simple starting method.</w:t>
+      </w:r>
+    </w:p>
+    <w:p>
+      <w:pPr>
+        <w:spacing w:line="336" w:lineRule="auto" w:after="180"/>
+      </w:pPr>
+      <w:r>
+        <w:rPr>
+          <w:b w:val="0"/>
+        </w:rPr>
         <w:t>Explain Study Buddy generation as conditional choices, while checking the finished factual claims against sources.</w:t>
       </w:r>
     </w:p>
@@ -1703,12 +2347,41 @@
     </w:p>
     <w:p>
       <w:r>
+        <w:t>Try the supported questions before comparing with hints and feedback. Record what you repaired and the evidence you retained.</w:t>
+      </w:r>
+    </w:p>
+    <w:p>
+      <w:pPr>
+        <w:spacing w:line="336" w:lineRule="auto" w:after="180"/>
+      </w:pPr>
+      <w:r>
+        <w:rPr>
+          <w:b w:val="0"/>
+        </w:rPr>
         <w:t>Use this supported practice once, in the browser or on paper. Keep the reserved independent assessment for a separate first attempt before teacher feedback.</w:t>
       </w:r>
     </w:p>
     <w:p>
-      <w:r>
-        <w:t>A fictional two-stage token tree illustrates next-token prediction.</w:t>
+      <w:pPr>
+        <w:spacing w:line="336" w:lineRule="auto" w:after="180"/>
+      </w:pPr>
+      <w:r>
+        <w:rPr>
+          <w:b w:val="0"/>
+        </w:rPr>
+        <w:t xml:space="preserve">A fictional two-stage token tree illustrates next-token </w:t>
+      </w:r>
+      <w:r>
+        <w:rPr>
+          <w:b/>
+        </w:rPr>
+        <w:t>prediction</w:t>
+      </w:r>
+      <w:r>
+        <w:rPr>
+          <w:b w:val="0"/>
+        </w:rPr>
+        <w:t>.</w:t>
       </w:r>
     </w:p>
     <w:p>
@@ -1720,28 +2393,68 @@
       </w:r>
     </w:p>
     <w:p>
-      <w:r>
+      <w:pPr>
+        <w:spacing w:line="336" w:lineRule="auto" w:after="180"/>
+      </w:pPr>
+      <w:r>
+        <w:rPr>
+          <w:b w:val="0"/>
+        </w:rPr>
         <w:t>Which labelled step matches this detail? rain→end is the more probable of the two complete end paths.</w:t>
       </w:r>
     </w:p>
     <w:p>
-      <w:r>
+      <w:pPr>
+        <w:spacing w:line="336" w:lineRule="auto" w:after="180"/>
+        <w:shd w:fill="F4F9FC"/>
+      </w:pPr>
+      <w:r>
+        <w:rPr>
+          <w:b w:val="0"/>
+        </w:rPr>
         <w:t>1. Rain branches</w:t>
       </w:r>
     </w:p>
     <w:p>
-      <w:r>
+      <w:pPr>
+        <w:spacing w:line="336" w:lineRule="auto" w:after="180"/>
+        <w:shd w:fill="F4F9FC"/>
+      </w:pPr>
+      <w:r>
+        <w:rPr>
+          <w:b w:val="0"/>
+        </w:rPr>
         <w:t>2. Compare end paths</w:t>
       </w:r>
     </w:p>
     <w:p>
-      <w:r>
+      <w:pPr>
+        <w:spacing w:line="336" w:lineRule="auto" w:after="180"/>
+        <w:shd w:fill="F4F9FC"/>
+      </w:pPr>
+      <w:r>
+        <w:rPr>
+          <w:b w:val="0"/>
+        </w:rPr>
         <w:t>3. Sun branches</w:t>
       </w:r>
     </w:p>
     <w:p>
-      <w:r>
-        <w:t>4. First distribution</w:t>
+      <w:pPr>
+        <w:spacing w:line="336" w:lineRule="auto" w:after="180"/>
+        <w:shd w:fill="F4F9FC"/>
+      </w:pPr>
+      <w:r>
+        <w:rPr>
+          <w:b w:val="0"/>
+        </w:rPr>
+        <w:t xml:space="preserve">4. First </w:t>
+      </w:r>
+      <w:r>
+        <w:rPr>
+          <w:b/>
+        </w:rPr>
+        <w:t>distribution</w:t>
       </w:r>
     </w:p>
     <w:p>
@@ -1778,40 +2491,154 @@
       </w:r>
     </w:p>
     <w:p>
-      <w:r>
+      <w:pPr>
+        <w:pStyle w:val="Heading3"/>
+      </w:pPr>
+      <w:r>
+        <w:t>Hint · try first</w:t>
+      </w:r>
+    </w:p>
+    <w:p>
+      <w:pPr>
+        <w:spacing w:line="336" w:lineRule="auto" w:after="180"/>
+        <w:shd w:fill="F1F6F8"/>
+      </w:pPr>
+      <w:r>
+        <w:rPr>
+          <w:b w:val="0"/>
+        </w:rPr>
         <w:t>Hint if needed: Read the steps in the pictorial case. Match the supplied detail to the stage that performs or records it.</w:t>
       </w:r>
     </w:p>
     <w:p>
-      <w:r>
-        <w:t>After your attempt, compare with the supported explanation: Compare end paths rain→end is the more probable of the two complete end paths. Conditional probabilities describe what follows a particular prefix. Multiplying along a path gives its joint probability. The four branch products sum to 1, but the two end paths sum to 0.625 because more branches have not ended. Greedy decoding selects sun then more; it does not guarantee the most likely complete sequence.</w:t>
-      </w:r>
-    </w:p>
-    <w:p>
       <w:pPr>
         <w:pStyle w:val="Heading3"/>
       </w:pPr>
       <w:r>
+        <w:t>Feedback · compare after trying</w:t>
+      </w:r>
+    </w:p>
+    <w:p>
+      <w:pPr>
+        <w:spacing w:line="336" w:lineRule="auto" w:after="180"/>
+        <w:shd w:fill="F1F6FC"/>
+      </w:pPr>
+      <w:r>
+        <w:rPr>
+          <w:b w:val="0"/>
+        </w:rPr>
+        <w:t>After your attempt, compare with the supported explanation: Compare end paths rain→end is the more probable of the two complete end paths. Conditional probabilities describe what follows a particular prefix.</w:t>
+      </w:r>
+    </w:p>
+    <w:p>
+      <w:pPr>
+        <w:spacing w:line="336" w:lineRule="auto" w:after="180"/>
+        <w:shd w:fill="F1F6FC"/>
+      </w:pPr>
+      <w:r>
+        <w:rPr>
+          <w:b w:val="0"/>
+        </w:rPr>
+        <w:t>Multiplying along a path gives its joint probability. The four branch products sum to 1, but the two end paths sum to 0.625 because more branches have not ended.</w:t>
+      </w:r>
+    </w:p>
+    <w:p>
+      <w:pPr>
+        <w:spacing w:line="336" w:lineRule="auto" w:after="180"/>
+        <w:shd w:fill="F1F6FC"/>
+      </w:pPr>
+      <w:r>
+        <w:rPr>
+          <w:b w:val="0"/>
+        </w:rPr>
+        <w:t>Greedy decoding selects sun then more; it does not guarantee the most likely complete sequence.</w:t>
+      </w:r>
+    </w:p>
+    <w:p>
+      <w:pPr>
+        <w:pStyle w:val="Heading3"/>
+      </w:pPr>
+      <w:r>
         <w:t>Practice 2: explain the deciding evidence</w:t>
       </w:r>
     </w:p>
     <w:p>
-      <w:r>
+      <w:pPr>
+        <w:pStyle w:val="Heading3"/>
+      </w:pPr>
+      <w:r>
+        <w:t>Changed case · predict first</w:t>
+      </w:r>
+    </w:p>
+    <w:p>
+      <w:pPr>
+        <w:spacing w:line="336" w:lineRule="auto" w:after="180"/>
+        <w:shd w:fill="F5F1FB"/>
+      </w:pPr>
+      <w:r>
+        <w:rPr>
+          <w:b w:val="0"/>
+        </w:rPr>
         <w:t>Changed-case practice: Raise end-given-sun to 0.8 and lower more-given-sun to 0.2. Which conclusion is supported by the supplied facts?</w:t>
       </w:r>
     </w:p>
     <w:p>
-      <w:r>
-        <w:t>1. We can decide the result without examining the changed input or the procedure.</w:t>
-      </w:r>
-    </w:p>
-    <w:p>
-      <w:r>
-        <w:t>2. This one example guarantees correct results for every future input.</w:t>
-      </w:r>
-    </w:p>
-    <w:p>
-      <w:r>
+      <w:pPr>
+        <w:spacing w:line="336" w:lineRule="auto" w:after="180"/>
+        <w:shd w:fill="F4F9FC"/>
+      </w:pPr>
+      <w:r>
+        <w:rPr>
+          <w:b w:val="0"/>
+        </w:rPr>
+        <w:t xml:space="preserve">1. We can decide the result without examining the changed </w:t>
+      </w:r>
+      <w:r>
+        <w:rPr>
+          <w:b/>
+        </w:rPr>
+        <w:t>input</w:t>
+      </w:r>
+      <w:r>
+        <w:rPr>
+          <w:b w:val="0"/>
+        </w:rPr>
+        <w:t xml:space="preserve"> or the procedure.</w:t>
+      </w:r>
+    </w:p>
+    <w:p>
+      <w:pPr>
+        <w:spacing w:line="336" w:lineRule="auto" w:after="180"/>
+        <w:shd w:fill="F4F9FC"/>
+      </w:pPr>
+      <w:r>
+        <w:rPr>
+          <w:b w:val="0"/>
+        </w:rPr>
+        <w:t xml:space="preserve">2. This one example guarantees correct results for every future </w:t>
+      </w:r>
+      <w:r>
+        <w:rPr>
+          <w:b/>
+        </w:rPr>
+        <w:t>input</w:t>
+      </w:r>
+      <w:r>
+        <w:rPr>
+          <w:b w:val="0"/>
+        </w:rPr>
+        <w:t>.</w:t>
+      </w:r>
+    </w:p>
+    <w:p>
+      <w:pPr>
+        <w:spacing w:line="336" w:lineRule="auto" w:after="180"/>
+        <w:shd w:fill="F4F9FC"/>
+      </w:pPr>
+      <w:r>
+        <w:rPr>
+          <w:b w:val="0"/>
+        </w:rPr>
         <w:t>3. sun→end becomes 0.44, beating unchanged rain→end 0.405.</w:t>
       </w:r>
     </w:p>
@@ -1849,26 +2676,121 @@
       </w:r>
     </w:p>
     <w:p>
-      <w:r>
+      <w:pPr>
+        <w:pStyle w:val="Heading3"/>
+      </w:pPr>
+      <w:r>
+        <w:t>Hint · try first</w:t>
+      </w:r>
+    </w:p>
+    <w:p>
+      <w:pPr>
+        <w:spacing w:line="336" w:lineRule="auto" w:after="180"/>
+        <w:shd w:fill="F1F6F8"/>
+      </w:pPr>
+      <w:r>
+        <w:rPr>
+          <w:b w:val="0"/>
+        </w:rPr>
         <w:t>Hint if needed: Use the changed condition and the deciding step in the pictorial trace. The answer must say what follows from those facts.</w:t>
       </w:r>
     </w:p>
     <w:p>
-      <w:r>
-        <w:t>After your attempt, compare with the supported explanation: sun→end becomes 0.44, beating unchanged rain→end 0.405. Changing one conditional distribution changes its path products while the first-token probabilities remain fixed.</w:t>
-      </w:r>
-    </w:p>
-    <w:p>
       <w:pPr>
         <w:pStyle w:val="Heading3"/>
       </w:pPr>
       <w:r>
+        <w:t>Feedback · compare after trying</w:t>
+      </w:r>
+    </w:p>
+    <w:p>
+      <w:pPr>
+        <w:spacing w:line="336" w:lineRule="auto" w:after="180"/>
+        <w:shd w:fill="F1F6FC"/>
+      </w:pPr>
+      <w:r>
+        <w:rPr>
+          <w:b w:val="0"/>
+        </w:rPr>
+        <w:t>After your attempt, compare with the supported explanation: sun→end becomes 0.44, beating unchanged rain→end 0.405.</w:t>
+      </w:r>
+    </w:p>
+    <w:p>
+      <w:pPr>
+        <w:spacing w:line="336" w:lineRule="auto" w:after="180"/>
+        <w:shd w:fill="F1F6FC"/>
+      </w:pPr>
+      <w:r>
+        <w:rPr>
+          <w:b w:val="0"/>
+        </w:rPr>
+        <w:t xml:space="preserve">Changing one conditional </w:t>
+      </w:r>
+      <w:r>
+        <w:rPr>
+          <w:b/>
+        </w:rPr>
+        <w:t>distribution</w:t>
+      </w:r>
+      <w:r>
+        <w:rPr>
+          <w:b w:val="0"/>
+        </w:rPr>
+        <w:t xml:space="preserve"> changes its path products while the first-token probabilities remain fixed.</w:t>
+      </w:r>
+    </w:p>
+    <w:p>
+      <w:pPr>
+        <w:pStyle w:val="Heading3"/>
+      </w:pPr>
+      <w:r>
         <w:t>Repair a missing building block</w:t>
       </w:r>
     </w:p>
     <w:p>
-      <w:r>
-        <w:t>Review Predictive and Generative AI (ai-3/1). Goal: Distinguish discriminative prediction from generation by inspecting the requested output. Short practice: Identify the first unsupported claim and explain what source would be needed before asserting it.. Return to this week and explain what you changed.</w:t>
+      <w:pPr>
+        <w:spacing w:line="336" w:lineRule="auto" w:after="180"/>
+      </w:pPr>
+      <w:r>
+        <w:rPr>
+          <w:b w:val="0"/>
+        </w:rPr>
+        <w:t xml:space="preserve">Review Predictive and Generative AI (ai-3/1). Goal: Distinguish discriminative </w:t>
+      </w:r>
+      <w:r>
+        <w:rPr>
+          <w:b/>
+        </w:rPr>
+        <w:t>prediction</w:t>
+      </w:r>
+      <w:r>
+        <w:rPr>
+          <w:b w:val="0"/>
+        </w:rPr>
+        <w:t xml:space="preserve"> from generation by inspecting the requested </w:t>
+      </w:r>
+      <w:r>
+        <w:rPr>
+          <w:b/>
+        </w:rPr>
+        <w:t>output</w:t>
+      </w:r>
+      <w:r>
+        <w:rPr>
+          <w:b w:val="0"/>
+        </w:rPr>
+        <w:t>.</w:t>
+      </w:r>
+    </w:p>
+    <w:p>
+      <w:pPr>
+        <w:spacing w:line="336" w:lineRule="auto" w:after="180"/>
+      </w:pPr>
+      <w:r>
+        <w:rPr>
+          <w:b w:val="0"/>
+        </w:rPr>
+        <w:t>Short practice: Identify the first unsupported claim and explain what source would be needed before asserting it.. Return to this week and explain what you changed.</w:t>
       </w:r>
     </w:p>
     <w:p>
@@ -1880,8 +2802,37 @@
       </w:r>
     </w:p>
     <w:p>
-      <w:r>
-        <w:t>Use Download completed work in the hosted lesson to export your answers, reflections, practice feedback and code-run evidence. Open the HTML copy to read or print it. Drafts stay in this browser when storage is available; clear drafts on a shared device.</w:t>
+      <w:pPr>
+        <w:spacing w:line="336" w:lineRule="auto" w:after="180"/>
+      </w:pPr>
+      <w:r>
+        <w:rPr>
+          <w:b w:val="0"/>
+        </w:rPr>
+        <w:t xml:space="preserve">Use Download completed work in the hosted lesson to export your answers, reflections, practice feedback and code-run </w:t>
+      </w:r>
+      <w:r>
+        <w:rPr>
+          <w:b/>
+        </w:rPr>
+        <w:t>evidence</w:t>
+      </w:r>
+      <w:r>
+        <w:rPr>
+          <w:b w:val="0"/>
+        </w:rPr>
+        <w:t>. Open the HTML copy to read or print it.</w:t>
+      </w:r>
+    </w:p>
+    <w:p>
+      <w:pPr>
+        <w:spacing w:line="336" w:lineRule="auto" w:after="180"/>
+      </w:pPr>
+      <w:r>
+        <w:rPr>
+          <w:b w:val="0"/>
+        </w:rPr>
+        <w:t>Drafts stay in this browser when storage is available; clear drafts on a shared device.</w:t>
       </w:r>
     </w:p>
     <w:p>
@@ -1895,6 +2846,718 @@
     <w:p>
       <w:r>
         <w:t>________________________________________________________________</w:t>
+      </w:r>
+    </w:p>
+    <w:p>
+      <w:r>
+        <w:t>________________________________________________________________</w:t>
+      </w:r>
+    </w:p>
+    <w:p>
+      <w:r>
+        <w:t>________________________________________________________________</w:t>
+      </w:r>
+    </w:p>
+    <w:p>
+      <w:r>
+        <w:t>________________________________________________________________</w:t>
+      </w:r>
+    </w:p>
+    <w:p>
+      <w:r>
+        <w:t>________________________________________________________________</w:t>
+      </w:r>
+    </w:p>
+    <w:p>
+      <w:pPr>
+        <w:pStyle w:val="Heading1"/>
+      </w:pPr>
+      <w:r>
+        <w:t>26. Visual concept journey</w:t>
+      </w:r>
+    </w:p>
+    <w:p>
+      <w:r>
+        <w:t>Explain each A Distribution of Possibilities picture from its labels, then record a relevant limit.</w:t>
+      </w:r>
+    </w:p>
+    <w:p>
+      <w:pPr>
+        <w:pStyle w:val="Heading3"/>
+      </w:pPr>
+      <w:r>
+        <w:t>01. A Distribution of Possibilities: the case</w:t>
+      </w:r>
+    </w:p>
+    <w:p>
+      <w:r>
+        <w:drawing>
+          <wp:inline xmlns:a="http://schemas.openxmlformats.org/drawingml/2006/main" xmlns:pic="http://schemas.openxmlformats.org/drawingml/2006/picture">
+            <wp:extent cx="5486400" cy="2840736"/>
+            <wp:docPr id="3" name="Picture 3" descr="A fictional two-stage token tree illustrates next-token prediction. Supplied facts: First token probabilities: sun 0.55, rain 0.45. Given sun: end 0.4, more 0.6. Given rain: end 0.9, more 0.1. These are complete toy branches; end paths stop, more paths do not."/>
+            <wp:cNvGraphicFramePr>
+              <a:graphicFrameLocks noChangeAspect="1"/>
+            </wp:cNvGraphicFramePr>
+            <a:graphic>
+              <a:graphicData uri="http://schemas.openxmlformats.org/drawingml/2006/picture">
+                <pic:pic>
+                  <pic:nvPicPr>
+                    <pic:cNvPr id="0" name="academy-story-ai-3-2-01.png"/>
+                    <pic:cNvPicPr/>
+                  </pic:nvPicPr>
+                  <pic:blipFill>
+                    <a:blip r:embed="rId11"/>
+                    <a:stretch>
+                      <a:fillRect/>
+                    </a:stretch>
+                  </pic:blipFill>
+                  <pic:spPr>
+                    <a:xfrm>
+                      <a:off x="0" y="0"/>
+                      <a:ext cx="5486400" cy="2840736"/>
+                    </a:xfrm>
+                    <a:prstGeom prst="rect"/>
+                  </pic:spPr>
+                </pic:pic>
+              </a:graphicData>
+            </a:graphic>
+          </wp:inline>
+        </w:drawing>
+      </w:r>
+    </w:p>
+    <w:p>
+      <w:pPr>
+        <w:spacing w:line="336" w:lineRule="auto" w:after="180"/>
+      </w:pPr>
+      <w:r>
+        <w:rPr>
+          <w:b w:val="0"/>
+        </w:rPr>
+        <w:t xml:space="preserve">A fictional two-stage token tree illustrates next-token </w:t>
+      </w:r>
+      <w:r>
+        <w:rPr>
+          <w:b/>
+        </w:rPr>
+        <w:t>prediction</w:t>
+      </w:r>
+      <w:r>
+        <w:rPr>
+          <w:b w:val="0"/>
+        </w:rPr>
+        <w:t>. Supplied facts: First token probabilities: sun 0.55, rain 0.45. Given sun: end 0.4, more 0.6. Given rain: end 0.9, more 0.1.</w:t>
+      </w:r>
+    </w:p>
+    <w:p>
+      <w:pPr>
+        <w:spacing w:line="336" w:lineRule="auto" w:after="180"/>
+      </w:pPr>
+      <w:r>
+        <w:rPr>
+          <w:b w:val="0"/>
+        </w:rPr>
+        <w:t>These are complete toy branches; end paths stop, more paths do not.</w:t>
+      </w:r>
+    </w:p>
+    <w:p>
+      <w:pPr>
+        <w:spacing w:line="336" w:lineRule="auto" w:after="180"/>
+        <w:shd w:fill="F5F1FB"/>
+      </w:pPr>
+      <w:r>
+        <w:rPr>
+          <w:b w:val="0"/>
+        </w:rPr>
+        <w:t>Point to the given fact that matters most. Explain why it matters.</w:t>
+      </w:r>
+    </w:p>
+    <w:p>
+      <w:pPr>
+        <w:pStyle w:val="Heading3"/>
+      </w:pPr>
+      <w:r>
+        <w:t>My picture explanation, deciding evidence and one limit</w:t>
+      </w:r>
+    </w:p>
+    <w:p>
+      <w:r>
+        <w:t>________________________________________________________________</w:t>
+      </w:r>
+    </w:p>
+    <w:p>
+      <w:r>
+        <w:t>________________________________________________________________</w:t>
+      </w:r>
+    </w:p>
+    <w:p>
+      <w:r>
+        <w:t>________________________________________________________________</w:t>
+      </w:r>
+    </w:p>
+    <w:p>
+      <w:r>
+        <w:t>________________________________________________________________</w:t>
+      </w:r>
+    </w:p>
+    <w:p>
+      <w:pPr>
+        <w:pStyle w:val="Heading3"/>
+      </w:pPr>
+      <w:r>
+        <w:t>02. Follow the deciding steps</w:t>
+      </w:r>
+    </w:p>
+    <w:p>
+      <w:r>
+        <w:drawing>
+          <wp:inline xmlns:a="http://schemas.openxmlformats.org/drawingml/2006/main" xmlns:pic="http://schemas.openxmlformats.org/drawingml/2006/picture">
+            <wp:extent cx="5486400" cy="4005072"/>
+            <wp:docPr id="4" name="Picture 4" descr="First distribution: sun 0.55, rain 0.45: greedy first choice is sun. → Sun branches: sun→end:0.55×0.4=0.22; sun→more:0.55×0.6=0.33. → Rain branches: rain→end:0.45×0.9=0.405; rain→more:0.45×0.1=0.045. → Compare end paths: rain→end is the more probable of the two complete end paths."/>
+            <wp:cNvGraphicFramePr>
+              <a:graphicFrameLocks noChangeAspect="1"/>
+            </wp:cNvGraphicFramePr>
+            <a:graphic>
+              <a:graphicData uri="http://schemas.openxmlformats.org/drawingml/2006/picture">
+                <pic:pic>
+                  <pic:nvPicPr>
+                    <pic:cNvPr id="0" name="academy-story-ai-3-2-02.png"/>
+                    <pic:cNvPicPr/>
+                  </pic:nvPicPr>
+                  <pic:blipFill>
+                    <a:blip r:embed="rId12"/>
+                    <a:stretch>
+                      <a:fillRect/>
+                    </a:stretch>
+                  </pic:blipFill>
+                  <pic:spPr>
+                    <a:xfrm>
+                      <a:off x="0" y="0"/>
+                      <a:ext cx="5486400" cy="4005072"/>
+                    </a:xfrm>
+                    <a:prstGeom prst="rect"/>
+                  </pic:spPr>
+                </pic:pic>
+              </a:graphicData>
+            </a:graphic>
+          </wp:inline>
+        </w:drawing>
+      </w:r>
+    </w:p>
+    <w:p>
+      <w:pPr>
+        <w:spacing w:line="336" w:lineRule="auto" w:after="180"/>
+      </w:pPr>
+      <w:r>
+        <w:rPr>
+          <w:b w:val="0"/>
+        </w:rPr>
+        <w:t xml:space="preserve">First </w:t>
+      </w:r>
+      <w:r>
+        <w:rPr>
+          <w:b/>
+        </w:rPr>
+        <w:t>distribution</w:t>
+      </w:r>
+      <w:r>
+        <w:rPr>
+          <w:b w:val="0"/>
+        </w:rPr>
+        <w:t>: sun 0.55, rain 0.45: greedy first choice is sun. → Sun branches: sun→end:0.55×0.4=0.22; sun→more:0.55×0.6=0.33. → Rain branches: rain→end:0.45×0.9=0.405; rain→more:0.45×0.1=0.045. → Compare end paths: rain→end is the more probable of the two complete end paths.</w:t>
+      </w:r>
+    </w:p>
+    <w:p>
+      <w:pPr>
+        <w:spacing w:line="336" w:lineRule="auto" w:after="180"/>
+        <w:shd w:fill="F5F1FB"/>
+      </w:pPr>
+      <w:r>
+        <w:rPr>
+          <w:b w:val="0"/>
+        </w:rPr>
+        <w:t xml:space="preserve">Point to each numbered stage and explain which recorded </w:t>
+      </w:r>
+      <w:r>
+        <w:rPr>
+          <w:b/>
+        </w:rPr>
+        <w:t>input</w:t>
+      </w:r>
+      <w:r>
+        <w:rPr>
+          <w:b w:val="0"/>
+        </w:rPr>
+        <w:t xml:space="preserve"> it uses.</w:t>
+      </w:r>
+    </w:p>
+    <w:p>
+      <w:pPr>
+        <w:pStyle w:val="Heading3"/>
+      </w:pPr>
+      <w:r>
+        <w:t>My picture explanation, deciding evidence and one limit</w:t>
+      </w:r>
+    </w:p>
+    <w:p>
+      <w:r>
+        <w:t>________________________________________________________________</w:t>
+      </w:r>
+    </w:p>
+    <w:p>
+      <w:r>
+        <w:t>________________________________________________________________</w:t>
+      </w:r>
+    </w:p>
+    <w:p>
+      <w:r>
+        <w:t>________________________________________________________________</w:t>
+      </w:r>
+    </w:p>
+    <w:p>
+      <w:r>
+        <w:t>________________________________________________________________</w:t>
+      </w:r>
+    </w:p>
+    <w:p>
+      <w:pPr>
+        <w:pStyle w:val="Heading3"/>
+      </w:pPr>
+      <w:r>
+        <w:t>03. Joint probabilities of the four toy branches</w:t>
+      </w:r>
+    </w:p>
+    <w:p>
+      <w:r>
+        <w:drawing>
+          <wp:inline xmlns:a="http://schemas.openxmlformats.org/drawingml/2006/main" xmlns:pic="http://schemas.openxmlformats.org/drawingml/2006/picture">
+            <wp:extent cx="5486400" cy="3584448"/>
+            <wp:docPr id="5" name="Picture 5" descr="Joint probabilities of the four toy branches. Units: probability. sun→end: 0.22. sun→more: 0.33. rain→end: 0.405. rain→more: 0.045."/>
+            <wp:cNvGraphicFramePr>
+              <a:graphicFrameLocks noChangeAspect="1"/>
+            </wp:cNvGraphicFramePr>
+            <a:graphic>
+              <a:graphicData uri="http://schemas.openxmlformats.org/drawingml/2006/picture">
+                <pic:pic>
+                  <pic:nvPicPr>
+                    <pic:cNvPr id="0" name="academy-story-ai-3-2-03.png"/>
+                    <pic:cNvPicPr/>
+                  </pic:nvPicPr>
+                  <pic:blipFill>
+                    <a:blip r:embed="rId13"/>
+                    <a:stretch>
+                      <a:fillRect/>
+                    </a:stretch>
+                  </pic:blipFill>
+                  <pic:spPr>
+                    <a:xfrm>
+                      <a:off x="0" y="0"/>
+                      <a:ext cx="5486400" cy="3584448"/>
+                    </a:xfrm>
+                    <a:prstGeom prst="rect"/>
+                  </pic:spPr>
+                </pic:pic>
+              </a:graphicData>
+            </a:graphic>
+          </wp:inline>
+        </w:drawing>
+      </w:r>
+    </w:p>
+    <w:p>
+      <w:pPr>
+        <w:spacing w:line="336" w:lineRule="auto" w:after="180"/>
+      </w:pPr>
+      <w:r>
+        <w:rPr>
+          <w:b w:val="0"/>
+        </w:rPr>
+        <w:t>Joint probabilities of the four toy branches. Units: probability. sun→end: 0.22. sun→more: 0.33. rain→end: 0.405. rain→more: 0.045.</w:t>
+      </w:r>
+    </w:p>
+    <w:p>
+      <w:pPr>
+        <w:spacing w:line="336" w:lineRule="auto" w:after="180"/>
+        <w:shd w:fill="F5F1FB"/>
+      </w:pPr>
+      <w:r>
+        <w:rPr>
+          <w:b w:val="0"/>
+        </w:rPr>
+        <w:t>Read the labels and values. Explain the relationship the model shows.</w:t>
+      </w:r>
+    </w:p>
+    <w:p>
+      <w:pPr>
+        <w:pStyle w:val="Heading3"/>
+      </w:pPr>
+      <w:r>
+        <w:t>My picture explanation, deciding evidence and one limit</w:t>
+      </w:r>
+    </w:p>
+    <w:p>
+      <w:r>
+        <w:t>________________________________________________________________</w:t>
+      </w:r>
+    </w:p>
+    <w:p>
+      <w:r>
+        <w:t>________________________________________________________________</w:t>
+      </w:r>
+    </w:p>
+    <w:p>
+      <w:r>
+        <w:t>________________________________________________________________</w:t>
+      </w:r>
+    </w:p>
+    <w:p>
+      <w:r>
+        <w:t>________________________________________________________________</w:t>
+      </w:r>
+    </w:p>
+    <w:p>
+      <w:pPr>
+        <w:pStyle w:val="Heading3"/>
+      </w:pPr>
+      <w:r>
+        <w:t>04. Change one thing. Trace what follows.</w:t>
+      </w:r>
+    </w:p>
+    <w:p>
+      <w:r>
+        <w:drawing>
+          <wp:inline xmlns:a="http://schemas.openxmlformats.org/drawingml/2006/main" xmlns:pic="http://schemas.openxmlformats.org/drawingml/2006/picture">
+            <wp:extent cx="5486400" cy="3179064"/>
+            <wp:docPr id="6" name="Picture 6" descr="Original case: rain→end is the more probable of the two complete end paths. Changed condition: Raise end-given-sun to 0.8 and lower more-given-sun to 0.2. Expected result: sun→end becomes 0.44, beating unchanged rain→end 0.405. Reason: Changing one conditional distribution changes its path products while the first-token probabilities remain fixed."/>
+            <wp:cNvGraphicFramePr>
+              <a:graphicFrameLocks noChangeAspect="1"/>
+            </wp:cNvGraphicFramePr>
+            <a:graphic>
+              <a:graphicData uri="http://schemas.openxmlformats.org/drawingml/2006/picture">
+                <pic:pic>
+                  <pic:nvPicPr>
+                    <pic:cNvPr id="0" name="academy-story-ai-3-2-04.png"/>
+                    <pic:cNvPicPr/>
+                  </pic:nvPicPr>
+                  <pic:blipFill>
+                    <a:blip r:embed="rId14"/>
+                    <a:stretch>
+                      <a:fillRect/>
+                    </a:stretch>
+                  </pic:blipFill>
+                  <pic:spPr>
+                    <a:xfrm>
+                      <a:off x="0" y="0"/>
+                      <a:ext cx="5486400" cy="3179064"/>
+                    </a:xfrm>
+                    <a:prstGeom prst="rect"/>
+                  </pic:spPr>
+                </pic:pic>
+              </a:graphicData>
+            </a:graphic>
+          </wp:inline>
+        </w:drawing>
+      </w:r>
+    </w:p>
+    <w:p>
+      <w:pPr>
+        <w:spacing w:line="336" w:lineRule="auto" w:after="180"/>
+      </w:pPr>
+      <w:r>
+        <w:rPr>
+          <w:b w:val="0"/>
+        </w:rPr>
+        <w:t>Original case: rain→end is the more probable of the two complete end paths. Changed condition: Raise end-given-sun to 0.8 and lower more-given-sun to 0.2.</w:t>
+      </w:r>
+    </w:p>
+    <w:p>
+      <w:pPr>
+        <w:spacing w:line="336" w:lineRule="auto" w:after="180"/>
+      </w:pPr>
+      <w:r>
+        <w:rPr>
+          <w:b w:val="0"/>
+        </w:rPr>
+        <w:t xml:space="preserve">Expected result: sun→end becomes 0.44, beating unchanged rain→end 0.405. Reason: Changing one conditional </w:t>
+      </w:r>
+      <w:r>
+        <w:rPr>
+          <w:b/>
+        </w:rPr>
+        <w:t>distribution</w:t>
+      </w:r>
+      <w:r>
+        <w:rPr>
+          <w:b w:val="0"/>
+        </w:rPr>
+        <w:t xml:space="preserve"> changes its path products while the first-token probabilities remain fixed.</w:t>
+      </w:r>
+    </w:p>
+    <w:p>
+      <w:pPr>
+        <w:spacing w:line="336" w:lineRule="auto" w:after="180"/>
+        <w:shd w:fill="F5F1FB"/>
+      </w:pPr>
+      <w:r>
+        <w:rPr>
+          <w:b w:val="0"/>
+        </w:rPr>
+        <w:t>Predict before checking the worked changed-case result. Name what changed and what the supplied facts allow you to conclude.</w:t>
+      </w:r>
+    </w:p>
+    <w:p>
+      <w:pPr>
+        <w:pStyle w:val="Heading3"/>
+      </w:pPr>
+      <w:r>
+        <w:t>My picture explanation, deciding evidence and one limit</w:t>
+      </w:r>
+    </w:p>
+    <w:p>
+      <w:r>
+        <w:t>________________________________________________________________</w:t>
+      </w:r>
+    </w:p>
+    <w:p>
+      <w:r>
+        <w:t>________________________________________________________________</w:t>
+      </w:r>
+    </w:p>
+    <w:p>
+      <w:r>
+        <w:t>________________________________________________________________</w:t>
+      </w:r>
+    </w:p>
+    <w:p>
+      <w:r>
+        <w:t>________________________________________________________________</w:t>
+      </w:r>
+    </w:p>
+    <w:p>
+      <w:pPr>
+        <w:pStyle w:val="Heading3"/>
+      </w:pPr>
+      <w:r>
+        <w:t>05. Connect the explanation to its limit</w:t>
+      </w:r>
+    </w:p>
+    <w:p>
+      <w:r>
+        <w:drawing>
+          <wp:inline xmlns:a="http://schemas.openxmlformats.org/drawingml/2006/main" xmlns:pic="http://schemas.openxmlformats.org/drawingml/2006/picture">
+            <wp:extent cx="5486400" cy="2834640"/>
+            <wp:docPr id="7" name="Picture 7" descr="Conditional probabilities describe what follows a particular prefix. Multiplying along a path gives its joint probability. The four branch products sum to 1, but the two end paths sum to 0.625 because more branches have not ended. Greedy decoding selects sun then more; it does not guarantee the most likely complete sequence. Limit: These word labels and tiny tables are illustrative; path probability is not a measure of real-world truth."/>
+            <wp:cNvGraphicFramePr>
+              <a:graphicFrameLocks noChangeAspect="1"/>
+            </wp:cNvGraphicFramePr>
+            <a:graphic>
+              <a:graphicData uri="http://schemas.openxmlformats.org/drawingml/2006/picture">
+                <pic:pic>
+                  <pic:nvPicPr>
+                    <pic:cNvPr id="0" name="academy-story-ai-3-2-05.png"/>
+                    <pic:cNvPicPr/>
+                  </pic:nvPicPr>
+                  <pic:blipFill>
+                    <a:blip r:embed="rId15"/>
+                    <a:stretch>
+                      <a:fillRect/>
+                    </a:stretch>
+                  </pic:blipFill>
+                  <pic:spPr>
+                    <a:xfrm>
+                      <a:off x="0" y="0"/>
+                      <a:ext cx="5486400" cy="2834640"/>
+                    </a:xfrm>
+                    <a:prstGeom prst="rect"/>
+                  </pic:spPr>
+                </pic:pic>
+              </a:graphicData>
+            </a:graphic>
+          </wp:inline>
+        </w:drawing>
+      </w:r>
+    </w:p>
+    <w:p>
+      <w:pPr>
+        <w:spacing w:line="336" w:lineRule="auto" w:after="180"/>
+      </w:pPr>
+      <w:r>
+        <w:rPr>
+          <w:b w:val="0"/>
+        </w:rPr>
+        <w:t>Conditional probabilities describe what follows a particular prefix. Multiplying along a path gives its joint probability.</w:t>
+      </w:r>
+    </w:p>
+    <w:p>
+      <w:pPr>
+        <w:spacing w:line="336" w:lineRule="auto" w:after="180"/>
+      </w:pPr>
+      <w:r>
+        <w:rPr>
+          <w:b w:val="0"/>
+        </w:rPr>
+        <w:t>The four branch products sum to 1, but the two end paths sum to 0.625 because more branches have not ended. Greedy decoding selects sun then more; it does not guarantee the most likely complete sequence.</w:t>
+      </w:r>
+    </w:p>
+    <w:p>
+      <w:pPr>
+        <w:spacing w:line="336" w:lineRule="auto" w:after="180"/>
+      </w:pPr>
+      <w:r>
+        <w:rPr>
+          <w:b w:val="0"/>
+        </w:rPr>
+        <w:t>Limit: These word labels and tiny tables are illustrative; path probability is not a measure of real-world truth.</w:t>
+      </w:r>
+    </w:p>
+    <w:p>
+      <w:pPr>
+        <w:spacing w:line="336" w:lineRule="auto" w:after="180"/>
+        <w:shd w:fill="F5F1FB"/>
+      </w:pPr>
+      <w:r>
+        <w:rPr>
+          <w:b w:val="0"/>
+        </w:rPr>
+        <w:t>Explain the case, then point to a limit on the claim.</w:t>
+      </w:r>
+    </w:p>
+    <w:p>
+      <w:pPr>
+        <w:pStyle w:val="Heading3"/>
+      </w:pPr>
+      <w:r>
+        <w:t>My picture explanation, deciding evidence and one limit</w:t>
+      </w:r>
+    </w:p>
+    <w:p>
+      <w:r>
+        <w:t>________________________________________________________________</w:t>
+      </w:r>
+    </w:p>
+    <w:p>
+      <w:r>
+        <w:t>________________________________________________________________</w:t>
+      </w:r>
+    </w:p>
+    <w:p>
+      <w:r>
+        <w:t>________________________________________________________________</w:t>
+      </w:r>
+    </w:p>
+    <w:p>
+      <w:r>
+        <w:t>________________________________________________________________</w:t>
+      </w:r>
+    </w:p>
+    <w:p>
+      <w:pPr>
+        <w:pStyle w:val="Heading3"/>
+      </w:pPr>
+      <w:r>
+        <w:t>06. Make the idea visible in your project</w:t>
+      </w:r>
+    </w:p>
+    <w:p>
+      <w:r>
+        <w:drawing>
+          <wp:inline xmlns:a="http://schemas.openxmlformats.org/drawingml/2006/main" xmlns:pic="http://schemas.openxmlformats.org/drawingml/2006/picture">
+            <wp:extent cx="5486400" cy="3380232"/>
+            <wp:docPr id="8" name="Picture 8" descr="Explain Study Buddy generation as conditional choices, while checking the finished factual claims against sources. Draw your input, deciding step, result and limit. Supported question: Why is 0.625 not a broken probability sum?"/>
+            <wp:cNvGraphicFramePr>
+              <a:graphicFrameLocks noChangeAspect="1"/>
+            </wp:cNvGraphicFramePr>
+            <a:graphic>
+              <a:graphicData uri="http://schemas.openxmlformats.org/drawingml/2006/picture">
+                <pic:pic>
+                  <pic:nvPicPr>
+                    <pic:cNvPr id="0" name="academy-story-ai-3-2-06.png"/>
+                    <pic:cNvPicPr/>
+                  </pic:nvPicPr>
+                  <pic:blipFill>
+                    <a:blip r:embed="rId16"/>
+                    <a:stretch>
+                      <a:fillRect/>
+                    </a:stretch>
+                  </pic:blipFill>
+                  <pic:spPr>
+                    <a:xfrm>
+                      <a:off x="0" y="0"/>
+                      <a:ext cx="5486400" cy="3380232"/>
+                    </a:xfrm>
+                    <a:prstGeom prst="rect"/>
+                  </pic:spPr>
+                </pic:pic>
+              </a:graphicData>
+            </a:graphic>
+          </wp:inline>
+        </w:drawing>
+      </w:r>
+    </w:p>
+    <w:p>
+      <w:pPr>
+        <w:spacing w:line="336" w:lineRule="auto" w:after="180"/>
+        <w:shd w:fill="F5F1FB"/>
+      </w:pPr>
+      <w:r>
+        <w:rPr>
+          <w:b w:val="0"/>
+        </w:rPr>
+        <w:t xml:space="preserve">Explain Study Buddy generation as conditional choices, while checking the finished factual claims against sources. Draw your </w:t>
+      </w:r>
+      <w:r>
+        <w:rPr>
+          <w:b/>
+        </w:rPr>
+        <w:t>input</w:t>
+      </w:r>
+      <w:r>
+        <w:rPr>
+          <w:b w:val="0"/>
+        </w:rPr>
+        <w:t>, deciding step, result and limit.</w:t>
+      </w:r>
+    </w:p>
+    <w:p>
+      <w:pPr>
+        <w:spacing w:line="336" w:lineRule="auto" w:after="180"/>
+        <w:shd w:fill="F5F1FB"/>
+      </w:pPr>
+      <w:r>
+        <w:rPr>
+          <w:b w:val="0"/>
+        </w:rPr>
+        <w:t>Supported question: Why is 0.625 not a broken probability sum?</w:t>
+      </w:r>
+    </w:p>
+    <w:p>
+      <w:pPr>
+        <w:spacing w:line="336" w:lineRule="auto" w:after="180"/>
+        <w:shd w:fill="F5F1FB"/>
+      </w:pPr>
+      <w:r>
+        <w:rPr>
+          <w:b w:val="0"/>
+        </w:rPr>
+        <w:t xml:space="preserve">Draw your project trace and justify the deciding step using </w:t>
+      </w:r>
+      <w:r>
+        <w:rPr>
+          <w:b/>
+        </w:rPr>
+        <w:t>evidence</w:t>
+      </w:r>
+      <w:r>
+        <w:rPr>
+          <w:b w:val="0"/>
+        </w:rPr>
+        <w:t>.</w:t>
+      </w:r>
+    </w:p>
+    <w:p>
+      <w:pPr>
+        <w:pStyle w:val="Heading3"/>
+      </w:pPr>
+      <w:r>
+        <w:t>My picture explanation, deciding evidence and one limit</w:t>
       </w:r>
     </w:p>
     <w:p>

--- a/downloads/workbook/ai-3-week-02.docx
+++ b/downloads/workbook/ai-3-week-02.docx
@@ -25,42 +25,130 @@
         <w:pStyle w:val="Heading1"/>
       </w:pPr>
       <w:r>
-        <w:t>01. Recall and choose your starting point</w:t>
-      </w:r>
-    </w:p>
-    <w:p>
-      <w:r>
-        <w:t>Record your starting explanation for A Distribution of Possibilities before opening notes. Show any later correction separately.</w:t>
-      </w:r>
-    </w:p>
-    <w:p>
-      <w:pPr>
-        <w:spacing w:line="336" w:lineRule="auto" w:after="180"/>
-      </w:pPr>
-      <w:r>
-        <w:rPr>
-          <w:b w:val="0"/>
-        </w:rPr>
+        <w:t>One connected probability record, with an ordered-representation extension.</w:t>
+      </w:r>
+    </w:p>
+    <w:p>
+      <w:r>
+        <w:t>Validate, multiply, challenge greedy decoding and normalise with a stated rule.</w:t>
+      </w:r>
+    </w:p>
+    <w:p>
+      <w:r>
+        <w:t>Keep prefixes, alternatives, path products, partial event sums and source evidence separate.</w:t>
+      </w:r>
+    </w:p>
+    <w:p>
+      <w:pPr>
+        <w:pStyle w:val="Heading1"/>
+      </w:pPr>
+      <w:r>
+        <w:t>01. Recall · Retrieve earlier ideas</w:t>
+      </w:r>
+    </w:p>
+    <w:p>
+      <w:r>
+        <w:t>Try before opening notes.</w:t>
+      </w:r>
+    </w:p>
+    <w:p>
+      <w:pPr>
+        <w:pStyle w:val="Heading2"/>
+      </w:pPr>
+      <w:r>
+        <w:t>Your evidence record</w:t>
+      </w:r>
+    </w:p>
+    <w:p>
+      <w:pPr>
+        <w:pStyle w:val="ListBullet"/>
+      </w:pPr>
+      <w:r>
         <w:t>Try the recall before opening notes. Then use a different colour or a labelled second line to correct your explanation.</w:t>
       </w:r>
     </w:p>
     <w:p>
       <w:pPr>
+        <w:pStyle w:val="ListBullet"/>
+      </w:pPr>
+      <w:r>
+        <w:t>Without opening the old lesson, explain one key idea from Predictive and Generative AI. Give an example and a mistake that the idea helps you avoid.</w:t>
+      </w:r>
+    </w:p>
+    <w:p>
+      <w:pPr>
         <w:pStyle w:val="Heading3"/>
       </w:pPr>
       <w:r>
+        <w:t>My remembered idea, example and correction</w:t>
+      </w:r>
+    </w:p>
+    <w:p>
+      <w:r>
+        <w:t>________________________________________________________________</w:t>
+      </w:r>
+    </w:p>
+    <w:p>
+      <w:r>
+        <w:t>________________________________________________________________</w:t>
+      </w:r>
+    </w:p>
+    <w:p>
+      <w:r>
+        <w:t>________________________________________________________________</w:t>
+      </w:r>
+    </w:p>
+    <w:p>
+      <w:pPr>
+        <w:pStyle w:val="Heading2"/>
+      </w:pPr>
+      <w:r>
+        <w:t>Earlier wording, alternatives and picture transcripts · reference / check after trying</w:t>
+      </w:r>
+    </w:p>
+    <w:p>
+      <w:pPr>
+        <w:pStyle w:val="Heading3"/>
+      </w:pPr>
+      <w:r>
         <w:t>Predictive and Generative AI</w:t>
       </w:r>
     </w:p>
     <w:p>
       <w:pPr>
-        <w:spacing w:line="336" w:lineRule="auto" w:after="180"/>
-      </w:pPr>
-      <w:r>
-        <w:rPr>
-          <w:b w:val="0"/>
-        </w:rPr>
-        <w:t>Without opening the old lesson, explain one key idea from Predictive and Generative AI. Give an example and a mistake that the idea helps you avoid.</w:t>
+        <w:pStyle w:val="Heading1"/>
+      </w:pPr>
+      <w:r>
+        <w:t>12. W1 · Validate a probability table</w:t>
+      </w:r>
+    </w:p>
+    <w:p>
+      <w:r>
+        <w:t>Check alternatives, nonnegative entries and total1.</w:t>
+      </w:r>
+    </w:p>
+    <w:p>
+      <w:pPr>
+        <w:pStyle w:val="Heading2"/>
+      </w:pPr>
+      <w:r>
+        <w:t>Your evidence record</w:t>
+      </w:r>
+    </w:p>
+    <w:p>
+      <w:pPr>
+        <w:pStyle w:val="ListBullet"/>
+      </w:pPr>
+      <w:r>
+        <w:t>Status first probabilities ready0.5,busy0.3,unknown0.2. End givenready0.8,busy0.5,unknown1; complementary today probabilities0.2,0.5,0. All six two-step paths count toward total1. Separate A/B counterexample first0.6/0.4,end0.51/1. Separate sun/rain first0.55/0.45,end0.4/0.9,complementarymore. Do not mix conditional tables.</w:t>
+      </w:r>
+    </w:p>
+    <w:p>
+      <w:pPr>
+        <w:pStyle w:val="ListBullet"/>
+      </w:pPr>
+      <w:r>
+        <w:t>Check 0.5,0.3,0.2 as probabilities. Interpret their sum and the complement of ready.</w:t>
       </w:r>
     </w:p>
     <w:p>
@@ -68,7 +156,7 @@
         <w:pStyle w:val="Heading3"/>
       </w:pPr>
       <w:r>
-        <w:t>My remembered idea, example and correction</w:t>
+        <w:t>My reasoning and evidence</w:t>
       </w:r>
     </w:p>
     <w:p>
@@ -87,139 +175,63 @@
       </w:r>
     </w:p>
     <w:p>
+      <w:r>
+        <w:t>________________________________________________________________</w:t>
+      </w:r>
+    </w:p>
+    <w:p>
+      <w:r>
+        <w:t>________________________________________________________________</w:t>
+      </w:r>
+    </w:p>
+    <w:p>
+      <w:r>
+        <w:t>________________________________________________________________</w:t>
+      </w:r>
+    </w:p>
+    <w:p>
       <w:pPr>
         <w:pStyle w:val="Heading1"/>
       </w:pPr>
       <w:r>
-        <w:t>02. Practise with fading help</w:t>
-      </w:r>
-    </w:p>
-    <w:p>
-      <w:r>
-        <w:t>Complete the supported A Distribution of Possibilities trace and record the first step you can explain without help.</w:t>
-      </w:r>
-    </w:p>
-    <w:p>
-      <w:pPr>
-        <w:spacing w:line="336" w:lineRule="auto" w:after="180"/>
-      </w:pPr>
-      <w:r>
-        <w:rPr>
-          <w:b w:val="0"/>
-        </w:rPr>
-        <w:t xml:space="preserve">Use W2: Calculate the paths for Next token </w:t>
-      </w:r>
-      <w:r>
-        <w:rPr>
-          <w:b/>
-        </w:rPr>
-        <w:t>distribution</w:t>
-      </w:r>
-      <w:r>
-        <w:rPr>
-          <w:b w:val="0"/>
-        </w:rPr>
-        <w:t>s. Record the answer once; the lesson and workbook refer to the same attempt.</w:t>
-      </w:r>
-    </w:p>
-    <w:tbl>
-      <w:tblPr>
-        <w:tblStyle w:val="LightShading-Accent1"/>
-        <w:tblW w:type="auto" w:w="0"/>
-        <w:tblLook w:firstColumn="1" w:firstRow="1" w:lastColumn="0" w:lastRow="0" w:noHBand="0" w:noVBand="1" w:val="04A0"/>
-      </w:tblPr>
-      <w:tblGrid>
-        <w:gridCol w:w="2556"/>
-        <w:gridCol w:w="2556"/>
-        <w:gridCol w:w="2556"/>
-        <w:gridCol w:w="2556"/>
-      </w:tblGrid>
-      <w:tr>
-        <w:trPr>
-          <w:tblHeader/>
-        </w:trPr>
-        <w:tc>
-          <w:tcPr>
-            <w:tcW w:type="dxa" w:w="2556"/>
-          </w:tcPr>
-          <w:p>
-            <w:r>
-              <w:t>Given inputs</w:t>
-            </w:r>
-          </w:p>
-        </w:tc>
-        <w:tc>
-          <w:tcPr>
-            <w:tcW w:type="dxa" w:w="2556"/>
-          </w:tcPr>
-          <w:p>
-            <w:r>
-              <w:t>Procedure I chose</w:t>
-            </w:r>
-          </w:p>
-        </w:tc>
-        <w:tc>
-          <w:tcPr>
-            <w:tcW w:type="dxa" w:w="2556"/>
-          </w:tcPr>
-          <w:p>
-            <w:r>
-              <w:t>Middle steps</w:t>
-            </w:r>
-          </w:p>
-        </w:tc>
-        <w:tc>
-          <w:tcPr>
-            <w:tcW w:type="dxa" w:w="2556"/>
-          </w:tcPr>
-          <w:p>
-            <w:r>
-              <w:t>Result and check</w:t>
-            </w:r>
-          </w:p>
-        </w:tc>
-      </w:tr>
-      <w:tr>
-        <w:tc>
-          <w:tcPr>
-            <w:tcW w:type="dxa" w:w="2556"/>
-          </w:tcPr>
-          <w:p>
-            <w:r/>
-          </w:p>
-        </w:tc>
-        <w:tc>
-          <w:tcPr>
-            <w:tcW w:type="dxa" w:w="2556"/>
-          </w:tcPr>
-          <w:p>
-            <w:r/>
-          </w:p>
-        </w:tc>
-        <w:tc>
-          <w:tcPr>
-            <w:tcW w:type="dxa" w:w="2556"/>
-          </w:tcPr>
-          <w:p>
-            <w:r/>
-          </w:p>
-        </w:tc>
-        <w:tc>
-          <w:tcPr>
-            <w:tcW w:type="dxa" w:w="2556"/>
-          </w:tcPr>
-          <w:p>
-            <w:r/>
-          </w:p>
-        </w:tc>
-      </w:tr>
-    </w:tbl>
+        <w:t>13. W2 · Calculate Status end paths</w:t>
+      </w:r>
+    </w:p>
+    <w:p>
+      <w:r>
+        <w:t>Use each expanded-prefix conditional before adding paths.</w:t>
+      </w:r>
+    </w:p>
+    <w:p>
+      <w:pPr>
+        <w:pStyle w:val="Heading2"/>
+      </w:pPr>
+      <w:r>
+        <w:t>Your evidence record</w:t>
+      </w:r>
+    </w:p>
+    <w:p>
+      <w:pPr>
+        <w:pStyle w:val="ListBullet"/>
+      </w:pPr>
+      <w:r>
+        <w:t>Status first probabilities ready0.5,busy0.3,unknown0.2. End givenready0.8,busy0.5,unknown1; complementary today probabilities0.2,0.5,0. All six two-step paths count toward total1. Separate A/B counterexample first0.6/0.4,end0.51/1. Separate sun/rain first0.55/0.45,end0.4/0.9,complementarymore. Do not mix conditional tables.</w:t>
+      </w:r>
+    </w:p>
+    <w:p>
+      <w:pPr>
+        <w:pStyle w:val="ListBullet"/>
+      </w:pPr>
+      <w:r>
+        <w:t>Compute ready,end; busy,end; unknown,end and their combined probability.</w:t>
+      </w:r>
+    </w:p>
     <w:p>
       <w:pPr>
         <w:pStyle w:val="Heading3"/>
       </w:pPr>
       <w:r>
-        <w:t>The step I completed without help, and the hint I needed</w:t>
+        <w:t>My reasoning and evidence</w:t>
       </w:r>
     </w:p>
     <w:p>
@@ -238,50 +250,55 @@
       </w:r>
     </w:p>
     <w:p>
+      <w:r>
+        <w:t>________________________________________________________________</w:t>
+      </w:r>
+    </w:p>
+    <w:p>
+      <w:r>
+        <w:t>________________________________________________________________</w:t>
+      </w:r>
+    </w:p>
+    <w:p>
+      <w:r>
+        <w:t>________________________________________________________________</w:t>
+      </w:r>
+    </w:p>
+    <w:p>
       <w:pPr>
         <w:pStyle w:val="Heading1"/>
       </w:pPr>
       <w:r>
-        <w:t>03. Individual reasoning check</w:t>
-      </w:r>
-    </w:p>
-    <w:p>
-      <w:r>
-        <w:t>Check the proposed A Distribution of Possibilities explanation against the supplied facts before discussing it.</w:t>
-      </w:r>
-    </w:p>
-    <w:p>
-      <w:pPr>
-        <w:spacing w:line="336" w:lineRule="auto" w:after="180"/>
-      </w:pPr>
-      <w:r>
-        <w:rPr>
-          <w:b w:val="0"/>
-        </w:rPr>
-        <w:t xml:space="preserve">Use the worked case for Next token </w:t>
-      </w:r>
-      <w:r>
-        <w:rPr>
-          <w:b/>
-        </w:rPr>
-        <w:t>distribution</w:t>
-      </w:r>
-      <w:r>
-        <w:rPr>
-          <w:b w:val="0"/>
-        </w:rPr>
-        <w:t>s. Proposed explanation: “Conditional products assume independence”. Decide whether this explanation is supported.</w:t>
-      </w:r>
-    </w:p>
-    <w:p>
-      <w:pPr>
-        <w:spacing w:line="336" w:lineRule="auto" w:after="180"/>
-      </w:pPr>
-      <w:r>
-        <w:rPr>
-          <w:b w:val="0"/>
-        </w:rPr>
-        <w:t>Point to the step or supplied fact that decides; explain your repair if needed.</w:t>
+        <w:t>14. W3 · Challenge a greedy claim</w:t>
+      </w:r>
+    </w:p>
+    <w:p>
+      <w:r>
+        <w:t>Compare only the specified complete paths.</w:t>
+      </w:r>
+    </w:p>
+    <w:p>
+      <w:pPr>
+        <w:pStyle w:val="Heading2"/>
+      </w:pPr>
+      <w:r>
+        <w:t>Your evidence record</w:t>
+      </w:r>
+    </w:p>
+    <w:p>
+      <w:pPr>
+        <w:pStyle w:val="ListBullet"/>
+      </w:pPr>
+      <w:r>
+        <w:t>Status first probabilities ready0.5,busy0.3,unknown0.2. End givenready0.8,busy0.5,unknown1; complementary today probabilities0.2,0.5,0. All six two-step paths count toward total1. Separate A/B counterexample first0.6/0.4,end0.51/1. Separate sun/rain first0.55/0.45,end0.4/0.9,complementarymore. Do not mix conditional tables.</w:t>
+      </w:r>
+    </w:p>
+    <w:p>
+      <w:pPr>
+        <w:pStyle w:val="ListBullet"/>
+      </w:pPr>
+      <w:r>
+        <w:t>Use A=0.6,B=0.4 and end conditional probabilities 0.51 and 1. Compare greedy A,end with B,end.</w:t>
       </w:r>
     </w:p>
     <w:p>
@@ -289,7 +306,7 @@
         <w:pStyle w:val="Heading3"/>
       </w:pPr>
       <w:r>
-        <w:t>My explanation before partner discussion</w:t>
+        <w:t>My reasoning and evidence</w:t>
       </w:r>
     </w:p>
     <w:p>
@@ -313,16 +330,50 @@
       </w:r>
     </w:p>
     <w:p>
+      <w:r>
+        <w:t>________________________________________________________________</w:t>
+      </w:r>
+    </w:p>
+    <w:p>
+      <w:r>
+        <w:t>________________________________________________________________</w:t>
+      </w:r>
+    </w:p>
+    <w:p>
       <w:pPr>
         <w:pStyle w:val="Heading1"/>
       </w:pPr>
       <w:r>
-        <w:t>04. Independent transfer case</w:t>
-      </w:r>
-    </w:p>
-    <w:p>
-      <w:r>
-        <w:t>Write one first attempt at the reserved independent case before feedback. Repeated copies of that case refer to the same recorded attempt.</w:t>
+        <w:t>16. W5 · Normalise declared nonnegative weights</w:t>
+      </w:r>
+    </w:p>
+    <w:p>
+      <w:r>
+        <w:t>Reject a negative or zero-total weight contract rather than silently dividing.</w:t>
+      </w:r>
+    </w:p>
+    <w:p>
+      <w:pPr>
+        <w:pStyle w:val="Heading2"/>
+      </w:pPr>
+      <w:r>
+        <w:t>Your evidence record</w:t>
+      </w:r>
+    </w:p>
+    <w:p>
+      <w:pPr>
+        <w:pStyle w:val="ListBullet"/>
+      </w:pPr>
+      <w:r>
+        <w:t>Status first probabilities ready0.5,busy0.3,unknown0.2. End givenready0.8,busy0.5,unknown1; complementary today probabilities0.2,0.5,0. All six two-step paths count toward total1. Separate A/B counterexample first0.6/0.4,end0.51/1. Separate sun/rain first0.55/0.45,end0.4/0.9,complementarymore. Do not mix conditional tables.</w:t>
+      </w:r>
+    </w:p>
+    <w:p>
+      <w:pPr>
+        <w:pStyle w:val="ListBullet"/>
+      </w:pPr>
+      <w:r>
+        <w:t>Weights are ready 6,busy 3,unknown 1. Convert them into probabilities. What if a weight is -1?</w:t>
       </w:r>
     </w:p>
     <w:p>
@@ -330,29 +381,178 @@
         <w:pStyle w:val="Heading3"/>
       </w:pPr>
       <w:r>
+        <w:t>My reasoning and evidence</w:t>
+      </w:r>
+    </w:p>
+    <w:p>
+      <w:r>
+        <w:t>________________________________________________________________</w:t>
+      </w:r>
+    </w:p>
+    <w:p>
+      <w:r>
+        <w:t>________________________________________________________________</w:t>
+      </w:r>
+    </w:p>
+    <w:p>
+      <w:r>
+        <w:t>________________________________________________________________</w:t>
+      </w:r>
+    </w:p>
+    <w:p>
+      <w:r>
+        <w:t>________________________________________________________________</w:t>
+      </w:r>
+    </w:p>
+    <w:p>
+      <w:r>
+        <w:t>________________________________________________________________</w:t>
+      </w:r>
+    </w:p>
+    <w:p>
+      <w:r>
+        <w:t>________________________________________________________________</w:t>
+      </w:r>
+    </w:p>
+    <w:p>
+      <w:pPr>
+        <w:pStyle w:val="Heading1"/>
+      </w:pPr>
+      <w:r>
+        <w:t>04. W4 · Audit new conditional paths independently</w:t>
+      </w:r>
+    </w:p>
+    <w:p>
+      <w:r>
+        <w:t>Keep the first attempt before hints.</w:t>
+      </w:r>
+    </w:p>
+    <w:p>
+      <w:pPr>
+        <w:pStyle w:val="Heading2"/>
+      </w:pPr>
+      <w:r>
+        <w:t>Your evidence record</w:t>
+      </w:r>
+    </w:p>
+    <w:p>
+      <w:pPr>
+        <w:pStyle w:val="ListBullet"/>
+      </w:pPr>
+      <w:r>
+        <w:t>Use exactly the stated first-token probabilities and end conditionals. Each more probability is1minus its own end conditional. Compare the specified two-step end paths, not all possible eventual completions. The question supplies no real status observation. Record what those missing observations prevent you from claiming.</w:t>
+      </w:r>
+    </w:p>
+    <w:p>
+      <w:pPr>
+        <w:pStyle w:val="ListBullet"/>
+      </w:pPr>
+      <w:r>
+        <w:t>First tokens go=0.4, wait=0.35, ask=0.25. End probabilities given them are 0.5,0.8,1 respectively; each branch has a complementary more token. Compute all three end-path probabilities and their sum. Which first token is greedy, which end path is largest, and does either verify a real status?</w:t>
+      </w:r>
+    </w:p>
+    <w:p>
+      <w:pPr>
+        <w:pStyle w:val="Heading3"/>
+      </w:pPr>
+      <w:r>
+        <w:t>My independent explanation, trace and limits</w:t>
+      </w:r>
+    </w:p>
+    <w:p>
+      <w:r>
+        <w:t>________________________________________________________________</w:t>
+      </w:r>
+    </w:p>
+    <w:p>
+      <w:r>
+        <w:t>________________________________________________________________</w:t>
+      </w:r>
+    </w:p>
+    <w:p>
+      <w:r>
+        <w:t>________________________________________________________________</w:t>
+      </w:r>
+    </w:p>
+    <w:p>
+      <w:r>
+        <w:t>________________________________________________________________</w:t>
+      </w:r>
+    </w:p>
+    <w:p>
+      <w:r>
+        <w:t>________________________________________________________________</w:t>
+      </w:r>
+    </w:p>
+    <w:p>
+      <w:r>
+        <w:t>________________________________________________________________</w:t>
+      </w:r>
+    </w:p>
+    <w:p>
+      <w:r>
+        <w:t>________________________________________________________________</w:t>
+      </w:r>
+    </w:p>
+    <w:p>
+      <w:pPr>
+        <w:pStyle w:val="ListBullet"/>
+      </w:pPr>
+      <w:r>
+        <w:t>Attempt this case before feedback. Record any help. Earlier examples below are further practice; a case already practised with feedback cannot establish fresh transfer.</w:t>
+      </w:r>
+    </w:p>
+    <w:p>
+      <w:pPr>
+        <w:pStyle w:val="Heading2"/>
+      </w:pPr>
+      <w:r>
+        <w:t>Earlier wording, alternatives and picture transcripts · reference / check after trying</w:t>
+      </w:r>
+    </w:p>
+    <w:p>
+      <w:pPr>
+        <w:pStyle w:val="Heading3"/>
+      </w:pPr>
+      <w:r>
         <w:t>Independent case: Analyse a new table independently</w:t>
       </w:r>
     </w:p>
     <w:p>
       <w:pPr>
-        <w:spacing w:line="336" w:lineRule="auto" w:after="180"/>
-      </w:pPr>
-      <w:r>
-        <w:rPr>
-          <w:b w:val="0"/>
-        </w:rPr>
-        <w:t>First tokens go=0.4, wait=0.35, ask=0.25. End probabilities given them are 0.5,0.8,1 respectively; each branch has a complementary more token. Compute all three end-path probabilities and their sum.</w:t>
-      </w:r>
-    </w:p>
-    <w:p>
-      <w:pPr>
-        <w:spacing w:line="336" w:lineRule="auto" w:after="180"/>
-      </w:pPr>
-      <w:r>
-        <w:rPr>
-          <w:b w:val="0"/>
-        </w:rPr>
-        <w:t>Which first token is greedy, which end path is largest, and does either verify a real status?</w:t>
+        <w:pStyle w:val="Heading1"/>
+      </w:pPr>
+      <w:r>
+        <w:t>09. Project · Keep the decision and evidence</w:t>
+      </w:r>
+    </w:p>
+    <w:p>
+      <w:r>
+        <w:t>Extend the existing project record.</w:t>
+      </w:r>
+    </w:p>
+    <w:p>
+      <w:pPr>
+        <w:pStyle w:val="Heading2"/>
+      </w:pPr>
+      <w:r>
+        <w:t>Your evidence record</w:t>
+      </w:r>
+    </w:p>
+    <w:p>
+      <w:pPr>
+        <w:pStyle w:val="ListBullet"/>
+      </w:pPr>
+      <w:r>
+        <w:t>Explain that Study Buddy responses come from possibilities, so important claims need checks.</w:t>
+      </w:r>
+    </w:p>
+    <w:p>
+      <w:pPr>
+        <w:pStyle w:val="ListBullet"/>
+      </w:pPr>
+      <w:r>
+        <w:t>The project change and evidence I will keep</w:t>
       </w:r>
     </w:p>
     <w:p>
@@ -360,7 +560,7 @@
         <w:pStyle w:val="Heading3"/>
       </w:pPr>
       <w:r>
-        <w:t>My independent explanation, trace and limits</w:t>
+        <w:t>Write or draw your reasoning and evidence.</w:t>
       </w:r>
     </w:p>
     <w:p>
@@ -389,1375 +589,24 @@
       </w:r>
     </w:p>
     <w:p>
-      <w:r>
-        <w:t>________________________________________________________________</w:t>
-      </w:r>
-    </w:p>
-    <w:p>
-      <w:r>
-        <w:t>________________________________________________________________</w:t>
-      </w:r>
-    </w:p>
-    <w:p>
-      <w:pPr>
-        <w:spacing w:line="336" w:lineRule="auto" w:after="180"/>
-      </w:pPr>
-      <w:r>
-        <w:rPr>
-          <w:b w:val="0"/>
-        </w:rPr>
-        <w:t>Attempt this case before feedback. Record any help. Earlier examples below are further practice; a case already practised with feedback cannot establish fresh transfer.</w:t>
-      </w:r>
-    </w:p>
-    <w:p>
       <w:pPr>
         <w:pStyle w:val="Heading1"/>
       </w:pPr>
       <w:r>
-        <w:t>05. Your learning target</w:t>
-      </w:r>
-    </w:p>
-    <w:p>
-      <w:r>
-        <w:t>Connect the A Distribution of Possibilities target to a trace and a justified conclusion.</w:t>
-      </w:r>
-    </w:p>
-    <w:p>
-      <w:pPr>
-        <w:spacing w:line="336" w:lineRule="auto" w:after="180"/>
-        <w:shd w:fill="F5F1FB"/>
-      </w:pPr>
-      <w:r>
-        <w:rPr>
-          <w:b w:val="0"/>
-        </w:rPr>
-        <w:t xml:space="preserve">A toy next-token </w:t>
-      </w:r>
-      <w:r>
-        <w:rPr>
-          <w:b/>
-        </w:rPr>
-        <w:t>distribution</w:t>
-      </w:r>
-      <w:r>
-        <w:rPr>
-          <w:b w:val="0"/>
-        </w:rPr>
-        <w:t xml:space="preserve"> is sun=.5, rain=.3, snow=.2. Over ten </w:t>
-      </w:r>
-      <w:r>
-        <w:rPr>
-          <w:b/>
-        </w:rPr>
-        <w:t>sample</w:t>
-      </w:r>
-      <w:r>
-        <w:rPr>
-          <w:b w:val="0"/>
-        </w:rPr>
-        <w:t>s, must sun occur exactly five times? Does the highest-probability token establish a true statement about weather?</w:t>
-      </w:r>
-    </w:p>
-    <w:p>
-      <w:pPr>
-        <w:pStyle w:val="Heading1"/>
-      </w:pPr>
-      <w:r>
-        <w:t>06. Solve the given case</w:t>
-      </w:r>
-    </w:p>
-    <w:p>
-      <w:r>
-        <w:t>Solve the supplied A Distribution of Possibilities case and show the deciding evidence.</w:t>
-      </w:r>
-    </w:p>
-    <w:p>
-      <w:pPr>
-        <w:spacing w:line="336" w:lineRule="auto" w:after="180"/>
-      </w:pPr>
-      <w:r>
-        <w:rPr>
-          <w:b w:val="0"/>
-        </w:rPr>
-        <w:t xml:space="preserve">A toy next-token </w:t>
-      </w:r>
-      <w:r>
-        <w:rPr>
-          <w:b/>
-        </w:rPr>
-        <w:t>distribution</w:t>
-      </w:r>
-      <w:r>
-        <w:rPr>
-          <w:b w:val="0"/>
-        </w:rPr>
-        <w:t xml:space="preserve"> is rain .5, sun .3, snow .2.</w:t>
-      </w:r>
-    </w:p>
-    <w:p>
-      <w:pPr>
-        <w:spacing w:line="336" w:lineRule="auto" w:after="180"/>
-      </w:pPr>
-      <w:r>
-        <w:rPr>
-          <w:b w:val="0"/>
-        </w:rPr>
-        <w:t>Check total and interpret the largest value.</w:t>
-      </w:r>
-    </w:p>
-    <w:p>
-      <w:pPr>
-        <w:spacing w:line="336" w:lineRule="auto" w:after="180"/>
-      </w:pPr>
-      <w:r>
-        <w:rPr>
-          <w:b w:val="0"/>
-        </w:rPr>
-        <w:t xml:space="preserve">Show your trace, calculation or </w:t>
-      </w:r>
-      <w:r>
-        <w:rPr>
-          <w:b/>
-        </w:rPr>
-        <w:t>evidence</w:t>
-      </w:r>
-    </w:p>
-    <w:p>
-      <w:pPr>
-        <w:pStyle w:val="Heading3"/>
-      </w:pPr>
-      <w:r>
-        <w:t>Write or draw your reasoning and evidence.</w:t>
-      </w:r>
-    </w:p>
-    <w:p>
-      <w:r>
-        <w:t>________________________________________________________________</w:t>
-      </w:r>
-    </w:p>
-    <w:p>
-      <w:r>
-        <w:t>________________________________________________________________</w:t>
-      </w:r>
-    </w:p>
-    <w:p>
-      <w:r>
-        <w:t>________________________________________________________________</w:t>
-      </w:r>
-    </w:p>
-    <w:p>
-      <w:r>
-        <w:t>________________________________________________________________</w:t>
-      </w:r>
-    </w:p>
-    <w:p>
-      <w:r>
-        <w:t>________________________________________________________________</w:t>
-      </w:r>
-    </w:p>
-    <w:p>
-      <w:pPr>
-        <w:pStyle w:val="Heading1"/>
-      </w:pPr>
-      <w:r>
-        <w:t>07. Check a changed case</w:t>
-      </w:r>
-    </w:p>
-    <w:p>
-      <w:r>
-        <w:t>Apply the procedure to the changed case and record why the conclusion follows.</w:t>
-      </w:r>
-    </w:p>
-    <w:p>
-      <w:pPr>
-        <w:spacing w:line="336" w:lineRule="auto" w:after="180"/>
-        <w:shd w:fill="F5F1FB"/>
-      </w:pPr>
-      <w:r>
-        <w:rPr>
-          <w:b w:val="0"/>
-        </w:rPr>
-        <w:t xml:space="preserve">A toy next-token </w:t>
-      </w:r>
-      <w:r>
-        <w:rPr>
-          <w:b/>
-        </w:rPr>
-        <w:t>distribution</w:t>
-      </w:r>
-      <w:r>
-        <w:rPr>
-          <w:b w:val="0"/>
-        </w:rPr>
-        <w:t xml:space="preserve"> assigns cat 0.5, dog 0.3 and bird 0.2. Check the total and name the most likely token. Must it be selected every time when sampling?</w:t>
-      </w:r>
-    </w:p>
-    <w:p>
-      <w:pPr>
-        <w:spacing w:line="336" w:lineRule="auto" w:after="180"/>
-      </w:pPr>
-      <w:r>
-        <w:rPr>
-          <w:b w:val="0"/>
-        </w:rPr>
-        <w:t>My independent answer and reason</w:t>
-      </w:r>
-    </w:p>
-    <w:p>
-      <w:pPr>
-        <w:pStyle w:val="Heading3"/>
-      </w:pPr>
-      <w:r>
-        <w:t>Write or draw your reasoning and evidence.</w:t>
-      </w:r>
-    </w:p>
-    <w:p>
-      <w:r>
-        <w:t>________________________________________________________________</w:t>
-      </w:r>
-    </w:p>
-    <w:p>
-      <w:r>
-        <w:t>________________________________________________________________</w:t>
-      </w:r>
-    </w:p>
-    <w:p>
-      <w:r>
-        <w:t>________________________________________________________________</w:t>
-      </w:r>
-    </w:p>
-    <w:p>
-      <w:r>
-        <w:t>________________________________________________________________</w:t>
-      </w:r>
-    </w:p>
-    <w:p>
-      <w:r>
-        <w:t>________________________________________________________________</w:t>
-      </w:r>
-    </w:p>
-    <w:p>
-      <w:pPr>
-        <w:pStyle w:val="Heading3"/>
-      </w:pPr>
-      <w:r>
-        <w:t>Week 2 Test and reflect</w:t>
-      </w:r>
-    </w:p>
-    <w:p>
-      <w:pPr>
-        <w:pStyle w:val="Heading1"/>
-      </w:pPr>
-      <w:r>
-        <w:t>08. Design a revealing test</w:t>
-      </w:r>
-    </w:p>
-    <w:p>
-      <w:r>
-        <w:t>Specify a changed input, expected result and observation separately.</w:t>
-      </w:r>
-    </w:p>
-    <w:p>
-      <w:pPr>
-        <w:spacing w:line="336" w:lineRule="auto" w:after="180"/>
-      </w:pPr>
-      <w:r>
-        <w:rPr>
-          <w:b w:val="0"/>
-        </w:rPr>
-        <w:t xml:space="preserve">Create a changed </w:t>
-      </w:r>
-      <w:r>
-        <w:rPr>
-          <w:b/>
-        </w:rPr>
-        <w:t>input</w:t>
-      </w:r>
-      <w:r>
-        <w:rPr>
-          <w:b w:val="0"/>
-        </w:rPr>
-        <w:t>, boundary case or missing-information case. Write the expected answer or safe response before testing.</w:t>
-      </w:r>
-    </w:p>
-    <w:tbl>
-      <w:tblPr>
-        <w:tblStyle w:val="LightShading-Accent1"/>
-        <w:tblW w:type="auto" w:w="0"/>
-        <w:tblLook w:firstColumn="1" w:firstRow="1" w:lastColumn="0" w:lastRow="0" w:noHBand="0" w:noVBand="1" w:val="04A0"/>
-      </w:tblPr>
-      <w:tblGrid>
-        <w:gridCol w:w="5112"/>
-        <w:gridCol w:w="5112"/>
-      </w:tblGrid>
-      <w:tr>
-        <w:trPr>
-          <w:tblHeader/>
-        </w:trPr>
-        <w:tc>
-          <w:tcPr>
-            <w:tcW w:type="dxa" w:w="5112"/>
-          </w:tcPr>
-          <w:p>
-            <w:r>
-              <w:t>Test record</w:t>
-            </w:r>
-          </w:p>
-        </w:tc>
-        <w:tc>
-          <w:tcPr>
-            <w:tcW w:type="dxa" w:w="5112"/>
-          </w:tcPr>
-          <w:p>
-            <w:r>
-              <w:t>My evidence</w:t>
-            </w:r>
-          </w:p>
-        </w:tc>
-      </w:tr>
-      <w:tr>
-        <w:tc>
-          <w:tcPr>
-            <w:tcW w:type="dxa" w:w="5112"/>
-          </w:tcPr>
-          <w:p>
-            <w:r>
-              <w:t>Changed input or condition</w:t>
-            </w:r>
-          </w:p>
-        </w:tc>
-        <w:tc>
-          <w:tcPr>
-            <w:tcW w:type="dxa" w:w="5112"/>
-          </w:tcPr>
-          <w:p>
-            <w:r/>
-          </w:p>
-        </w:tc>
-      </w:tr>
-      <w:tr>
-        <w:tc>
-          <w:tcPr>
-            <w:tcW w:type="dxa" w:w="5112"/>
-          </w:tcPr>
-          <w:p>
-            <w:r>
-              <w:t>Expected answer or fallback</w:t>
-            </w:r>
-          </w:p>
-        </w:tc>
-        <w:tc>
-          <w:tcPr>
-            <w:tcW w:type="dxa" w:w="5112"/>
-          </w:tcPr>
-          <w:p>
-            <w:r/>
-          </w:p>
-        </w:tc>
-      </w:tr>
-      <w:tr>
-        <w:tc>
-          <w:tcPr>
-            <w:tcW w:type="dxa" w:w="5112"/>
-          </w:tcPr>
-          <w:p>
-            <w:r>
-              <w:t>Observed result</w:t>
-            </w:r>
-          </w:p>
-        </w:tc>
-        <w:tc>
-          <w:tcPr>
-            <w:tcW w:type="dxa" w:w="5112"/>
-          </w:tcPr>
-          <w:p>
-            <w:r/>
-          </w:p>
-        </w:tc>
-      </w:tr>
-      <w:tr>
-        <w:tc>
-          <w:tcPr>
-            <w:tcW w:type="dxa" w:w="5112"/>
-          </w:tcPr>
-          <w:p>
-            <w:r>
-              <w:t>Why the result occurred</w:t>
-            </w:r>
-          </w:p>
-        </w:tc>
-        <w:tc>
-          <w:tcPr>
-            <w:tcW w:type="dxa" w:w="5112"/>
-          </w:tcPr>
-          <w:p>
-            <w:r/>
-          </w:p>
-        </w:tc>
-      </w:tr>
-    </w:tbl>
-    <w:p>
-      <w:pPr>
-        <w:pStyle w:val="Heading1"/>
-      </w:pPr>
-      <w:r>
-        <w:t>09. Project checkpoint</w:t>
-      </w:r>
-    </w:p>
-    <w:p>
-      <w:r>
-        <w:t>Justify what A Distribution of Possibilities adds to Verified Study Buddy and keep the evidence.</w:t>
-      </w:r>
-    </w:p>
-    <w:p>
-      <w:pPr>
-        <w:spacing w:line="336" w:lineRule="auto" w:after="180"/>
-      </w:pPr>
-      <w:r>
-        <w:rPr>
-          <w:b w:val="0"/>
-        </w:rPr>
-        <w:t>Explain that Study Buddy responses come from possibilities, so important claims need checks.</w:t>
-      </w:r>
-    </w:p>
-    <w:p>
-      <w:pPr>
-        <w:spacing w:line="336" w:lineRule="auto" w:after="180"/>
-      </w:pPr>
-      <w:r>
-        <w:rPr>
-          <w:b w:val="0"/>
-        </w:rPr>
-        <w:t xml:space="preserve">The project change and </w:t>
-      </w:r>
-      <w:r>
-        <w:rPr>
-          <w:b/>
-        </w:rPr>
-        <w:t>evidence</w:t>
-      </w:r>
-      <w:r>
-        <w:rPr>
-          <w:b w:val="0"/>
-        </w:rPr>
-        <w:t xml:space="preserve"> I will keep</w:t>
-      </w:r>
-    </w:p>
-    <w:p>
-      <w:pPr>
-        <w:pStyle w:val="Heading3"/>
-      </w:pPr>
-      <w:r>
-        <w:t>Write or draw your reasoning and evidence.</w:t>
-      </w:r>
-    </w:p>
-    <w:p>
-      <w:r>
-        <w:t>________________________________________________________________</w:t>
-      </w:r>
-    </w:p>
-    <w:p>
-      <w:r>
-        <w:t>________________________________________________________________</w:t>
-      </w:r>
-    </w:p>
-    <w:p>
-      <w:r>
-        <w:t>________________________________________________________________</w:t>
-      </w:r>
-    </w:p>
-    <w:p>
-      <w:r>
-        <w:t>________________________________________________________________</w:t>
-      </w:r>
-    </w:p>
-    <w:p>
-      <w:r>
-        <w:t>________________________________________________________________</w:t>
-      </w:r>
-    </w:p>
-    <w:p>
-      <w:pPr>
-        <w:pStyle w:val="Heading1"/>
-      </w:pPr>
-      <w:r>
-        <w:t>10. Self check</w:t>
-      </w:r>
-    </w:p>
-    <w:p>
-      <w:r>
-        <w:t>Judge explanation, evidence, transfer and limits separately; attach the work behind your judgement.</w:t>
-      </w:r>
-    </w:p>
-    <w:p>
-      <w:pPr>
-        <w:pStyle w:val="ListBullet"/>
-      </w:pPr>
-      <w:r>
-        <w:t>I can explain the mechanism.</w:t>
-      </w:r>
-    </w:p>
-    <w:p>
-      <w:pPr>
-        <w:pStyle w:val="ListBullet"/>
-      </w:pPr>
-      <w:r>
-        <w:t>I can show evidence.</w:t>
-      </w:r>
-    </w:p>
-    <w:p>
-      <w:pPr>
-        <w:pStyle w:val="ListBullet"/>
-      </w:pPr>
-      <w:r>
-        <w:t>I can handle a changed case.</w:t>
-      </w:r>
-    </w:p>
-    <w:p>
-      <w:pPr>
-        <w:pStyle w:val="ListBullet"/>
-      </w:pPr>
-      <w:r>
-        <w:t>I can name a limit.</w:t>
-      </w:r>
-    </w:p>
-    <w:p>
-      <w:r>
-        <w:t>Mark each as not yet, with help or independently, and attach supporting work.</w:t>
-      </w:r>
-    </w:p>
-    <w:p>
-      <w:pPr>
-        <w:spacing w:line="336" w:lineRule="auto" w:after="180"/>
-      </w:pPr>
-      <w:r>
-        <w:rPr>
-          <w:b w:val="0"/>
-        </w:rPr>
-        <w:t>Teacher review ____________________  Next step ____________________</w:t>
-      </w:r>
-    </w:p>
-    <w:p>
-      <w:pPr>
-        <w:pStyle w:val="Heading1"/>
-      </w:pPr>
-      <w:r>
-        <w:t>11. Transfer practice from the original programme</w:t>
-      </w:r>
-    </w:p>
-    <w:p>
-      <w:r>
-        <w:t>Use this earlier case as transfer practice. A case already discussed with feedback is not fresh assessment evidence.</w:t>
-      </w:r>
-    </w:p>
-    <w:p>
-      <w:pPr>
-        <w:spacing w:line="336" w:lineRule="auto" w:after="180"/>
-        <w:shd w:fill="F5F1FB"/>
-      </w:pPr>
-      <w:r>
-        <w:rPr>
-          <w:b w:val="0"/>
-        </w:rPr>
-        <w:t xml:space="preserve">A toy next-token </w:t>
-      </w:r>
-      <w:r>
-        <w:rPr>
-          <w:b/>
-        </w:rPr>
-        <w:t>distribution</w:t>
-      </w:r>
-      <w:r>
-        <w:rPr>
-          <w:b w:val="0"/>
-        </w:rPr>
-        <w:t xml:space="preserve"> is sun=.5, rain=.3, snow=.2. Over ten </w:t>
-      </w:r>
-      <w:r>
-        <w:rPr>
-          <w:b/>
-        </w:rPr>
-        <w:t>sample</w:t>
-      </w:r>
-      <w:r>
-        <w:rPr>
-          <w:b w:val="0"/>
-        </w:rPr>
-        <w:t>s, must sun occur exactly five times? Does the highest-probability token establish a true statement about weather?</w:t>
-      </w:r>
-    </w:p>
-    <w:p>
-      <w:pPr>
-        <w:pStyle w:val="Heading3"/>
-      </w:pPr>
-      <w:r>
-        <w:t>My independently reasoned answer</w:t>
-      </w:r>
-    </w:p>
-    <w:p>
-      <w:r>
-        <w:t>________________________________________________________________</w:t>
-      </w:r>
-    </w:p>
-    <w:p>
-      <w:r>
-        <w:t>________________________________________________________________</w:t>
-      </w:r>
-    </w:p>
-    <w:p>
-      <w:r>
-        <w:t>________________________________________________________________</w:t>
-      </w:r>
-    </w:p>
-    <w:p>
-      <w:r>
-        <w:t>________________________________________________________________</w:t>
-      </w:r>
-    </w:p>
-    <w:p>
-      <w:r>
-        <w:t>________________________________________________________________</w:t>
-      </w:r>
-    </w:p>
-    <w:p>
-      <w:r>
-        <w:t>________________________________________________________________</w:t>
-      </w:r>
-    </w:p>
-    <w:p>
-      <w:r>
-        <w:t>________________________________________________________________</w:t>
-      </w:r>
-    </w:p>
-    <w:p>
-      <w:pPr>
-        <w:spacing w:line="336" w:lineRule="auto" w:after="180"/>
-      </w:pPr>
-      <w:r>
-        <w:rPr>
-          <w:b w:val="0"/>
-        </w:rPr>
-        <w:t>Record support used: none, hint or teacher explanation.</w:t>
-      </w:r>
-    </w:p>
-    <w:p>
-      <w:pPr>
-        <w:pStyle w:val="Heading1"/>
-      </w:pPr>
-      <w:r>
-        <w:t>12. W1 Validate the table</w:t>
-      </w:r>
-    </w:p>
-    <w:p>
-      <w:r>
-        <w:t>Validate the table. Apply the supplied A Distribution of Possibilities facts and keep your reasoning.</w:t>
-      </w:r>
-    </w:p>
-    <w:p>
-      <w:pPr>
-        <w:spacing w:line="336" w:lineRule="auto" w:after="180"/>
-      </w:pPr>
-      <w:r>
-        <w:rPr>
-          <w:b w:val="0"/>
-        </w:rPr>
-        <w:t>Check 0.5,0.3,0.2 as probabilities. Interpret their sum and the complement of ready.</w:t>
-      </w:r>
-    </w:p>
-    <w:p>
-      <w:pPr>
-        <w:pStyle w:val="Heading3"/>
-      </w:pPr>
-      <w:r>
-        <w:t>My reasoning and evidence</w:t>
-      </w:r>
-    </w:p>
-    <w:p>
-      <w:r>
-        <w:t>________________________________________________________________</w:t>
-      </w:r>
-    </w:p>
-    <w:p>
-      <w:r>
-        <w:t>________________________________________________________________</w:t>
-      </w:r>
-    </w:p>
-    <w:p>
-      <w:r>
-        <w:t>________________________________________________________________</w:t>
-      </w:r>
-    </w:p>
-    <w:p>
-      <w:r>
-        <w:t>________________________________________________________________</w:t>
-      </w:r>
-    </w:p>
-    <w:p>
-      <w:r>
-        <w:t>________________________________________________________________</w:t>
-      </w:r>
-    </w:p>
-    <w:p>
-      <w:r>
-        <w:t>________________________________________________________________</w:t>
-      </w:r>
-    </w:p>
-    <w:p>
-      <w:pPr>
-        <w:pStyle w:val="Heading1"/>
-      </w:pPr>
-      <w:r>
-        <w:t>13. W2 Calculate the paths</w:t>
-      </w:r>
-    </w:p>
-    <w:p>
-      <w:r>
-        <w:t>Calculate the paths. Apply the supplied A Distribution of Possibilities facts and keep your reasoning.</w:t>
-      </w:r>
-    </w:p>
-    <w:p>
-      <w:pPr>
-        <w:spacing w:line="336" w:lineRule="auto" w:after="180"/>
-      </w:pPr>
-      <w:r>
-        <w:rPr>
-          <w:b w:val="0"/>
-        </w:rPr>
-        <w:t>Compute ready,end; busy,end; unknown,end and their combined probability.</w:t>
-      </w:r>
-    </w:p>
-    <w:p>
-      <w:pPr>
-        <w:pStyle w:val="Heading3"/>
-      </w:pPr>
-      <w:r>
-        <w:t>My reasoning and evidence</w:t>
-      </w:r>
-    </w:p>
-    <w:p>
-      <w:r>
-        <w:t>________________________________________________________________</w:t>
-      </w:r>
-    </w:p>
-    <w:p>
-      <w:r>
-        <w:t>________________________________________________________________</w:t>
-      </w:r>
-    </w:p>
-    <w:p>
-      <w:r>
-        <w:t>________________________________________________________________</w:t>
-      </w:r>
-    </w:p>
-    <w:p>
-      <w:r>
-        <w:t>________________________________________________________________</w:t>
-      </w:r>
-    </w:p>
-    <w:p>
-      <w:r>
-        <w:t>________________________________________________________________</w:t>
-      </w:r>
-    </w:p>
-    <w:p>
-      <w:r>
-        <w:t>________________________________________________________________</w:t>
-      </w:r>
-    </w:p>
-    <w:p>
-      <w:pPr>
-        <w:pStyle w:val="Heading1"/>
-      </w:pPr>
-      <w:r>
-        <w:t>14. W3 Test a greedy claim</w:t>
-      </w:r>
-    </w:p>
-    <w:p>
-      <w:r>
-        <w:t>Test a greedy claim. Apply the supplied A Distribution of Possibilities facts and keep your reasoning.</w:t>
-      </w:r>
-    </w:p>
-    <w:p>
-      <w:pPr>
-        <w:spacing w:line="336" w:lineRule="auto" w:after="180"/>
-      </w:pPr>
-      <w:r>
-        <w:rPr>
-          <w:b w:val="0"/>
-        </w:rPr>
-        <w:t>Use A=0.6,B=0.4 and end conditional probabilities 0.51 and 1. Compare greedy A,end with B,end.</w:t>
-      </w:r>
-    </w:p>
-    <w:p>
-      <w:pPr>
-        <w:pStyle w:val="Heading3"/>
-      </w:pPr>
-      <w:r>
-        <w:t>My reasoning and evidence</w:t>
-      </w:r>
-    </w:p>
-    <w:p>
-      <w:r>
-        <w:t>________________________________________________________________</w:t>
-      </w:r>
-    </w:p>
-    <w:p>
-      <w:r>
-        <w:t>________________________________________________________________</w:t>
-      </w:r>
-    </w:p>
-    <w:p>
-      <w:r>
-        <w:t>________________________________________________________________</w:t>
-      </w:r>
-    </w:p>
-    <w:p>
-      <w:r>
-        <w:t>________________________________________________________________</w:t>
-      </w:r>
-    </w:p>
-    <w:p>
-      <w:r>
-        <w:t>________________________________________________________________</w:t>
-      </w:r>
-    </w:p>
-    <w:p>
-      <w:r>
-        <w:t>________________________________________________________________</w:t>
-      </w:r>
-    </w:p>
-    <w:p>
-      <w:pPr>
-        <w:pStyle w:val="Heading1"/>
-      </w:pPr>
-      <w:r>
-        <w:t>15. W4 Analyse a new table independently</w:t>
-      </w:r>
-    </w:p>
-    <w:p>
-      <w:r>
-        <w:t>Attempt before feedback. If this repeats the selected independent case, reuse that first attempt; otherwise keep a separate record. Analyse a new table independently. Apply the supplied A Distribution of Possibilities facts and keep your reasoning.</w:t>
-      </w:r>
-    </w:p>
-    <w:p>
-      <w:pPr>
-        <w:spacing w:line="336" w:lineRule="auto" w:after="180"/>
-      </w:pPr>
-      <w:r>
-        <w:rPr>
-          <w:b w:val="0"/>
-        </w:rPr>
-        <w:t>First tokens go=0.4, wait=0.35, ask=0.25. End probabilities given them are 0.5,0.8,1 respectively; each branch has a complementary more token. Compute all three end-path probabilities and their sum.</w:t>
-      </w:r>
-    </w:p>
-    <w:p>
-      <w:pPr>
-        <w:spacing w:line="336" w:lineRule="auto" w:after="180"/>
-      </w:pPr>
-      <w:r>
-        <w:rPr>
-          <w:b w:val="0"/>
-        </w:rPr>
-        <w:t>Which first token is greedy, which end path is largest, and does either verify a real status?</w:t>
-      </w:r>
-    </w:p>
-    <w:p>
-      <w:pPr>
-        <w:pStyle w:val="Heading3"/>
-      </w:pPr>
-      <w:r>
-        <w:t>My reasoning and evidence</w:t>
-      </w:r>
-    </w:p>
-    <w:p>
-      <w:r>
-        <w:t>________________________________________________________________</w:t>
-      </w:r>
-    </w:p>
-    <w:p>
-      <w:r>
-        <w:t>________________________________________________________________</w:t>
-      </w:r>
-    </w:p>
-    <w:p>
-      <w:r>
-        <w:t>________________________________________________________________</w:t>
-      </w:r>
-    </w:p>
-    <w:p>
-      <w:r>
-        <w:t>________________________________________________________________</w:t>
-      </w:r>
-    </w:p>
-    <w:p>
-      <w:r>
-        <w:t>________________________________________________________________</w:t>
-      </w:r>
-    </w:p>
-    <w:p>
-      <w:r>
-        <w:t>________________________________________________________________</w:t>
-      </w:r>
-    </w:p>
-    <w:p>
-      <w:r>
-        <w:t>________________________________________________________________</w:t>
-      </w:r>
-    </w:p>
-    <w:p>
-      <w:r>
-        <w:t>________________________________________________________________</w:t>
-      </w:r>
-    </w:p>
-    <w:p>
-      <w:pPr>
-        <w:pStyle w:val="Heading1"/>
-      </w:pPr>
-      <w:r>
-        <w:t>16. W5 Normalise with a stated rule</w:t>
-      </w:r>
-    </w:p>
-    <w:p>
-      <w:r>
-        <w:t>Normalise with a stated rule. Apply the supplied A Distribution of Possibilities facts and keep your reasoning.</w:t>
-      </w:r>
-    </w:p>
-    <w:p>
-      <w:pPr>
-        <w:spacing w:line="336" w:lineRule="auto" w:after="180"/>
-        <w:shd w:fill="F5F1FB"/>
-      </w:pPr>
-      <w:r>
-        <w:rPr>
-          <w:b w:val="0"/>
-        </w:rPr>
-        <w:t>Weights are ready 6,busy 3,unknown 1. Convert them into probabilities. What if a weight is -1?</w:t>
-      </w:r>
-    </w:p>
-    <w:p>
-      <w:pPr>
-        <w:pStyle w:val="Heading3"/>
-      </w:pPr>
-      <w:r>
-        <w:t>My reasoning and evidence</w:t>
-      </w:r>
-    </w:p>
-    <w:p>
-      <w:r>
-        <w:t>________________________________________________________________</w:t>
-      </w:r>
-    </w:p>
-    <w:p>
-      <w:r>
-        <w:t>________________________________________________________________</w:t>
-      </w:r>
-    </w:p>
-    <w:p>
-      <w:r>
-        <w:t>________________________________________________________________</w:t>
-      </w:r>
-    </w:p>
-    <w:p>
-      <w:r>
-        <w:t>________________________________________________________________</w:t>
-      </w:r>
-    </w:p>
-    <w:p>
-      <w:r>
-        <w:t>________________________________________________________________</w:t>
-      </w:r>
-    </w:p>
-    <w:p>
-      <w:r>
-        <w:t>________________________________________________________________</w:t>
-      </w:r>
-    </w:p>
-    <w:p>
-      <w:pPr>
-        <w:pStyle w:val="Heading1"/>
-      </w:pPr>
-      <w:r>
-        <w:t>17. Embeddings and position — W1 Look up vectors</w:t>
-      </w:r>
-    </w:p>
-    <w:p>
-      <w:r>
-        <w:t>Use the supplied A Distribution of Possibilities task to record your reasoning, evidence and next step.</w:t>
-      </w:r>
-    </w:p>
-    <w:p>
-      <w:pPr>
-        <w:spacing w:line="336" w:lineRule="auto" w:after="180"/>
-      </w:pPr>
-      <w:r>
-        <w:rPr>
-          <w:b w:val="0"/>
-        </w:rPr>
-        <w:t xml:space="preserve">For red blue name the IDs, </w:t>
-      </w:r>
-      <w:r>
-        <w:rPr>
-          <w:b/>
-        </w:rPr>
-        <w:t>embedding</w:t>
-      </w:r>
-      <w:r>
-        <w:rPr>
-          <w:b w:val="0"/>
-        </w:rPr>
-        <w:t xml:space="preserve"> rows and shape before adding positions.</w:t>
-      </w:r>
-    </w:p>
-    <w:p>
-      <w:pPr>
-        <w:pStyle w:val="Heading3"/>
-      </w:pPr>
-      <w:r>
-        <w:t>My reasoning and evidence</w:t>
-      </w:r>
-    </w:p>
-    <w:p>
-      <w:r>
-        <w:t>________________________________________________________________</w:t>
-      </w:r>
-    </w:p>
-    <w:p>
-      <w:r>
-        <w:t>________________________________________________________________</w:t>
-      </w:r>
-    </w:p>
-    <w:p>
-      <w:r>
-        <w:t>________________________________________________________________</w:t>
-      </w:r>
-    </w:p>
-    <w:p>
-      <w:r>
-        <w:t>________________________________________________________________</w:t>
-      </w:r>
-    </w:p>
-    <w:p>
-      <w:r>
-        <w:t>________________________________________________________________</w:t>
-      </w:r>
-    </w:p>
-    <w:p>
-      <w:r>
-        <w:t>________________________________________________________________</w:t>
-      </w:r>
-    </w:p>
-    <w:p>
-      <w:pPr>
-        <w:pStyle w:val="Heading1"/>
-      </w:pPr>
-      <w:r>
-        <w:t>18. Embeddings and position — W2 Add positions</w:t>
-      </w:r>
-    </w:p>
-    <w:p>
-      <w:r>
-        <w:t>Use the supplied A Distribution of Possibilities task to record your reasoning, evidence and next step.</w:t>
-      </w:r>
-    </w:p>
-    <w:p>
-      <w:pPr>
-        <w:spacing w:line="336" w:lineRule="auto" w:after="180"/>
-      </w:pPr>
-      <w:r>
-        <w:rPr>
-          <w:b w:val="0"/>
-        </w:rPr>
-        <w:t>Compute representations for red blue and blue red under the stated position table.</w:t>
-      </w:r>
-    </w:p>
-    <w:p>
-      <w:pPr>
-        <w:pStyle w:val="Heading3"/>
-      </w:pPr>
-      <w:r>
-        <w:t>My reasoning and evidence</w:t>
-      </w:r>
-    </w:p>
-    <w:p>
-      <w:r>
-        <w:t>________________________________________________________________</w:t>
-      </w:r>
-    </w:p>
-    <w:p>
-      <w:r>
-        <w:t>________________________________________________________________</w:t>
-      </w:r>
-    </w:p>
-    <w:p>
-      <w:r>
-        <w:t>________________________________________________________________</w:t>
-      </w:r>
-    </w:p>
-    <w:p>
-      <w:r>
-        <w:t>________________________________________________________________</w:t>
-      </w:r>
-    </w:p>
-    <w:p>
-      <w:r>
-        <w:t>________________________________________________________________</w:t>
-      </w:r>
-    </w:p>
-    <w:p>
-      <w:r>
-        <w:t>________________________________________________________________</w:t>
-      </w:r>
-    </w:p>
-    <w:p>
-      <w:pPr>
-        <w:pStyle w:val="Heading1"/>
-      </w:pPr>
-      <w:r>
-        <w:t>19. Embeddings and position — W3 Audit the sum</w:t>
-      </w:r>
-    </w:p>
-    <w:p>
-      <w:r>
-        <w:t>Use the supplied A Distribution of Possibilities task to record your reasoning, evidence and next step.</w:t>
-      </w:r>
-    </w:p>
-    <w:p>
-      <w:pPr>
-        <w:spacing w:line="336" w:lineRule="auto" w:after="180"/>
-        <w:shd w:fill="F5F1FB"/>
-      </w:pPr>
-      <w:r>
-        <w:rPr>
-          <w:b w:val="0"/>
-        </w:rPr>
-        <w:t>Sum the rows for both sequences. Does the sum establish that the original text had the same order?</w:t>
-      </w:r>
-    </w:p>
-    <w:p>
-      <w:pPr>
-        <w:pStyle w:val="Heading3"/>
-      </w:pPr>
-      <w:r>
-        <w:t>My reasoning and evidence</w:t>
-      </w:r>
-    </w:p>
-    <w:p>
-      <w:r>
-        <w:t>________________________________________________________________</w:t>
-      </w:r>
-    </w:p>
-    <w:p>
-      <w:r>
-        <w:t>________________________________________________________________</w:t>
-      </w:r>
-    </w:p>
-    <w:p>
-      <w:r>
-        <w:t>________________________________________________________________</w:t>
-      </w:r>
-    </w:p>
-    <w:p>
-      <w:r>
-        <w:t>________________________________________________________________</w:t>
-      </w:r>
-    </w:p>
-    <w:p>
-      <w:r>
-        <w:t>________________________________________________________________</w:t>
-      </w:r>
-    </w:p>
-    <w:p>
-      <w:r>
-        <w:t>________________________________________________________________</w:t>
-      </w:r>
-    </w:p>
-    <w:p>
-      <w:pPr>
-        <w:pStyle w:val="Heading1"/>
-      </w:pPr>
-      <w:r>
-        <w:t>20. Embeddings and position — W4 Trace new vectors independently</w:t>
-      </w:r>
-    </w:p>
-    <w:p>
-      <w:r>
-        <w:t>Use the supplied A Distribution of Possibilities task to record your reasoning, evidence and next step.</w:t>
-      </w:r>
-    </w:p>
-    <w:p>
-      <w:pPr>
-        <w:spacing w:line="336" w:lineRule="auto" w:after="180"/>
-      </w:pPr>
-      <w:r>
-        <w:rPr>
-          <w:b/>
-        </w:rPr>
-        <w:t>Embedding</w:t>
-      </w:r>
-      <w:r>
-        <w:rPr>
-          <w:b w:val="0"/>
-        </w:rPr>
-        <w:t>s A=[1,2], B=[3,0], position 0=[0,1], position 1=[1,0]. Compute represented rows and sums for A B and B A. Explain what the equal sums mean.</w:t>
-      </w:r>
-    </w:p>
-    <w:p>
-      <w:pPr>
-        <w:pStyle w:val="Heading3"/>
-      </w:pPr>
-      <w:r>
-        <w:t>My reasoning and evidence</w:t>
-      </w:r>
-    </w:p>
-    <w:p>
-      <w:r>
-        <w:t>________________________________________________________________</w:t>
-      </w:r>
-    </w:p>
-    <w:p>
-      <w:r>
-        <w:t>________________________________________________________________</w:t>
-      </w:r>
-    </w:p>
-    <w:p>
-      <w:r>
-        <w:t>________________________________________________________________</w:t>
-      </w:r>
-    </w:p>
-    <w:p>
-      <w:r>
-        <w:t>________________________________________________________________</w:t>
-      </w:r>
-    </w:p>
-    <w:p>
-      <w:r>
-        <w:t>________________________________________________________________</w:t>
-      </w:r>
-    </w:p>
-    <w:p>
-      <w:r>
-        <w:t>________________________________________________________________</w:t>
-      </w:r>
-    </w:p>
-    <w:p>
-      <w:r>
-        <w:t>________________________________________________________________</w:t>
-      </w:r>
-    </w:p>
-    <w:p>
-      <w:r>
-        <w:t>________________________________________________________________</w:t>
-      </w:r>
-    </w:p>
-    <w:p>
-      <w:pPr>
-        <w:pStyle w:val="Heading1"/>
-      </w:pPr>
-      <w:r>
-        <w:t>21. Embeddings and position — W5 Handle a shape failure</w:t>
-      </w:r>
-    </w:p>
-    <w:p>
-      <w:r>
-        <w:t>Use the supplied A Distribution of Possibilities task to record your reasoning, evidence and next step.</w:t>
-      </w:r>
-    </w:p>
-    <w:p>
-      <w:pPr>
-        <w:spacing w:line="336" w:lineRule="auto" w:after="180"/>
-      </w:pPr>
-      <w:r>
-        <w:rPr>
-          <w:b w:val="0"/>
-        </w:rPr>
-        <w:t xml:space="preserve">An </w:t>
-      </w:r>
-      <w:r>
-        <w:rPr>
-          <w:b/>
-        </w:rPr>
-        <w:t>embedding</w:t>
-      </w:r>
-      <w:r>
-        <w:rPr>
-          <w:b w:val="0"/>
-        </w:rPr>
-        <w:t xml:space="preserve"> has width two but its </w:t>
-      </w:r>
-      <w:r>
-        <w:rPr>
-          <w:b/>
-        </w:rPr>
-        <w:t>position vector</w:t>
-      </w:r>
-      <w:r>
-        <w:rPr>
-          <w:b w:val="0"/>
-        </w:rPr>
-        <w:t xml:space="preserve"> has width three. The </w:t>
-      </w:r>
-      <w:r>
-        <w:rPr>
-          <w:b/>
-        </w:rPr>
-        <w:t>input</w:t>
-      </w:r>
-      <w:r>
-        <w:rPr>
-          <w:b w:val="0"/>
-        </w:rPr>
-        <w:t xml:space="preserve"> also contains a third position absent from the table. Specify honest handling.</w:t>
-      </w:r>
-    </w:p>
-    <w:p>
-      <w:pPr>
-        <w:pStyle w:val="Heading3"/>
-      </w:pPr>
-      <w:r>
-        <w:t>My reasoning and evidence</w:t>
-      </w:r>
-    </w:p>
-    <w:p>
-      <w:r>
-        <w:t>________________________________________________________________</w:t>
-      </w:r>
-    </w:p>
-    <w:p>
-      <w:r>
-        <w:t>________________________________________________________________</w:t>
-      </w:r>
-    </w:p>
-    <w:p>
-      <w:r>
-        <w:t>________________________________________________________________</w:t>
-      </w:r>
-    </w:p>
-    <w:p>
-      <w:r>
-        <w:t>________________________________________________________________</w:t>
-      </w:r>
-    </w:p>
-    <w:p>
-      <w:r>
-        <w:t>________________________________________________________________</w:t>
-      </w:r>
-    </w:p>
-    <w:p>
-      <w:r>
-        <w:t>________________________________________________________________</w:t>
-      </w:r>
-    </w:p>
-    <w:p>
-      <w:pPr>
-        <w:pStyle w:val="Heading1"/>
-      </w:pPr>
-      <w:r>
-        <w:t>22. Feedback, return check and learning record</w:t>
-      </w:r>
-    </w:p>
-    <w:p>
-      <w:r>
-        <w:t>Record the first repaired step and a different case to revisit after a delay.</w:t>
+        <w:t>22. Feedback · Repair and return</w:t>
+      </w:r>
+    </w:p>
+    <w:p>
+      <w:r>
+        <w:t>Keep first attempt, repair and a changed-case check.</w:t>
+      </w:r>
+    </w:p>
+    <w:p>
+      <w:pPr>
+        <w:pStyle w:val="Heading2"/>
+      </w:pPr>
+      <w:r>
+        <w:t>Your evidence record</w:t>
       </w:r>
     </w:p>
     <w:tbl>
@@ -1898,13 +747,214 @@
     </w:tbl>
     <w:p>
       <w:pPr>
+        <w:pStyle w:val="ListBullet"/>
+      </w:pPr>
+      <w:r>
+        <w:t>Revisit this idea with your teacher after a delay. Familiarity is different from explaining and using it on a changed case.</w:t>
+      </w:r>
+    </w:p>
+    <w:p>
+      <w:pPr>
+        <w:pStyle w:val="Heading1"/>
+      </w:pPr>
+      <w:r>
+        <w:t>10. Finish · Judge your evidence</w:t>
+      </w:r>
+    </w:p>
+    <w:p>
+      <w:r>
+        <w:t>Point to work that supports your judgement.</w:t>
+      </w:r>
+    </w:p>
+    <w:p>
+      <w:pPr>
+        <w:pStyle w:val="Heading2"/>
+      </w:pPr>
+      <w:r>
+        <w:t>Your evidence record</w:t>
+      </w:r>
+    </w:p>
+    <w:p>
+      <w:pPr>
+        <w:pStyle w:val="ListBullet"/>
+      </w:pPr>
+      <w:r>
+        <w:t>I can explain the mechanism. I can show evidence. I can handle a changed case. I can name a limit. Mark each as not yet, with help or independently, and attach supporting work.</w:t>
+      </w:r>
+    </w:p>
+    <w:p>
+      <w:pPr>
+        <w:pStyle w:val="ListBullet"/>
+      </w:pPr>
+      <w:r>
+        <w:t>Teacher review ____________________  Next step ____________________</w:t>
+      </w:r>
+    </w:p>
+    <w:p>
+      <w:pPr>
+        <w:pStyle w:val="Heading1"/>
+      </w:pPr>
+      <w:r>
+        <w:t>Reference bank and extra practice</w:t>
+      </w:r>
+    </w:p>
+    <w:p>
+      <w:pPr>
+        <w:pStyle w:val="Heading1"/>
+      </w:pPr>
+      <w:r>
+        <w:t>02. Reference · Supported W2 record</w:t>
+      </w:r>
+    </w:p>
+    <w:p>
+      <w:r>
+        <w:t>Use when helpful; keep this practice separate from the selected first attempt.</w:t>
+      </w:r>
+    </w:p>
+    <w:p>
+      <w:pPr>
+        <w:pStyle w:val="Heading2"/>
+      </w:pPr>
+      <w:r>
+        <w:t>Additional evidence</w:t>
+      </w:r>
+    </w:p>
+    <w:p>
+      <w:pPr>
         <w:spacing w:line="336" w:lineRule="auto" w:after="180"/>
       </w:pPr>
       <w:r>
         <w:rPr>
           <w:b w:val="0"/>
         </w:rPr>
-        <w:t>Revisit this idea with your teacher after a delay. Familiarity is different from explaining and using it on a changed case.</w:t>
+        <w:t xml:space="preserve">Use W2: Calculate the paths for Next token </w:t>
+      </w:r>
+      <w:r>
+        <w:rPr>
+          <w:b/>
+        </w:rPr>
+        <w:t>distribution</w:t>
+      </w:r>
+      <w:r>
+        <w:rPr>
+          <w:b w:val="0"/>
+        </w:rPr>
+        <w:t>s. Record the answer once; the lesson and workbook refer to the same attempt.</w:t>
+      </w:r>
+    </w:p>
+    <w:tbl>
+      <w:tblPr>
+        <w:tblStyle w:val="LightShading-Accent1"/>
+        <w:tblW w:type="auto" w:w="0"/>
+        <w:tblLook w:firstColumn="1" w:firstRow="1" w:lastColumn="0" w:lastRow="0" w:noHBand="0" w:noVBand="1" w:val="04A0"/>
+      </w:tblPr>
+      <w:tblGrid>
+        <w:gridCol w:w="2556"/>
+        <w:gridCol w:w="2556"/>
+        <w:gridCol w:w="2556"/>
+        <w:gridCol w:w="2556"/>
+      </w:tblGrid>
+      <w:tr>
+        <w:trPr>
+          <w:tblHeader/>
+        </w:trPr>
+        <w:tc>
+          <w:tcPr>
+            <w:tcW w:type="dxa" w:w="2556"/>
+          </w:tcPr>
+          <w:p>
+            <w:r>
+              <w:t>Given inputs</w:t>
+            </w:r>
+          </w:p>
+        </w:tc>
+        <w:tc>
+          <w:tcPr>
+            <w:tcW w:type="dxa" w:w="2556"/>
+          </w:tcPr>
+          <w:p>
+            <w:r>
+              <w:t>Procedure I chose</w:t>
+            </w:r>
+          </w:p>
+        </w:tc>
+        <w:tc>
+          <w:tcPr>
+            <w:tcW w:type="dxa" w:w="2556"/>
+          </w:tcPr>
+          <w:p>
+            <w:r>
+              <w:t>Middle steps</w:t>
+            </w:r>
+          </w:p>
+        </w:tc>
+        <w:tc>
+          <w:tcPr>
+            <w:tcW w:type="dxa" w:w="2556"/>
+          </w:tcPr>
+          <w:p>
+            <w:r>
+              <w:t>Result and check</w:t>
+            </w:r>
+          </w:p>
+        </w:tc>
+      </w:tr>
+      <w:tr>
+        <w:tc>
+          <w:tcPr>
+            <w:tcW w:type="dxa" w:w="2556"/>
+          </w:tcPr>
+          <w:p>
+            <w:r/>
+          </w:p>
+        </w:tc>
+        <w:tc>
+          <w:tcPr>
+            <w:tcW w:type="dxa" w:w="2556"/>
+          </w:tcPr>
+          <w:p>
+            <w:r/>
+          </w:p>
+        </w:tc>
+        <w:tc>
+          <w:tcPr>
+            <w:tcW w:type="dxa" w:w="2556"/>
+          </w:tcPr>
+          <w:p>
+            <w:r/>
+          </w:p>
+        </w:tc>
+        <w:tc>
+          <w:tcPr>
+            <w:tcW w:type="dxa" w:w="2556"/>
+          </w:tcPr>
+          <w:p>
+            <w:r/>
+          </w:p>
+        </w:tc>
+      </w:tr>
+    </w:tbl>
+    <w:p>
+      <w:pPr>
+        <w:pStyle w:val="Heading3"/>
+      </w:pPr>
+      <w:r>
+        <w:t>The step I completed without help, and the hint I needed</w:t>
+      </w:r>
+    </w:p>
+    <w:p>
+      <w:r>
+        <w:t>________________________________________________________________</w:t>
+      </w:r>
+    </w:p>
+    <w:p>
+      <w:r>
+        <w:t>________________________________________________________________</w:t>
+      </w:r>
+    </w:p>
+    <w:p>
+      <w:r>
+        <w:t>________________________________________________________________</w:t>
       </w:r>
     </w:p>
     <w:p>
@@ -1912,12 +962,1098 @@
         <w:pStyle w:val="Heading1"/>
       </w:pPr>
       <w:r>
-        <w:t>23. Pictorial case practice: A Distribution of Possibilities</w:t>
-      </w:r>
-    </w:p>
-    <w:p>
-      <w:r>
-        <w:t>A fictional two-stage token tree illustrates next-token prediction. Explain the labelled step before checking the changed condition.</w:t>
+        <w:t>03. Extra practice · Repair a claim</w:t>
+      </w:r>
+    </w:p>
+    <w:p>
+      <w:r>
+        <w:t>Use when helpful; keep this practice separate from the selected first attempt.</w:t>
+      </w:r>
+    </w:p>
+    <w:p>
+      <w:pPr>
+        <w:pStyle w:val="Heading2"/>
+      </w:pPr>
+      <w:r>
+        <w:t>Additional evidence</w:t>
+      </w:r>
+    </w:p>
+    <w:p>
+      <w:pPr>
+        <w:spacing w:line="336" w:lineRule="auto" w:after="180"/>
+      </w:pPr>
+      <w:r>
+        <w:rPr>
+          <w:b w:val="0"/>
+        </w:rPr>
+        <w:t xml:space="preserve">Use the worked case for Next token </w:t>
+      </w:r>
+      <w:r>
+        <w:rPr>
+          <w:b/>
+        </w:rPr>
+        <w:t>distribution</w:t>
+      </w:r>
+      <w:r>
+        <w:rPr>
+          <w:b w:val="0"/>
+        </w:rPr>
+        <w:t>s. Proposed explanation: “Conditional products assume independence”. Decide whether this explanation is supported.</w:t>
+      </w:r>
+    </w:p>
+    <w:p>
+      <w:pPr>
+        <w:spacing w:line="336" w:lineRule="auto" w:after="180"/>
+      </w:pPr>
+      <w:r>
+        <w:rPr>
+          <w:b w:val="0"/>
+        </w:rPr>
+        <w:t>Point to the step or supplied fact that decides; explain your repair if needed.</w:t>
+      </w:r>
+    </w:p>
+    <w:p>
+      <w:pPr>
+        <w:pStyle w:val="Heading3"/>
+      </w:pPr>
+      <w:r>
+        <w:t>My explanation before partner discussion</w:t>
+      </w:r>
+    </w:p>
+    <w:p>
+      <w:r>
+        <w:t>________________________________________________________________</w:t>
+      </w:r>
+    </w:p>
+    <w:p>
+      <w:r>
+        <w:t>________________________________________________________________</w:t>
+      </w:r>
+    </w:p>
+    <w:p>
+      <w:r>
+        <w:t>________________________________________________________________</w:t>
+      </w:r>
+    </w:p>
+    <w:p>
+      <w:r>
+        <w:t>________________________________________________________________</w:t>
+      </w:r>
+    </w:p>
+    <w:p>
+      <w:pPr>
+        <w:pStyle w:val="Heading1"/>
+      </w:pPr>
+      <w:r>
+        <w:t>05. Reference · Earlier target</w:t>
+      </w:r>
+    </w:p>
+    <w:p>
+      <w:r>
+        <w:t>Use when helpful; keep this practice separate from the selected first attempt.</w:t>
+      </w:r>
+    </w:p>
+    <w:p>
+      <w:pPr>
+        <w:pStyle w:val="Heading2"/>
+      </w:pPr>
+      <w:r>
+        <w:t>Additional evidence</w:t>
+      </w:r>
+    </w:p>
+    <w:p>
+      <w:pPr>
+        <w:spacing w:line="336" w:lineRule="auto" w:after="180"/>
+      </w:pPr>
+      <w:r>
+        <w:rPr>
+          <w:b w:val="0"/>
+        </w:rPr>
+        <w:t xml:space="preserve">A toy next-token </w:t>
+      </w:r>
+      <w:r>
+        <w:rPr>
+          <w:b/>
+        </w:rPr>
+        <w:t>distribution</w:t>
+      </w:r>
+      <w:r>
+        <w:rPr>
+          <w:b w:val="0"/>
+        </w:rPr>
+        <w:t xml:space="preserve"> is sun=.5, rain=.3, snow=.2. Over ten </w:t>
+      </w:r>
+      <w:r>
+        <w:rPr>
+          <w:b/>
+        </w:rPr>
+        <w:t>sample</w:t>
+      </w:r>
+      <w:r>
+        <w:rPr>
+          <w:b w:val="0"/>
+        </w:rPr>
+        <w:t>s, must sun occur exactly five times? Does the highest-probability token establish a true statement about weather?</w:t>
+      </w:r>
+    </w:p>
+    <w:p>
+      <w:pPr>
+        <w:pStyle w:val="Heading1"/>
+      </w:pPr>
+      <w:r>
+        <w:t>06. Extra practice · Earlier worked case</w:t>
+      </w:r>
+    </w:p>
+    <w:p>
+      <w:r>
+        <w:t>Use when helpful; keep this practice separate from the selected first attempt.</w:t>
+      </w:r>
+    </w:p>
+    <w:p>
+      <w:pPr>
+        <w:pStyle w:val="Heading2"/>
+      </w:pPr>
+      <w:r>
+        <w:t>Additional evidence</w:t>
+      </w:r>
+    </w:p>
+    <w:p>
+      <w:pPr>
+        <w:spacing w:line="336" w:lineRule="auto" w:after="180"/>
+      </w:pPr>
+      <w:r>
+        <w:rPr>
+          <w:b w:val="0"/>
+        </w:rPr>
+        <w:t xml:space="preserve">A toy next-token </w:t>
+      </w:r>
+      <w:r>
+        <w:rPr>
+          <w:b/>
+        </w:rPr>
+        <w:t>distribution</w:t>
+      </w:r>
+      <w:r>
+        <w:rPr>
+          <w:b w:val="0"/>
+        </w:rPr>
+        <w:t xml:space="preserve"> is rain .5, sun .3, snow .2.</w:t>
+      </w:r>
+    </w:p>
+    <w:p>
+      <w:pPr>
+        <w:spacing w:line="336" w:lineRule="auto" w:after="180"/>
+      </w:pPr>
+      <w:r>
+        <w:rPr>
+          <w:b w:val="0"/>
+        </w:rPr>
+        <w:t>Check total and interpret the largest value.</w:t>
+      </w:r>
+    </w:p>
+    <w:p>
+      <w:pPr>
+        <w:spacing w:line="336" w:lineRule="auto" w:after="180"/>
+      </w:pPr>
+      <w:r>
+        <w:rPr>
+          <w:b w:val="0"/>
+        </w:rPr>
+        <w:t xml:space="preserve">Show your trace, calculation or </w:t>
+      </w:r>
+      <w:r>
+        <w:rPr>
+          <w:b/>
+        </w:rPr>
+        <w:t>evidence</w:t>
+      </w:r>
+    </w:p>
+    <w:p>
+      <w:pPr>
+        <w:pStyle w:val="Heading3"/>
+      </w:pPr>
+      <w:r>
+        <w:t>Write or draw your reasoning and evidence.</w:t>
+      </w:r>
+    </w:p>
+    <w:p>
+      <w:r>
+        <w:t>________________________________________________________________</w:t>
+      </w:r>
+    </w:p>
+    <w:p>
+      <w:r>
+        <w:t>________________________________________________________________</w:t>
+      </w:r>
+    </w:p>
+    <w:p>
+      <w:r>
+        <w:t>________________________________________________________________</w:t>
+      </w:r>
+    </w:p>
+    <w:p>
+      <w:r>
+        <w:t>________________________________________________________________</w:t>
+      </w:r>
+    </w:p>
+    <w:p>
+      <w:r>
+        <w:t>________________________________________________________________</w:t>
+      </w:r>
+    </w:p>
+    <w:p>
+      <w:pPr>
+        <w:pStyle w:val="Heading1"/>
+      </w:pPr>
+      <w:r>
+        <w:t>07. Extra practice · Changed case</w:t>
+      </w:r>
+    </w:p>
+    <w:p>
+      <w:r>
+        <w:t>Use when helpful; keep this practice separate from the selected first attempt.</w:t>
+      </w:r>
+    </w:p>
+    <w:p>
+      <w:pPr>
+        <w:pStyle w:val="Heading2"/>
+      </w:pPr>
+      <w:r>
+        <w:t>Additional evidence</w:t>
+      </w:r>
+    </w:p>
+    <w:p>
+      <w:pPr>
+        <w:spacing w:line="336" w:lineRule="auto" w:after="180"/>
+      </w:pPr>
+      <w:r>
+        <w:rPr>
+          <w:b w:val="0"/>
+        </w:rPr>
+        <w:t xml:space="preserve">A toy next-token </w:t>
+      </w:r>
+      <w:r>
+        <w:rPr>
+          <w:b/>
+        </w:rPr>
+        <w:t>distribution</w:t>
+      </w:r>
+      <w:r>
+        <w:rPr>
+          <w:b w:val="0"/>
+        </w:rPr>
+        <w:t xml:space="preserve"> assigns cat 0.5, dog 0.3 and bird 0.2. Check the total and name the most likely token. Must it be selected every time when sampling?</w:t>
+      </w:r>
+    </w:p>
+    <w:p>
+      <w:pPr>
+        <w:spacing w:line="336" w:lineRule="auto" w:after="180"/>
+      </w:pPr>
+      <w:r>
+        <w:rPr>
+          <w:b w:val="0"/>
+        </w:rPr>
+        <w:t>My practice reasoning</w:t>
+      </w:r>
+    </w:p>
+    <w:p>
+      <w:pPr>
+        <w:pStyle w:val="Heading3"/>
+      </w:pPr>
+      <w:r>
+        <w:t>Write or draw your reasoning and evidence.</w:t>
+      </w:r>
+    </w:p>
+    <w:p>
+      <w:r>
+        <w:t>________________________________________________________________</w:t>
+      </w:r>
+    </w:p>
+    <w:p>
+      <w:r>
+        <w:t>________________________________________________________________</w:t>
+      </w:r>
+    </w:p>
+    <w:p>
+      <w:r>
+        <w:t>________________________________________________________________</w:t>
+      </w:r>
+    </w:p>
+    <w:p>
+      <w:r>
+        <w:t>________________________________________________________________</w:t>
+      </w:r>
+    </w:p>
+    <w:p>
+      <w:r>
+        <w:t>________________________________________________________________</w:t>
+      </w:r>
+    </w:p>
+    <w:p>
+      <w:pPr>
+        <w:pStyle w:val="Heading3"/>
+      </w:pPr>
+      <w:r>
+        <w:t>Week 2 Test and reflect</w:t>
+      </w:r>
+    </w:p>
+    <w:p>
+      <w:pPr>
+        <w:pStyle w:val="Heading1"/>
+      </w:pPr>
+      <w:r>
+        <w:t>08. Extra practice · A revealing test</w:t>
+      </w:r>
+    </w:p>
+    <w:p>
+      <w:r>
+        <w:t>Use when helpful; keep this practice separate from the selected first attempt.</w:t>
+      </w:r>
+    </w:p>
+    <w:p>
+      <w:pPr>
+        <w:pStyle w:val="Heading2"/>
+      </w:pPr>
+      <w:r>
+        <w:t>Additional evidence</w:t>
+      </w:r>
+    </w:p>
+    <w:p>
+      <w:pPr>
+        <w:spacing w:line="336" w:lineRule="auto" w:after="180"/>
+      </w:pPr>
+      <w:r>
+        <w:rPr>
+          <w:b w:val="0"/>
+        </w:rPr>
+        <w:t xml:space="preserve">Create a changed </w:t>
+      </w:r>
+      <w:r>
+        <w:rPr>
+          <w:b/>
+        </w:rPr>
+        <w:t>input</w:t>
+      </w:r>
+      <w:r>
+        <w:rPr>
+          <w:b w:val="0"/>
+        </w:rPr>
+        <w:t>, boundary case or missing-information case. Write the expected answer or safe response before testing.</w:t>
+      </w:r>
+    </w:p>
+    <w:tbl>
+      <w:tblPr>
+        <w:tblStyle w:val="LightShading-Accent1"/>
+        <w:tblW w:type="auto" w:w="0"/>
+        <w:tblLook w:firstColumn="1" w:firstRow="1" w:lastColumn="0" w:lastRow="0" w:noHBand="0" w:noVBand="1" w:val="04A0"/>
+      </w:tblPr>
+      <w:tblGrid>
+        <w:gridCol w:w="5112"/>
+        <w:gridCol w:w="5112"/>
+      </w:tblGrid>
+      <w:tr>
+        <w:trPr>
+          <w:tblHeader/>
+        </w:trPr>
+        <w:tc>
+          <w:tcPr>
+            <w:tcW w:type="dxa" w:w="5112"/>
+          </w:tcPr>
+          <w:p>
+            <w:r>
+              <w:t>Test record</w:t>
+            </w:r>
+          </w:p>
+        </w:tc>
+        <w:tc>
+          <w:tcPr>
+            <w:tcW w:type="dxa" w:w="5112"/>
+          </w:tcPr>
+          <w:p>
+            <w:r>
+              <w:t>My evidence</w:t>
+            </w:r>
+          </w:p>
+        </w:tc>
+      </w:tr>
+      <w:tr>
+        <w:tc>
+          <w:tcPr>
+            <w:tcW w:type="dxa" w:w="5112"/>
+          </w:tcPr>
+          <w:p>
+            <w:r>
+              <w:t>Changed input or condition</w:t>
+            </w:r>
+          </w:p>
+        </w:tc>
+        <w:tc>
+          <w:tcPr>
+            <w:tcW w:type="dxa" w:w="5112"/>
+          </w:tcPr>
+          <w:p>
+            <w:r/>
+          </w:p>
+        </w:tc>
+      </w:tr>
+      <w:tr>
+        <w:tc>
+          <w:tcPr>
+            <w:tcW w:type="dxa" w:w="5112"/>
+          </w:tcPr>
+          <w:p>
+            <w:r>
+              <w:t>Expected answer or fallback</w:t>
+            </w:r>
+          </w:p>
+        </w:tc>
+        <w:tc>
+          <w:tcPr>
+            <w:tcW w:type="dxa" w:w="5112"/>
+          </w:tcPr>
+          <w:p>
+            <w:r/>
+          </w:p>
+        </w:tc>
+      </w:tr>
+      <w:tr>
+        <w:tc>
+          <w:tcPr>
+            <w:tcW w:type="dxa" w:w="5112"/>
+          </w:tcPr>
+          <w:p>
+            <w:r>
+              <w:t>Observed result</w:t>
+            </w:r>
+          </w:p>
+        </w:tc>
+        <w:tc>
+          <w:tcPr>
+            <w:tcW w:type="dxa" w:w="5112"/>
+          </w:tcPr>
+          <w:p>
+            <w:r/>
+          </w:p>
+        </w:tc>
+      </w:tr>
+      <w:tr>
+        <w:tc>
+          <w:tcPr>
+            <w:tcW w:type="dxa" w:w="5112"/>
+          </w:tcPr>
+          <w:p>
+            <w:r>
+              <w:t>Why the result occurred</w:t>
+            </w:r>
+          </w:p>
+        </w:tc>
+        <w:tc>
+          <w:tcPr>
+            <w:tcW w:type="dxa" w:w="5112"/>
+          </w:tcPr>
+          <w:p>
+            <w:r/>
+          </w:p>
+        </w:tc>
+      </w:tr>
+    </w:tbl>
+    <w:p>
+      <w:pPr>
+        <w:pStyle w:val="Heading1"/>
+      </w:pPr>
+      <w:r>
+        <w:t>11. Extra practice · Earlier transfer</w:t>
+      </w:r>
+    </w:p>
+    <w:p>
+      <w:r>
+        <w:t>Use when helpful; keep this practice separate from the selected first attempt.</w:t>
+      </w:r>
+    </w:p>
+    <w:p>
+      <w:pPr>
+        <w:pStyle w:val="Heading2"/>
+      </w:pPr>
+      <w:r>
+        <w:t>Additional evidence</w:t>
+      </w:r>
+    </w:p>
+    <w:p>
+      <w:pPr>
+        <w:spacing w:line="336" w:lineRule="auto" w:after="180"/>
+      </w:pPr>
+      <w:r>
+        <w:rPr>
+          <w:b w:val="0"/>
+        </w:rPr>
+        <w:t xml:space="preserve">A toy next-token </w:t>
+      </w:r>
+      <w:r>
+        <w:rPr>
+          <w:b/>
+        </w:rPr>
+        <w:t>distribution</w:t>
+      </w:r>
+      <w:r>
+        <w:rPr>
+          <w:b w:val="0"/>
+        </w:rPr>
+        <w:t xml:space="preserve"> is sun=.5, rain=.3, snow=.2. Over ten </w:t>
+      </w:r>
+      <w:r>
+        <w:rPr>
+          <w:b/>
+        </w:rPr>
+        <w:t>sample</w:t>
+      </w:r>
+      <w:r>
+        <w:rPr>
+          <w:b w:val="0"/>
+        </w:rPr>
+        <w:t>s, must sun occur exactly five times? Does the highest-probability token establish a true statement about weather?</w:t>
+      </w:r>
+    </w:p>
+    <w:p>
+      <w:pPr>
+        <w:pStyle w:val="Heading3"/>
+      </w:pPr>
+      <w:r>
+        <w:t>My explanation after practice</w:t>
+      </w:r>
+    </w:p>
+    <w:p>
+      <w:r>
+        <w:t>________________________________________________________________</w:t>
+      </w:r>
+    </w:p>
+    <w:p>
+      <w:r>
+        <w:t>________________________________________________________________</w:t>
+      </w:r>
+    </w:p>
+    <w:p>
+      <w:r>
+        <w:t>________________________________________________________________</w:t>
+      </w:r>
+    </w:p>
+    <w:p>
+      <w:r>
+        <w:t>________________________________________________________________</w:t>
+      </w:r>
+    </w:p>
+    <w:p>
+      <w:r>
+        <w:t>________________________________________________________________</w:t>
+      </w:r>
+    </w:p>
+    <w:p>
+      <w:r>
+        <w:t>________________________________________________________________</w:t>
+      </w:r>
+    </w:p>
+    <w:p>
+      <w:r>
+        <w:t>________________________________________________________________</w:t>
+      </w:r>
+    </w:p>
+    <w:p>
+      <w:pPr>
+        <w:spacing w:line="336" w:lineRule="auto" w:after="180"/>
+      </w:pPr>
+      <w:r>
+        <w:rPr>
+          <w:b w:val="0"/>
+        </w:rPr>
+        <w:t>Record support used: none, hint or teacher explanation.</w:t>
+      </w:r>
+    </w:p>
+    <w:p>
+      <w:pPr>
+        <w:pStyle w:val="Heading1"/>
+      </w:pPr>
+      <w:r>
+        <w:t>15. Reference · Selected W4 response copy</w:t>
+      </w:r>
+    </w:p>
+    <w:p>
+      <w:r>
+        <w:t>Use when helpful; keep this practice separate from the selected first attempt.</w:t>
+      </w:r>
+    </w:p>
+    <w:p>
+      <w:pPr>
+        <w:pStyle w:val="Heading2"/>
+      </w:pPr>
+      <w:r>
+        <w:t>Additional evidence</w:t>
+      </w:r>
+    </w:p>
+    <w:p>
+      <w:pPr>
+        <w:spacing w:line="336" w:lineRule="auto" w:after="180"/>
+      </w:pPr>
+      <w:r>
+        <w:rPr>
+          <w:b w:val="0"/>
+        </w:rPr>
+        <w:t>First tokens go=0.4, wait=0.35, ask=0.25. End probabilities given them are 0.5,0.8,1 respectively; each branch has a complementary more token. Compute all three end-path probabilities and their sum.</w:t>
+      </w:r>
+    </w:p>
+    <w:p>
+      <w:pPr>
+        <w:spacing w:line="336" w:lineRule="auto" w:after="180"/>
+      </w:pPr>
+      <w:r>
+        <w:rPr>
+          <w:b w:val="0"/>
+        </w:rPr>
+        <w:t>Which first token is greedy, which end path is largest, and does either verify a real status?</w:t>
+      </w:r>
+    </w:p>
+    <w:p>
+      <w:pPr>
+        <w:pStyle w:val="Heading3"/>
+      </w:pPr>
+      <w:r>
+        <w:t>My reasoning and evidence</w:t>
+      </w:r>
+    </w:p>
+    <w:p>
+      <w:r>
+        <w:t>________________________________________________________________</w:t>
+      </w:r>
+    </w:p>
+    <w:p>
+      <w:r>
+        <w:t>________________________________________________________________</w:t>
+      </w:r>
+    </w:p>
+    <w:p>
+      <w:r>
+        <w:t>________________________________________________________________</w:t>
+      </w:r>
+    </w:p>
+    <w:p>
+      <w:r>
+        <w:t>________________________________________________________________</w:t>
+      </w:r>
+    </w:p>
+    <w:p>
+      <w:r>
+        <w:t>________________________________________________________________</w:t>
+      </w:r>
+    </w:p>
+    <w:p>
+      <w:r>
+        <w:t>________________________________________________________________</w:t>
+      </w:r>
+    </w:p>
+    <w:p>
+      <w:r>
+        <w:t>________________________________________________________________</w:t>
+      </w:r>
+    </w:p>
+    <w:p>
+      <w:r>
+        <w:t>________________________________________________________________</w:t>
+      </w:r>
+    </w:p>
+    <w:p>
+      <w:pPr>
+        <w:pStyle w:val="Heading1"/>
+      </w:pPr>
+      <w:r>
+        <w:t>17. Extension · Embeddings and position — W1 Look up vectors</w:t>
+      </w:r>
+    </w:p>
+    <w:p>
+      <w:r>
+        <w:t>Use the explicit lookup and position tables beside this task.</w:t>
+      </w:r>
+    </w:p>
+    <w:p>
+      <w:pPr>
+        <w:pStyle w:val="Heading2"/>
+      </w:pPr>
+      <w:r>
+        <w:t>Tables, question and response</w:t>
+      </w:r>
+    </w:p>
+    <w:p>
+      <w:pPr>
+        <w:pStyle w:val="ListBullet"/>
+      </w:pPr>
+      <w:r>
+        <w:t>Representation extension reference: red embedding[1,0],blue[0,1]; positions0[0,0],1[2,0]. Add equal-width vectors componentwise; preserve ordered rows. Summing rows can lose order. No third position or width-three vector is supplied. IDs are lookup indices, not semantic distances.</w:t>
+      </w:r>
+    </w:p>
+    <w:p>
+      <w:pPr>
+        <w:pStyle w:val="ListBullet"/>
+      </w:pPr>
+      <w:r>
+        <w:t>For red blue name the IDs, embedding rows and shape before adding positions.</w:t>
+      </w:r>
+    </w:p>
+    <w:p>
+      <w:pPr>
+        <w:pStyle w:val="Heading3"/>
+      </w:pPr>
+      <w:r>
+        <w:t>My reasoning and evidence</w:t>
+      </w:r>
+    </w:p>
+    <w:p>
+      <w:r>
+        <w:t>________________________________________________________________</w:t>
+      </w:r>
+    </w:p>
+    <w:p>
+      <w:r>
+        <w:t>________________________________________________________________</w:t>
+      </w:r>
+    </w:p>
+    <w:p>
+      <w:r>
+        <w:t>________________________________________________________________</w:t>
+      </w:r>
+    </w:p>
+    <w:p>
+      <w:r>
+        <w:t>________________________________________________________________</w:t>
+      </w:r>
+    </w:p>
+    <w:p>
+      <w:r>
+        <w:t>________________________________________________________________</w:t>
+      </w:r>
+    </w:p>
+    <w:p>
+      <w:r>
+        <w:t>________________________________________________________________</w:t>
+      </w:r>
+    </w:p>
+    <w:p>
+      <w:pPr>
+        <w:pStyle w:val="Heading1"/>
+      </w:pPr>
+      <w:r>
+        <w:t>18. Extension · Embeddings and position — W2 Add positions</w:t>
+      </w:r>
+    </w:p>
+    <w:p>
+      <w:r>
+        <w:t>Use the explicit lookup and position tables beside this task.</w:t>
+      </w:r>
+    </w:p>
+    <w:p>
+      <w:pPr>
+        <w:pStyle w:val="Heading2"/>
+      </w:pPr>
+      <w:r>
+        <w:t>Tables, question and response</w:t>
+      </w:r>
+    </w:p>
+    <w:p>
+      <w:pPr>
+        <w:pStyle w:val="ListBullet"/>
+      </w:pPr>
+      <w:r>
+        <w:t>Representation extension reference: red embedding[1,0],blue[0,1]; positions0[0,0],1[2,0]. Add equal-width vectors componentwise; preserve ordered rows. Summing rows can lose order. No third position or width-three vector is supplied. IDs are lookup indices, not semantic distances.</w:t>
+      </w:r>
+    </w:p>
+    <w:p>
+      <w:pPr>
+        <w:pStyle w:val="ListBullet"/>
+      </w:pPr>
+      <w:r>
+        <w:t>Compute representations for red blue and blue red under the stated position table.</w:t>
+      </w:r>
+    </w:p>
+    <w:p>
+      <w:pPr>
+        <w:pStyle w:val="Heading3"/>
+      </w:pPr>
+      <w:r>
+        <w:t>My reasoning and evidence</w:t>
+      </w:r>
+    </w:p>
+    <w:p>
+      <w:r>
+        <w:t>________________________________________________________________</w:t>
+      </w:r>
+    </w:p>
+    <w:p>
+      <w:r>
+        <w:t>________________________________________________________________</w:t>
+      </w:r>
+    </w:p>
+    <w:p>
+      <w:r>
+        <w:t>________________________________________________________________</w:t>
+      </w:r>
+    </w:p>
+    <w:p>
+      <w:r>
+        <w:t>________________________________________________________________</w:t>
+      </w:r>
+    </w:p>
+    <w:p>
+      <w:r>
+        <w:t>________________________________________________________________</w:t>
+      </w:r>
+    </w:p>
+    <w:p>
+      <w:r>
+        <w:t>________________________________________________________________</w:t>
+      </w:r>
+    </w:p>
+    <w:p>
+      <w:pPr>
+        <w:pStyle w:val="Heading1"/>
+      </w:pPr>
+      <w:r>
+        <w:t>19. Extension · Embeddings and position — W3 Audit the sum</w:t>
+      </w:r>
+    </w:p>
+    <w:p>
+      <w:r>
+        <w:t>Use the explicit lookup and position tables beside this task.</w:t>
+      </w:r>
+    </w:p>
+    <w:p>
+      <w:pPr>
+        <w:pStyle w:val="Heading2"/>
+      </w:pPr>
+      <w:r>
+        <w:t>Tables, question and response</w:t>
+      </w:r>
+    </w:p>
+    <w:p>
+      <w:pPr>
+        <w:pStyle w:val="ListBullet"/>
+      </w:pPr>
+      <w:r>
+        <w:t>Representation extension reference: red embedding[1,0],blue[0,1]; positions0[0,0],1[2,0]. Add equal-width vectors componentwise; preserve ordered rows. Summing rows can lose order. No third position or width-three vector is supplied. IDs are lookup indices, not semantic distances.</w:t>
+      </w:r>
+    </w:p>
+    <w:p>
+      <w:pPr>
+        <w:pStyle w:val="ListBullet"/>
+      </w:pPr>
+      <w:r>
+        <w:t>Sum the rows for both sequences. Does the sum establish that the original text had the same order?</w:t>
+      </w:r>
+    </w:p>
+    <w:p>
+      <w:pPr>
+        <w:pStyle w:val="Heading3"/>
+      </w:pPr>
+      <w:r>
+        <w:t>My reasoning and evidence</w:t>
+      </w:r>
+    </w:p>
+    <w:p>
+      <w:r>
+        <w:t>________________________________________________________________</w:t>
+      </w:r>
+    </w:p>
+    <w:p>
+      <w:r>
+        <w:t>________________________________________________________________</w:t>
+      </w:r>
+    </w:p>
+    <w:p>
+      <w:r>
+        <w:t>________________________________________________________________</w:t>
+      </w:r>
+    </w:p>
+    <w:p>
+      <w:r>
+        <w:t>________________________________________________________________</w:t>
+      </w:r>
+    </w:p>
+    <w:p>
+      <w:r>
+        <w:t>________________________________________________________________</w:t>
+      </w:r>
+    </w:p>
+    <w:p>
+      <w:r>
+        <w:t>________________________________________________________________</w:t>
+      </w:r>
+    </w:p>
+    <w:p>
+      <w:pPr>
+        <w:pStyle w:val="Heading1"/>
+      </w:pPr>
+      <w:r>
+        <w:t>20. Extension · Embeddings and position — W4 Trace new vectors independently</w:t>
+      </w:r>
+    </w:p>
+    <w:p>
+      <w:r>
+        <w:t>Retained extension task with its own teacher key and response.</w:t>
+      </w:r>
+    </w:p>
+    <w:p>
+      <w:pPr>
+        <w:pStyle w:val="Heading2"/>
+      </w:pPr>
+      <w:r>
+        <w:t>Extension question and record</w:t>
+      </w:r>
+    </w:p>
+    <w:p>
+      <w:pPr>
+        <w:pStyle w:val="ListBullet"/>
+      </w:pPr>
+      <w:r>
+        <w:t>Embeddings A=[1,2], B=[3,0], position 0=[0,1], position 1=[1,0]. Compute represented rows and sums for A B and B A. Explain what the equal sums mean.</w:t>
+      </w:r>
+    </w:p>
+    <w:p>
+      <w:pPr>
+        <w:pStyle w:val="Heading3"/>
+      </w:pPr>
+      <w:r>
+        <w:t>My reasoning and evidence</w:t>
+      </w:r>
+    </w:p>
+    <w:p>
+      <w:r>
+        <w:t>________________________________________________________________</w:t>
+      </w:r>
+    </w:p>
+    <w:p>
+      <w:r>
+        <w:t>________________________________________________________________</w:t>
+      </w:r>
+    </w:p>
+    <w:p>
+      <w:r>
+        <w:t>________________________________________________________________</w:t>
+      </w:r>
+    </w:p>
+    <w:p>
+      <w:r>
+        <w:t>________________________________________________________________</w:t>
+      </w:r>
+    </w:p>
+    <w:p>
+      <w:r>
+        <w:t>________________________________________________________________</w:t>
+      </w:r>
+    </w:p>
+    <w:p>
+      <w:r>
+        <w:t>________________________________________________________________</w:t>
+      </w:r>
+    </w:p>
+    <w:p>
+      <w:r>
+        <w:t>________________________________________________________________</w:t>
+      </w:r>
+    </w:p>
+    <w:p>
+      <w:r>
+        <w:t>________________________________________________________________</w:t>
+      </w:r>
+    </w:p>
+    <w:p>
+      <w:pPr>
+        <w:pStyle w:val="Heading1"/>
+      </w:pPr>
+      <w:r>
+        <w:t>21. Extension · Embeddings and position — W5 Handle a shape failure</w:t>
+      </w:r>
+    </w:p>
+    <w:p>
+      <w:r>
+        <w:t>Use the explicit lookup and position tables beside this task.</w:t>
+      </w:r>
+    </w:p>
+    <w:p>
+      <w:pPr>
+        <w:pStyle w:val="Heading2"/>
+      </w:pPr>
+      <w:r>
+        <w:t>Tables, question and response</w:t>
+      </w:r>
+    </w:p>
+    <w:p>
+      <w:pPr>
+        <w:pStyle w:val="ListBullet"/>
+      </w:pPr>
+      <w:r>
+        <w:t>Representation extension reference: red embedding[1,0],blue[0,1]; positions0[0,0],1[2,0]. Add equal-width vectors componentwise; preserve ordered rows. Summing rows can lose order. No third position or width-three vector is supplied. IDs are lookup indices, not semantic distances.</w:t>
+      </w:r>
+    </w:p>
+    <w:p>
+      <w:pPr>
+        <w:pStyle w:val="ListBullet"/>
+      </w:pPr>
+      <w:r>
+        <w:t>An embedding has width two but its position vector has width three. The input also contains a third position absent from the table. Specify honest handling.</w:t>
+      </w:r>
+    </w:p>
+    <w:p>
+      <w:pPr>
+        <w:pStyle w:val="Heading3"/>
+      </w:pPr>
+      <w:r>
+        <w:t>My reasoning and evidence</w:t>
+      </w:r>
+    </w:p>
+    <w:p>
+      <w:r>
+        <w:t>________________________________________________________________</w:t>
+      </w:r>
+    </w:p>
+    <w:p>
+      <w:r>
+        <w:t>________________________________________________________________</w:t>
+      </w:r>
+    </w:p>
+    <w:p>
+      <w:r>
+        <w:t>________________________________________________________________</w:t>
+      </w:r>
+    </w:p>
+    <w:p>
+      <w:r>
+        <w:t>________________________________________________________________</w:t>
+      </w:r>
+    </w:p>
+    <w:p>
+      <w:r>
+        <w:t>________________________________________________________________</w:t>
+      </w:r>
+    </w:p>
+    <w:p>
+      <w:r>
+        <w:t>________________________________________________________________</w:t>
+      </w:r>
+    </w:p>
+    <w:p>
+      <w:pPr>
+        <w:pStyle w:val="Heading1"/>
+      </w:pPr>
+      <w:r>
+        <w:t>23. Extra practice · Pictured case</w:t>
+      </w:r>
+    </w:p>
+    <w:p>
+      <w:r>
+        <w:t>Use when helpful; keep this practice separate from the selected first attempt.</w:t>
+      </w:r>
+    </w:p>
+    <w:p>
+      <w:pPr>
+        <w:pStyle w:val="Heading2"/>
+      </w:pPr>
+      <w:r>
+        <w:t>Additional evidence</w:t>
       </w:r>
     </w:p>
     <w:p>
@@ -2040,7 +2176,6 @@
     <w:p>
       <w:pPr>
         <w:spacing w:line="336" w:lineRule="auto" w:after="180"/>
-        <w:shd w:fill="F5F1FB"/>
       </w:pPr>
       <w:r>
         <w:rPr>
@@ -2089,16 +2224,7 @@
     </w:p>
     <w:p>
       <w:pPr>
-        <w:pStyle w:val="Heading3"/>
-      </w:pPr>
-      <w:r>
-        <w:t>Record the help used</w:t>
-      </w:r>
-    </w:p>
-    <w:p>
-      <w:pPr>
         <w:spacing w:line="336" w:lineRule="auto" w:after="180"/>
-        <w:shd w:fill="F1F6F8"/>
       </w:pPr>
       <w:r>
         <w:rPr>
@@ -2135,12 +2261,20 @@
         <w:pStyle w:val="Heading1"/>
       </w:pPr>
       <w:r>
-        <w:t>24. Project portfolio milestone</w:t>
-      </w:r>
-    </w:p>
-    <w:p>
-      <w:r>
-        <w:t>Keep this week’s input, deciding step, result and limit together in the Verified Study Buddy record.</w:t>
+        <w:t>24. Reference · Project milestone</w:t>
+      </w:r>
+    </w:p>
+    <w:p>
+      <w:r>
+        <w:t>Use when helpful; keep this practice separate from the selected first attempt.</w:t>
+      </w:r>
+    </w:p>
+    <w:p>
+      <w:pPr>
+        <w:pStyle w:val="Heading2"/>
+      </w:pPr>
+      <w:r>
+        <w:t>Additional evidence</w:t>
       </w:r>
     </w:p>
     <w:p>
@@ -2342,12 +2476,418 @@
         <w:pStyle w:val="Heading1"/>
       </w:pPr>
       <w:r>
-        <w:t>25. Supported practice and learning evidence</w:t>
-      </w:r>
-    </w:p>
-    <w:p>
-      <w:r>
-        <w:t>Try the supported questions before comparing with hints and feedback. Record what you repaired and the evidence you retained.</w:t>
+        <w:t>25. Extra practice · Pictures, feedback and repair</w:t>
+      </w:r>
+    </w:p>
+    <w:p>
+      <w:r>
+        <w:t>Try before opening feedback; keep the selected independent task separate.</w:t>
+      </w:r>
+    </w:p>
+    <w:p>
+      <w:pPr>
+        <w:pStyle w:val="Heading2"/>
+      </w:pPr>
+      <w:r>
+        <w:t>First supported question</w:t>
+      </w:r>
+    </w:p>
+    <w:p>
+      <w:pPr>
+        <w:pStyle w:val="ListBullet"/>
+      </w:pPr>
+      <w:r>
+        <w:t>A fictional two-stage token tree illustrates next-token prediction.</w:t>
+      </w:r>
+    </w:p>
+    <w:p>
+      <w:pPr>
+        <w:pStyle w:val="Heading3"/>
+      </w:pPr>
+      <w:r>
+        <w:t>Practice 1: explain the deciding evidence</w:t>
+      </w:r>
+    </w:p>
+    <w:p>
+      <w:pPr>
+        <w:pStyle w:val="ListBullet"/>
+      </w:pPr>
+      <w:r>
+        <w:t>Which labelled step matches this detail? rain→end is the more probable of the two complete end paths.</w:t>
+      </w:r>
+    </w:p>
+    <w:p>
+      <w:pPr>
+        <w:pStyle w:val="ListBullet"/>
+      </w:pPr>
+      <w:r>
+        <w:t>1. Rain branches</w:t>
+      </w:r>
+    </w:p>
+    <w:p>
+      <w:pPr>
+        <w:pStyle w:val="ListBullet"/>
+      </w:pPr>
+      <w:r>
+        <w:t>2. Compare end paths</w:t>
+      </w:r>
+    </w:p>
+    <w:p>
+      <w:pPr>
+        <w:pStyle w:val="ListBullet"/>
+      </w:pPr>
+      <w:r>
+        <w:t>3. Sun branches</w:t>
+      </w:r>
+    </w:p>
+    <w:p>
+      <w:pPr>
+        <w:pStyle w:val="ListBullet"/>
+      </w:pPr>
+      <w:r>
+        <w:t>4. First distribution</w:t>
+      </w:r>
+    </w:p>
+    <w:p>
+      <w:pPr>
+        <w:pStyle w:val="Heading3"/>
+      </w:pPr>
+      <w:r>
+        <w:t>My selected conclusion, deciding fact and explanation</w:t>
+      </w:r>
+    </w:p>
+    <w:p>
+      <w:r>
+        <w:t>________________________________________________________________</w:t>
+      </w:r>
+    </w:p>
+    <w:p>
+      <w:r>
+        <w:t>________________________________________________________________</w:t>
+      </w:r>
+    </w:p>
+    <w:p>
+      <w:r>
+        <w:t>________________________________________________________________</w:t>
+      </w:r>
+    </w:p>
+    <w:p>
+      <w:r>
+        <w:t>________________________________________________________________</w:t>
+      </w:r>
+    </w:p>
+    <w:p>
+      <w:r>
+        <w:t>________________________________________________________________</w:t>
+      </w:r>
+    </w:p>
+    <w:p>
+      <w:pPr>
+        <w:pStyle w:val="ListBullet"/>
+      </w:pPr>
+      <w:r>
+        <w:t>Hint if needed: Read the steps in the pictorial case. Match the supplied detail to the stage that performs or records it.</w:t>
+      </w:r>
+    </w:p>
+    <w:p>
+      <w:pPr>
+        <w:pStyle w:val="Heading2"/>
+      </w:pPr>
+      <w:r>
+        <w:t>Check after trying · reference / check after trying</w:t>
+      </w:r>
+    </w:p>
+    <w:p>
+      <w:pPr>
+        <w:spacing w:line="336" w:lineRule="auto" w:after="180"/>
+      </w:pPr>
+      <w:r>
+        <w:rPr>
+          <w:b w:val="0"/>
+        </w:rPr>
+        <w:t>After your attempt, compare with the supported explanation: Compare end paths rain→end is the more probable of the two complete end paths. Conditional probabilities describe what follows a particular prefix.</w:t>
+      </w:r>
+    </w:p>
+    <w:p>
+      <w:pPr>
+        <w:spacing w:line="336" w:lineRule="auto" w:after="180"/>
+      </w:pPr>
+      <w:r>
+        <w:rPr>
+          <w:b w:val="0"/>
+        </w:rPr>
+        <w:t>Multiplying along a path gives its joint probability. The four branch products sum to 1, but the two end paths sum to 0.625 because more branches have not ended.</w:t>
+      </w:r>
+    </w:p>
+    <w:p>
+      <w:pPr>
+        <w:spacing w:line="336" w:lineRule="auto" w:after="180"/>
+      </w:pPr>
+      <w:r>
+        <w:rPr>
+          <w:b w:val="0"/>
+        </w:rPr>
+        <w:t>Greedy decoding selects sun then more; it does not guarantee the most likely complete sequence.</w:t>
+      </w:r>
+    </w:p>
+    <w:p>
+      <w:pPr>
+        <w:pStyle w:val="Heading2"/>
+      </w:pPr>
+      <w:r>
+        <w:t>Changed-case question</w:t>
+      </w:r>
+    </w:p>
+    <w:p>
+      <w:pPr>
+        <w:pStyle w:val="Heading3"/>
+      </w:pPr>
+      <w:r>
+        <w:t>Practice 2: explain the deciding evidence</w:t>
+      </w:r>
+    </w:p>
+    <w:p>
+      <w:pPr>
+        <w:pStyle w:val="ListBullet"/>
+      </w:pPr>
+      <w:r>
+        <w:t>Changed-case practice: Raise end-given-sun to 0.8 and lower more-given-sun to 0.2. Which conclusion is supported by the supplied facts?</w:t>
+      </w:r>
+    </w:p>
+    <w:p>
+      <w:pPr>
+        <w:pStyle w:val="ListBullet"/>
+      </w:pPr>
+      <w:r>
+        <w:t>1. We can decide the result without examining the changed input or the procedure.</w:t>
+      </w:r>
+    </w:p>
+    <w:p>
+      <w:pPr>
+        <w:pStyle w:val="ListBullet"/>
+      </w:pPr>
+      <w:r>
+        <w:t>2. This one example guarantees correct results for every future input.</w:t>
+      </w:r>
+    </w:p>
+    <w:p>
+      <w:pPr>
+        <w:pStyle w:val="ListBullet"/>
+      </w:pPr>
+      <w:r>
+        <w:t>3. sun→end becomes 0.44, beating unchanged rain→end 0.405.</w:t>
+      </w:r>
+    </w:p>
+    <w:p>
+      <w:pPr>
+        <w:pStyle w:val="Heading3"/>
+      </w:pPr>
+      <w:r>
+        <w:t>My selected conclusion, deciding fact and explanation</w:t>
+      </w:r>
+    </w:p>
+    <w:p>
+      <w:r>
+        <w:t>________________________________________________________________</w:t>
+      </w:r>
+    </w:p>
+    <w:p>
+      <w:r>
+        <w:t>________________________________________________________________</w:t>
+      </w:r>
+    </w:p>
+    <w:p>
+      <w:r>
+        <w:t>________________________________________________________________</w:t>
+      </w:r>
+    </w:p>
+    <w:p>
+      <w:r>
+        <w:t>________________________________________________________________</w:t>
+      </w:r>
+    </w:p>
+    <w:p>
+      <w:r>
+        <w:t>________________________________________________________________</w:t>
+      </w:r>
+    </w:p>
+    <w:p>
+      <w:pPr>
+        <w:pStyle w:val="ListBullet"/>
+      </w:pPr>
+      <w:r>
+        <w:t>Hint if needed: Use the changed condition and the deciding step in the pictorial trace. The answer must say what follows from those facts.</w:t>
+      </w:r>
+    </w:p>
+    <w:p>
+      <w:pPr>
+        <w:pStyle w:val="Heading2"/>
+      </w:pPr>
+      <w:r>
+        <w:t>Check changed case · reference / check after trying</w:t>
+      </w:r>
+    </w:p>
+    <w:p>
+      <w:pPr>
+        <w:spacing w:line="336" w:lineRule="auto" w:after="180"/>
+      </w:pPr>
+      <w:r>
+        <w:rPr>
+          <w:b w:val="0"/>
+        </w:rPr>
+        <w:t>After your attempt, compare with the supported explanation: sun→end becomes 0.44, beating unchanged rain→end 0.405.</w:t>
+      </w:r>
+    </w:p>
+    <w:p>
+      <w:pPr>
+        <w:spacing w:line="336" w:lineRule="auto" w:after="180"/>
+      </w:pPr>
+      <w:r>
+        <w:rPr>
+          <w:b w:val="0"/>
+        </w:rPr>
+        <w:t xml:space="preserve">Changing one conditional </w:t>
+      </w:r>
+      <w:r>
+        <w:rPr>
+          <w:b/>
+        </w:rPr>
+        <w:t>distribution</w:t>
+      </w:r>
+      <w:r>
+        <w:rPr>
+          <w:b w:val="0"/>
+        </w:rPr>
+        <w:t xml:space="preserve"> changes its path products while the first-token probabilities remain fixed.</w:t>
+      </w:r>
+    </w:p>
+    <w:p>
+      <w:pPr>
+        <w:pStyle w:val="Heading2"/>
+      </w:pPr>
+      <w:r>
+        <w:t>Repair and keep evidence</w:t>
+      </w:r>
+    </w:p>
+    <w:p>
+      <w:pPr>
+        <w:spacing w:line="336" w:lineRule="auto" w:after="180"/>
+      </w:pPr>
+      <w:r>
+        <w:rPr>
+          <w:b w:val="0"/>
+        </w:rPr>
+        <w:t xml:space="preserve">Review Predictive and Generative AI (ai-3/1). Goal: Distinguish discriminative </w:t>
+      </w:r>
+      <w:r>
+        <w:rPr>
+          <w:b/>
+        </w:rPr>
+        <w:t>prediction</w:t>
+      </w:r>
+      <w:r>
+        <w:rPr>
+          <w:b w:val="0"/>
+        </w:rPr>
+        <w:t xml:space="preserve"> from generation by inspecting the requested </w:t>
+      </w:r>
+      <w:r>
+        <w:rPr>
+          <w:b/>
+        </w:rPr>
+        <w:t>output</w:t>
+      </w:r>
+      <w:r>
+        <w:rPr>
+          <w:b w:val="0"/>
+        </w:rPr>
+        <w:t>.</w:t>
+      </w:r>
+    </w:p>
+    <w:p>
+      <w:pPr>
+        <w:spacing w:line="336" w:lineRule="auto" w:after="180"/>
+      </w:pPr>
+      <w:r>
+        <w:rPr>
+          <w:b w:val="0"/>
+        </w:rPr>
+        <w:t>Short practice: Identify the first unsupported claim and explain what source would be needed before asserting it.. Return to this week and explain what you changed.</w:t>
+      </w:r>
+    </w:p>
+    <w:p>
+      <w:pPr>
+        <w:spacing w:line="336" w:lineRule="auto" w:after="180"/>
+      </w:pPr>
+      <w:r>
+        <w:rPr>
+          <w:b w:val="0"/>
+        </w:rPr>
+        <w:t xml:space="preserve">Use Download completed work in the hosted lesson to export your answers, reflections, practice feedback and code-run </w:t>
+      </w:r>
+      <w:r>
+        <w:rPr>
+          <w:b/>
+        </w:rPr>
+        <w:t>evidence</w:t>
+      </w:r>
+      <w:r>
+        <w:rPr>
+          <w:b w:val="0"/>
+        </w:rPr>
+        <w:t>. Open the HTML copy to read or print it.</w:t>
+      </w:r>
+    </w:p>
+    <w:p>
+      <w:pPr>
+        <w:spacing w:line="336" w:lineRule="auto" w:after="180"/>
+      </w:pPr>
+      <w:r>
+        <w:rPr>
+          <w:b w:val="0"/>
+        </w:rPr>
+        <w:t>Drafts stay in this browser when storage is available; clear drafts on a shared device.</w:t>
+      </w:r>
+    </w:p>
+    <w:p>
+      <w:pPr>
+        <w:pStyle w:val="Heading3"/>
+      </w:pPr>
+      <w:r>
+        <w:t>What I repaired, the evidence I kept and the next test</w:t>
+      </w:r>
+    </w:p>
+    <w:p>
+      <w:r>
+        <w:t>________________________________________________________________</w:t>
+      </w:r>
+    </w:p>
+    <w:p>
+      <w:r>
+        <w:t>________________________________________________________________</w:t>
+      </w:r>
+    </w:p>
+    <w:p>
+      <w:r>
+        <w:t>________________________________________________________________</w:t>
+      </w:r>
+    </w:p>
+    <w:p>
+      <w:r>
+        <w:t>________________________________________________________________</w:t>
+      </w:r>
+    </w:p>
+    <w:p>
+      <w:r>
+        <w:t>________________________________________________________________</w:t>
+      </w:r>
+    </w:p>
+    <w:p>
+      <w:pPr>
+        <w:pStyle w:val="Heading2"/>
+      </w:pPr>
+      <w:r>
+        <w:t>Earlier wording, alternatives and picture transcripts · reference / check after trying</w:t>
       </w:r>
     </w:p>
     <w:p>
@@ -2363,98 +2903,10 @@
     </w:p>
     <w:p>
       <w:pPr>
-        <w:spacing w:line="336" w:lineRule="auto" w:after="180"/>
-      </w:pPr>
-      <w:r>
-        <w:rPr>
-          <w:b w:val="0"/>
-        </w:rPr>
-        <w:t xml:space="preserve">A fictional two-stage token tree illustrates next-token </w:t>
-      </w:r>
-      <w:r>
-        <w:rPr>
-          <w:b/>
-        </w:rPr>
-        <w:t>prediction</w:t>
-      </w:r>
-      <w:r>
-        <w:rPr>
-          <w:b w:val="0"/>
-        </w:rPr>
-        <w:t>.</w:t>
-      </w:r>
-    </w:p>
-    <w:p>
-      <w:pPr>
         <w:pStyle w:val="Heading3"/>
       </w:pPr>
       <w:r>
-        <w:t>Practice 1: explain the deciding evidence</w:t>
-      </w:r>
-    </w:p>
-    <w:p>
-      <w:pPr>
-        <w:spacing w:line="336" w:lineRule="auto" w:after="180"/>
-      </w:pPr>
-      <w:r>
-        <w:rPr>
-          <w:b w:val="0"/>
-        </w:rPr>
-        <w:t>Which labelled step matches this detail? rain→end is the more probable of the two complete end paths.</w:t>
-      </w:r>
-    </w:p>
-    <w:p>
-      <w:pPr>
-        <w:spacing w:line="336" w:lineRule="auto" w:after="180"/>
-        <w:shd w:fill="F4F9FC"/>
-      </w:pPr>
-      <w:r>
-        <w:rPr>
-          <w:b w:val="0"/>
-        </w:rPr>
-        <w:t>1. Rain branches</w:t>
-      </w:r>
-    </w:p>
-    <w:p>
-      <w:pPr>
-        <w:spacing w:line="336" w:lineRule="auto" w:after="180"/>
-        <w:shd w:fill="F4F9FC"/>
-      </w:pPr>
-      <w:r>
-        <w:rPr>
-          <w:b w:val="0"/>
-        </w:rPr>
-        <w:t>2. Compare end paths</w:t>
-      </w:r>
-    </w:p>
-    <w:p>
-      <w:pPr>
-        <w:spacing w:line="336" w:lineRule="auto" w:after="180"/>
-        <w:shd w:fill="F4F9FC"/>
-      </w:pPr>
-      <w:r>
-        <w:rPr>
-          <w:b w:val="0"/>
-        </w:rPr>
-        <w:t>3. Sun branches</w:t>
-      </w:r>
-    </w:p>
-    <w:p>
-      <w:pPr>
-        <w:spacing w:line="336" w:lineRule="auto" w:after="180"/>
-        <w:shd w:fill="F4F9FC"/>
-      </w:pPr>
-      <w:r>
-        <w:rPr>
-          <w:b w:val="0"/>
-        </w:rPr>
-        <w:t xml:space="preserve">4. First </w:t>
-      </w:r>
-      <w:r>
-        <w:rPr>
-          <w:b/>
-        </w:rPr>
-        <w:t>distribution</w:t>
+        <w:t>Repair a missing building block</w:t>
       </w:r>
     </w:p>
     <w:p>
@@ -2462,428 +2914,25 @@
         <w:pStyle w:val="Heading3"/>
       </w:pPr>
       <w:r>
-        <w:t>My selected conclusion, deciding fact and explanation</w:t>
-      </w:r>
-    </w:p>
-    <w:p>
-      <w:r>
-        <w:t>________________________________________________________________</w:t>
-      </w:r>
-    </w:p>
-    <w:p>
-      <w:r>
-        <w:t>________________________________________________________________</w:t>
-      </w:r>
-    </w:p>
-    <w:p>
-      <w:r>
-        <w:t>________________________________________________________________</w:t>
-      </w:r>
-    </w:p>
-    <w:p>
-      <w:r>
-        <w:t>________________________________________________________________</w:t>
-      </w:r>
-    </w:p>
-    <w:p>
-      <w:r>
-        <w:t>________________________________________________________________</w:t>
-      </w:r>
-    </w:p>
-    <w:p>
-      <w:pPr>
-        <w:pStyle w:val="Heading3"/>
-      </w:pPr>
-      <w:r>
-        <w:t>Hint · try first</w:t>
-      </w:r>
-    </w:p>
-    <w:p>
-      <w:pPr>
-        <w:spacing w:line="336" w:lineRule="auto" w:after="180"/>
-        <w:shd w:fill="F1F6F8"/>
-      </w:pPr>
-      <w:r>
-        <w:rPr>
-          <w:b w:val="0"/>
-        </w:rPr>
-        <w:t>Hint if needed: Read the steps in the pictorial case. Match the supplied detail to the stage that performs or records it.</w:t>
-      </w:r>
-    </w:p>
-    <w:p>
-      <w:pPr>
-        <w:pStyle w:val="Heading3"/>
-      </w:pPr>
-      <w:r>
-        <w:t>Feedback · compare after trying</w:t>
-      </w:r>
-    </w:p>
-    <w:p>
-      <w:pPr>
-        <w:spacing w:line="336" w:lineRule="auto" w:after="180"/>
-        <w:shd w:fill="F1F6FC"/>
-      </w:pPr>
-      <w:r>
-        <w:rPr>
-          <w:b w:val="0"/>
-        </w:rPr>
-        <w:t>After your attempt, compare with the supported explanation: Compare end paths rain→end is the more probable of the two complete end paths. Conditional probabilities describe what follows a particular prefix.</w:t>
-      </w:r>
-    </w:p>
-    <w:p>
-      <w:pPr>
-        <w:spacing w:line="336" w:lineRule="auto" w:after="180"/>
-        <w:shd w:fill="F1F6FC"/>
-      </w:pPr>
-      <w:r>
-        <w:rPr>
-          <w:b w:val="0"/>
-        </w:rPr>
-        <w:t>Multiplying along a path gives its joint probability. The four branch products sum to 1, but the two end paths sum to 0.625 because more branches have not ended.</w:t>
-      </w:r>
-    </w:p>
-    <w:p>
-      <w:pPr>
-        <w:spacing w:line="336" w:lineRule="auto" w:after="180"/>
-        <w:shd w:fill="F1F6FC"/>
-      </w:pPr>
-      <w:r>
-        <w:rPr>
-          <w:b w:val="0"/>
-        </w:rPr>
-        <w:t>Greedy decoding selects sun then more; it does not guarantee the most likely complete sequence.</w:t>
-      </w:r>
-    </w:p>
-    <w:p>
-      <w:pPr>
-        <w:pStyle w:val="Heading3"/>
-      </w:pPr>
-      <w:r>
-        <w:t>Practice 2: explain the deciding evidence</w:t>
-      </w:r>
-    </w:p>
-    <w:p>
-      <w:pPr>
-        <w:pStyle w:val="Heading3"/>
-      </w:pPr>
-      <w:r>
-        <w:t>Changed case · predict first</w:t>
-      </w:r>
-    </w:p>
-    <w:p>
-      <w:pPr>
-        <w:spacing w:line="336" w:lineRule="auto" w:after="180"/>
-        <w:shd w:fill="F5F1FB"/>
-      </w:pPr>
-      <w:r>
-        <w:rPr>
-          <w:b w:val="0"/>
-        </w:rPr>
-        <w:t>Changed-case practice: Raise end-given-sun to 0.8 and lower more-given-sun to 0.2. Which conclusion is supported by the supplied facts?</w:t>
-      </w:r>
-    </w:p>
-    <w:p>
-      <w:pPr>
-        <w:spacing w:line="336" w:lineRule="auto" w:after="180"/>
-        <w:shd w:fill="F4F9FC"/>
-      </w:pPr>
-      <w:r>
-        <w:rPr>
-          <w:b w:val="0"/>
-        </w:rPr>
-        <w:t xml:space="preserve">1. We can decide the result without examining the changed </w:t>
-      </w:r>
-      <w:r>
-        <w:rPr>
-          <w:b/>
-        </w:rPr>
-        <w:t>input</w:t>
-      </w:r>
-      <w:r>
-        <w:rPr>
-          <w:b w:val="0"/>
-        </w:rPr>
-        <w:t xml:space="preserve"> or the procedure.</w:t>
-      </w:r>
-    </w:p>
-    <w:p>
-      <w:pPr>
-        <w:spacing w:line="336" w:lineRule="auto" w:after="180"/>
-        <w:shd w:fill="F4F9FC"/>
-      </w:pPr>
-      <w:r>
-        <w:rPr>
-          <w:b w:val="0"/>
-        </w:rPr>
-        <w:t xml:space="preserve">2. This one example guarantees correct results for every future </w:t>
-      </w:r>
-      <w:r>
-        <w:rPr>
-          <w:b/>
-        </w:rPr>
-        <w:t>input</w:t>
-      </w:r>
-      <w:r>
-        <w:rPr>
-          <w:b w:val="0"/>
-        </w:rPr>
-        <w:t>.</w:t>
-      </w:r>
-    </w:p>
-    <w:p>
-      <w:pPr>
-        <w:spacing w:line="336" w:lineRule="auto" w:after="180"/>
-        <w:shd w:fill="F4F9FC"/>
-      </w:pPr>
-      <w:r>
-        <w:rPr>
-          <w:b w:val="0"/>
-        </w:rPr>
-        <w:t>3. sun→end becomes 0.44, beating unchanged rain→end 0.405.</w:t>
-      </w:r>
-    </w:p>
-    <w:p>
-      <w:pPr>
-        <w:pStyle w:val="Heading3"/>
-      </w:pPr>
-      <w:r>
-        <w:t>My selected conclusion, deciding fact and explanation</w:t>
-      </w:r>
-    </w:p>
-    <w:p>
-      <w:r>
-        <w:t>________________________________________________________________</w:t>
-      </w:r>
-    </w:p>
-    <w:p>
-      <w:r>
-        <w:t>________________________________________________________________</w:t>
-      </w:r>
-    </w:p>
-    <w:p>
-      <w:r>
-        <w:t>________________________________________________________________</w:t>
-      </w:r>
-    </w:p>
-    <w:p>
-      <w:r>
-        <w:t>________________________________________________________________</w:t>
-      </w:r>
-    </w:p>
-    <w:p>
-      <w:r>
-        <w:t>________________________________________________________________</w:t>
-      </w:r>
-    </w:p>
-    <w:p>
-      <w:pPr>
-        <w:pStyle w:val="Heading3"/>
-      </w:pPr>
-      <w:r>
-        <w:t>Hint · try first</w:t>
-      </w:r>
-    </w:p>
-    <w:p>
-      <w:pPr>
-        <w:spacing w:line="336" w:lineRule="auto" w:after="180"/>
-        <w:shd w:fill="F1F6F8"/>
-      </w:pPr>
-      <w:r>
-        <w:rPr>
-          <w:b w:val="0"/>
-        </w:rPr>
-        <w:t>Hint if needed: Use the changed condition and the deciding step in the pictorial trace. The answer must say what follows from those facts.</w:t>
-      </w:r>
-    </w:p>
-    <w:p>
-      <w:pPr>
-        <w:pStyle w:val="Heading3"/>
-      </w:pPr>
-      <w:r>
-        <w:t>Feedback · compare after trying</w:t>
-      </w:r>
-    </w:p>
-    <w:p>
-      <w:pPr>
-        <w:spacing w:line="336" w:lineRule="auto" w:after="180"/>
-        <w:shd w:fill="F1F6FC"/>
-      </w:pPr>
-      <w:r>
-        <w:rPr>
-          <w:b w:val="0"/>
-        </w:rPr>
-        <w:t>After your attempt, compare with the supported explanation: sun→end becomes 0.44, beating unchanged rain→end 0.405.</w:t>
-      </w:r>
-    </w:p>
-    <w:p>
-      <w:pPr>
-        <w:spacing w:line="336" w:lineRule="auto" w:after="180"/>
-        <w:shd w:fill="F1F6FC"/>
-      </w:pPr>
-      <w:r>
-        <w:rPr>
-          <w:b w:val="0"/>
-        </w:rPr>
-        <w:t xml:space="preserve">Changing one conditional </w:t>
-      </w:r>
-      <w:r>
-        <w:rPr>
-          <w:b/>
-        </w:rPr>
-        <w:t>distribution</w:t>
-      </w:r>
-      <w:r>
-        <w:rPr>
-          <w:b w:val="0"/>
-        </w:rPr>
-        <w:t xml:space="preserve"> changes its path products while the first-token probabilities remain fixed.</w:t>
-      </w:r>
-    </w:p>
-    <w:p>
-      <w:pPr>
-        <w:pStyle w:val="Heading3"/>
-      </w:pPr>
-      <w:r>
-        <w:t>Repair a missing building block</w:t>
-      </w:r>
-    </w:p>
-    <w:p>
-      <w:pPr>
-        <w:spacing w:line="336" w:lineRule="auto" w:after="180"/>
-      </w:pPr>
-      <w:r>
-        <w:rPr>
-          <w:b w:val="0"/>
-        </w:rPr>
-        <w:t xml:space="preserve">Review Predictive and Generative AI (ai-3/1). Goal: Distinguish discriminative </w:t>
-      </w:r>
-      <w:r>
-        <w:rPr>
-          <w:b/>
-        </w:rPr>
-        <w:t>prediction</w:t>
-      </w:r>
-      <w:r>
-        <w:rPr>
-          <w:b w:val="0"/>
-        </w:rPr>
-        <w:t xml:space="preserve"> from generation by inspecting the requested </w:t>
-      </w:r>
-      <w:r>
-        <w:rPr>
-          <w:b/>
-        </w:rPr>
-        <w:t>output</w:t>
-      </w:r>
-      <w:r>
-        <w:rPr>
-          <w:b w:val="0"/>
-        </w:rPr>
-        <w:t>.</w:t>
-      </w:r>
-    </w:p>
-    <w:p>
-      <w:pPr>
-        <w:spacing w:line="336" w:lineRule="auto" w:after="180"/>
-      </w:pPr>
-      <w:r>
-        <w:rPr>
-          <w:b w:val="0"/>
-        </w:rPr>
-        <w:t>Short practice: Identify the first unsupported claim and explain what source would be needed before asserting it.. Return to this week and explain what you changed.</w:t>
-      </w:r>
-    </w:p>
-    <w:p>
-      <w:pPr>
-        <w:pStyle w:val="Heading3"/>
-      </w:pPr>
-      <w:r>
         <w:t>Keep your completed work</w:t>
       </w:r>
     </w:p>
     <w:p>
       <w:pPr>
-        <w:spacing w:line="336" w:lineRule="auto" w:after="180"/>
-      </w:pPr>
-      <w:r>
-        <w:rPr>
-          <w:b w:val="0"/>
-        </w:rPr>
-        <w:t xml:space="preserve">Use Download completed work in the hosted lesson to export your answers, reflections, practice feedback and code-run </w:t>
-      </w:r>
-      <w:r>
-        <w:rPr>
-          <w:b/>
-        </w:rPr>
-        <w:t>evidence</w:t>
-      </w:r>
-      <w:r>
-        <w:rPr>
-          <w:b w:val="0"/>
-        </w:rPr>
-        <w:t>. Open the HTML copy to read or print it.</w:t>
-      </w:r>
-    </w:p>
-    <w:p>
-      <w:pPr>
-        <w:spacing w:line="336" w:lineRule="auto" w:after="180"/>
-      </w:pPr>
-      <w:r>
-        <w:rPr>
-          <w:b w:val="0"/>
-        </w:rPr>
-        <w:t>Drafts stay in this browser when storage is available; clear drafts on a shared device.</w:t>
-      </w:r>
-    </w:p>
-    <w:p>
-      <w:pPr>
-        <w:pStyle w:val="Heading3"/>
-      </w:pPr>
-      <w:r>
-        <w:t>What I repaired, the evidence I kept and the next test</w:t>
-      </w:r>
-    </w:p>
-    <w:p>
-      <w:r>
-        <w:t>________________________________________________________________</w:t>
-      </w:r>
-    </w:p>
-    <w:p>
-      <w:r>
-        <w:t>________________________________________________________________</w:t>
-      </w:r>
-    </w:p>
-    <w:p>
-      <w:r>
-        <w:t>________________________________________________________________</w:t>
-      </w:r>
-    </w:p>
-    <w:p>
-      <w:r>
-        <w:t>________________________________________________________________</w:t>
-      </w:r>
-    </w:p>
-    <w:p>
-      <w:r>
-        <w:t>________________________________________________________________</w:t>
-      </w:r>
-    </w:p>
-    <w:p>
-      <w:pPr>
         <w:pStyle w:val="Heading1"/>
       </w:pPr>
       <w:r>
-        <w:t>26. Visual concept journey</w:t>
-      </w:r>
-    </w:p>
-    <w:p>
-      <w:r>
-        <w:t>Explain each A Distribution of Possibilities picture from its labels, then record a relevant limit.</w:t>
-      </w:r>
-    </w:p>
-    <w:p>
-      <w:pPr>
-        <w:pStyle w:val="Heading3"/>
+        <w:t>26. Reference · Six-picture response sheets</w:t>
+      </w:r>
+    </w:p>
+    <w:p>
+      <w:r>
+        <w:t>Choose the relevant picture rather than repeating every task.</w:t>
+      </w:r>
+    </w:p>
+    <w:p>
+      <w:pPr>
+        <w:pStyle w:val="Heading2"/>
       </w:pPr>
       <w:r>
         <w:t>01. A Distribution of Possibilities: the case</w:t>
@@ -2962,7 +3011,6 @@
     <w:p>
       <w:pPr>
         <w:spacing w:line="336" w:lineRule="auto" w:after="180"/>
-        <w:shd w:fill="F5F1FB"/>
       </w:pPr>
       <w:r>
         <w:rPr>
@@ -3001,7 +3049,7 @@
     </w:p>
     <w:p>
       <w:pPr>
-        <w:pStyle w:val="Heading3"/>
+        <w:pStyle w:val="Heading2"/>
       </w:pPr>
       <w:r>
         <w:t>02. Follow the deciding steps</w:t>
@@ -3069,7 +3117,6 @@
     <w:p>
       <w:pPr>
         <w:spacing w:line="336" w:lineRule="auto" w:after="180"/>
-        <w:shd w:fill="F5F1FB"/>
       </w:pPr>
       <w:r>
         <w:rPr>
@@ -3120,7 +3167,7 @@
     </w:p>
     <w:p>
       <w:pPr>
-        <w:pStyle w:val="Heading3"/>
+        <w:pStyle w:val="Heading2"/>
       </w:pPr>
       <w:r>
         <w:t>03. Joint probabilities of the four toy branches</w:t>
@@ -3176,7 +3223,6 @@
     <w:p>
       <w:pPr>
         <w:spacing w:line="336" w:lineRule="auto" w:after="180"/>
-        <w:shd w:fill="F5F1FB"/>
       </w:pPr>
       <w:r>
         <w:rPr>
@@ -3215,7 +3261,7 @@
     </w:p>
     <w:p>
       <w:pPr>
-        <w:pStyle w:val="Heading3"/>
+        <w:pStyle w:val="Heading2"/>
       </w:pPr>
       <w:r>
         <w:t>04. Change one thing. Trace what follows.</w:t>
@@ -3294,7 +3340,6 @@
     <w:p>
       <w:pPr>
         <w:spacing w:line="336" w:lineRule="auto" w:after="180"/>
-        <w:shd w:fill="F5F1FB"/>
       </w:pPr>
       <w:r>
         <w:rPr>
@@ -3333,7 +3378,7 @@
     </w:p>
     <w:p>
       <w:pPr>
-        <w:pStyle w:val="Heading3"/>
+        <w:pStyle w:val="Heading2"/>
       </w:pPr>
       <w:r>
         <w:t>05. Connect the explanation to its limit</w:t>
@@ -3411,7 +3456,6 @@
     <w:p>
       <w:pPr>
         <w:spacing w:line="336" w:lineRule="auto" w:after="180"/>
-        <w:shd w:fill="F5F1FB"/>
       </w:pPr>
       <w:r>
         <w:rPr>
@@ -3450,7 +3494,7 @@
     </w:p>
     <w:p>
       <w:pPr>
-        <w:pStyle w:val="Heading3"/>
+        <w:pStyle w:val="Heading2"/>
       </w:pPr>
       <w:r>
         <w:t>06. Make the idea visible in your project</w:t>
@@ -3495,7 +3539,6 @@
     <w:p>
       <w:pPr>
         <w:spacing w:line="336" w:lineRule="auto" w:after="180"/>
-        <w:shd w:fill="F5F1FB"/>
       </w:pPr>
       <w:r>
         <w:rPr>
@@ -3519,7 +3562,6 @@
     <w:p>
       <w:pPr>
         <w:spacing w:line="336" w:lineRule="auto" w:after="180"/>
-        <w:shd w:fill="F5F1FB"/>
       </w:pPr>
       <w:r>
         <w:rPr>
@@ -3531,7 +3573,6 @@
     <w:p>
       <w:pPr>
         <w:spacing w:line="336" w:lineRule="auto" w:after="180"/>
-        <w:shd w:fill="F5F1FB"/>
       </w:pPr>
       <w:r>
         <w:rPr>
@@ -3578,6 +3619,62 @@
     <w:p>
       <w:r>
         <w:t>________________________________________________________________</w:t>
+      </w:r>
+    </w:p>
+    <w:p>
+      <w:pPr>
+        <w:pStyle w:val="Heading2"/>
+      </w:pPr>
+      <w:r>
+        <w:t>Earlier wording, alternatives and picture transcripts · reference / check after trying</w:t>
+      </w:r>
+    </w:p>
+    <w:p>
+      <w:pPr>
+        <w:pStyle w:val="Heading3"/>
+      </w:pPr>
+      <w:r>
+        <w:t>01. A Distribution of Possibilities: the case</w:t>
+      </w:r>
+    </w:p>
+    <w:p>
+      <w:pPr>
+        <w:pStyle w:val="Heading3"/>
+      </w:pPr>
+      <w:r>
+        <w:t>02. Follow the deciding steps</w:t>
+      </w:r>
+    </w:p>
+    <w:p>
+      <w:pPr>
+        <w:pStyle w:val="Heading3"/>
+      </w:pPr>
+      <w:r>
+        <w:t>03. Joint probabilities of the four toy branches</w:t>
+      </w:r>
+    </w:p>
+    <w:p>
+      <w:pPr>
+        <w:pStyle w:val="Heading3"/>
+      </w:pPr>
+      <w:r>
+        <w:t>04. Change one thing. Trace what follows.</w:t>
+      </w:r>
+    </w:p>
+    <w:p>
+      <w:pPr>
+        <w:pStyle w:val="Heading3"/>
+      </w:pPr>
+      <w:r>
+        <w:t>05. Connect the explanation to its limit</w:t>
+      </w:r>
+    </w:p>
+    <w:p>
+      <w:pPr>
+        <w:pStyle w:val="Heading3"/>
+      </w:pPr>
+      <w:r>
+        <w:t>06. Make the idea visible in your project</w:t>
       </w:r>
     </w:p>
     <w:sectPr>
